--- a/PW I/02 - Atividade Prática — Licenças, Direitos.docx
+++ b/PW I/02 - Atividade Prática — Licenças, Direitos.docx
@@ -62,13 +62,63 @@
         <w:rPr>
           <w:rFonts w:ascii="Arial" w:eastAsia="Arial" w:hAnsi="Arial" w:cs="Arial"/>
         </w:rPr>
+        <w:t xml:space="preserve"> Licenças </w:t>
+      </w:r>
+      <w:proofErr w:type="spellStart"/>
+      <w:r>
+        <w:rPr>
+          <w:rFonts w:ascii="Arial" w:eastAsia="Arial" w:hAnsi="Arial" w:cs="Arial"/>
+        </w:rPr>
+        <w:t>Creative</w:t>
+      </w:r>
+      <w:proofErr w:type="spellEnd"/>
+      <w:r>
+        <w:rPr>
+          <w:rFonts w:ascii="Arial" w:eastAsia="Arial" w:hAnsi="Arial" w:cs="Arial"/>
+        </w:rPr>
+        <w:t xml:space="preserve"> Commons, Royalty </w:t>
+      </w:r>
+      <w:proofErr w:type="spellStart"/>
+      <w:r>
+        <w:rPr>
+          <w:rFonts w:ascii="Arial" w:eastAsia="Arial" w:hAnsi="Arial" w:cs="Arial"/>
+        </w:rPr>
+        <w:t>Free</w:t>
+      </w:r>
+      <w:proofErr w:type="spellEnd"/>
+      <w:r>
+        <w:rPr>
+          <w:rFonts w:ascii="Arial" w:eastAsia="Arial" w:hAnsi="Arial" w:cs="Arial"/>
+        </w:rPr>
+        <w:t xml:space="preserve">, </w:t>
+      </w:r>
+      <w:proofErr w:type="spellStart"/>
+      <w:r>
+        <w:rPr>
+          <w:rFonts w:ascii="Arial" w:eastAsia="Arial" w:hAnsi="Arial" w:cs="Arial"/>
+        </w:rPr>
+        <w:t>Rights</w:t>
+      </w:r>
+      <w:proofErr w:type="spellEnd"/>
+      <w:r>
+        <w:rPr>
+          <w:rFonts w:ascii="Arial" w:eastAsia="Arial" w:hAnsi="Arial" w:cs="Arial"/>
+        </w:rPr>
         <w:t xml:space="preserve"> </w:t>
       </w:r>
-      <w:r>
-        <w:rPr>
-          <w:rFonts w:ascii="Arial" w:eastAsia="Arial" w:hAnsi="Arial" w:cs="Arial"/>
-        </w:rPr>
-        <w:t>Licenças Creative Commons, Royalty Free, Rights Managed e Direitos Autorais</w:t>
+      <w:proofErr w:type="spellStart"/>
+      <w:r>
+        <w:rPr>
+          <w:rFonts w:ascii="Arial" w:eastAsia="Arial" w:hAnsi="Arial" w:cs="Arial"/>
+        </w:rPr>
+        <w:t>Managed</w:t>
+      </w:r>
+      <w:proofErr w:type="spellEnd"/>
+      <w:r>
+        <w:rPr>
+          <w:rFonts w:ascii="Arial" w:eastAsia="Arial" w:hAnsi="Arial" w:cs="Arial"/>
+        </w:rPr>
+        <w:t xml:space="preserve"> e Direitos Autorais</w:t>
       </w:r>
       <w:r>
         <w:rPr>
@@ -108,19 +158,7 @@
         <w:rPr>
           <w:rFonts w:ascii="Arial" w:eastAsia="Arial" w:hAnsi="Arial" w:cs="Arial"/>
         </w:rPr>
-        <w:t xml:space="preserve"> Trabalho em grupos de </w:t>
-      </w:r>
-      <w:r>
-        <w:rPr>
-          <w:rFonts w:ascii="Arial" w:eastAsia="Arial" w:hAnsi="Arial" w:cs="Arial"/>
-        </w:rPr>
-        <w:t>3 a 4</w:t>
-      </w:r>
-      <w:r>
-        <w:rPr>
-          <w:rFonts w:ascii="Arial" w:eastAsia="Arial" w:hAnsi="Arial" w:cs="Arial"/>
-        </w:rPr>
-        <w:t xml:space="preserve"> alunos</w:t>
+        <w:t xml:space="preserve"> Trabalho em grupos de 3 a 4 alunos</w:t>
       </w:r>
     </w:p>
     <w:p>
@@ -186,13 +224,21 @@
         <w:rPr>
           <w:rFonts w:ascii="Arial" w:eastAsia="Arial" w:hAnsi="Arial" w:cs="Arial"/>
         </w:rPr>
-        <w:t xml:space="preserve">Identificar diferentes tipos de licenças Creative </w:t>
-      </w:r>
-      <w:r>
-        <w:rPr>
-          <w:rFonts w:ascii="Arial" w:eastAsia="Arial" w:hAnsi="Arial" w:cs="Arial"/>
-        </w:rPr>
-        <w:t>Commons;</w:t>
+        <w:t xml:space="preserve">Identificar diferentes tipos de licenças </w:t>
+      </w:r>
+      <w:proofErr w:type="spellStart"/>
+      <w:r>
+        <w:rPr>
+          <w:rFonts w:ascii="Arial" w:eastAsia="Arial" w:hAnsi="Arial" w:cs="Arial"/>
+        </w:rPr>
+        <w:t>Creative</w:t>
+      </w:r>
+      <w:proofErr w:type="spellEnd"/>
+      <w:r>
+        <w:rPr>
+          <w:rFonts w:ascii="Arial" w:eastAsia="Arial" w:hAnsi="Arial" w:cs="Arial"/>
+        </w:rPr>
+        <w:t xml:space="preserve"> Commons;</w:t>
       </w:r>
     </w:p>
     <w:p>
@@ -249,7 +295,49 @@
         <w:rPr>
           <w:rFonts w:ascii="Arial" w:eastAsia="Arial" w:hAnsi="Arial" w:cs="Arial"/>
         </w:rPr>
-        <w:t>Compreender o funcionamento das licenças Royalty Free e Rights Managed;</w:t>
+        <w:t xml:space="preserve">Compreender o funcionamento das licenças Royalty </w:t>
+      </w:r>
+      <w:proofErr w:type="spellStart"/>
+      <w:r>
+        <w:rPr>
+          <w:rFonts w:ascii="Arial" w:eastAsia="Arial" w:hAnsi="Arial" w:cs="Arial"/>
+        </w:rPr>
+        <w:t>Free</w:t>
+      </w:r>
+      <w:proofErr w:type="spellEnd"/>
+      <w:r>
+        <w:rPr>
+          <w:rFonts w:ascii="Arial" w:eastAsia="Arial" w:hAnsi="Arial" w:cs="Arial"/>
+        </w:rPr>
+        <w:t xml:space="preserve"> e </w:t>
+      </w:r>
+      <w:proofErr w:type="spellStart"/>
+      <w:r>
+        <w:rPr>
+          <w:rFonts w:ascii="Arial" w:eastAsia="Arial" w:hAnsi="Arial" w:cs="Arial"/>
+        </w:rPr>
+        <w:t>Rights</w:t>
+      </w:r>
+      <w:proofErr w:type="spellEnd"/>
+      <w:r>
+        <w:rPr>
+          <w:rFonts w:ascii="Arial" w:eastAsia="Arial" w:hAnsi="Arial" w:cs="Arial"/>
+        </w:rPr>
+        <w:t xml:space="preserve"> </w:t>
+      </w:r>
+      <w:proofErr w:type="spellStart"/>
+      <w:r>
+        <w:rPr>
+          <w:rFonts w:ascii="Arial" w:eastAsia="Arial" w:hAnsi="Arial" w:cs="Arial"/>
+        </w:rPr>
+        <w:t>Managed</w:t>
+      </w:r>
+      <w:proofErr w:type="spellEnd"/>
+      <w:r>
+        <w:rPr>
+          <w:rFonts w:ascii="Arial" w:eastAsia="Arial" w:hAnsi="Arial" w:cs="Arial"/>
+        </w:rPr>
+        <w:t>;</w:t>
       </w:r>
     </w:p>
     <w:p>
@@ -287,13 +375,7 @@
         <w:rPr>
           <w:rFonts w:ascii="Arial" w:eastAsia="Arial" w:hAnsi="Arial" w:cs="Arial"/>
         </w:rPr>
-        <w:t>P</w:t>
-      </w:r>
-      <w:r>
-        <w:rPr>
-          <w:rFonts w:ascii="Arial" w:eastAsia="Arial" w:hAnsi="Arial" w:cs="Arial"/>
-        </w:rPr>
-        <w:t>esquisar imagens, músicas e vídeos que possam ser utilizados em projetos;</w:t>
+        <w:t>Pesquisar imagens, músicas e vídeos que possam ser utilizados em projetos;</w:t>
       </w:r>
     </w:p>
     <w:p>
@@ -350,13 +432,7 @@
         <w:rPr>
           <w:rFonts w:ascii="Arial" w:eastAsia="Arial" w:hAnsi="Arial" w:cs="Arial"/>
         </w:rPr>
-        <w:t>Aplicar esses conhecimentos no desenvolvimento de um pr</w:t>
-      </w:r>
-      <w:r>
-        <w:rPr>
-          <w:rFonts w:ascii="Arial" w:eastAsia="Arial" w:hAnsi="Arial" w:cs="Arial"/>
-        </w:rPr>
-        <w:t>ojeto para a Web.</w:t>
+        <w:t>Aplicar esses conhecimentos no desenvolvimento de um projeto para a Web.</w:t>
       </w:r>
     </w:p>
     <w:p>
@@ -510,13 +586,7 @@
         <w:rPr>
           <w:rFonts w:ascii="Arial" w:eastAsia="Arial" w:hAnsi="Arial" w:cs="Arial"/>
         </w:rPr>
-        <w:t>conteúdos que possam</w:t>
-      </w:r>
-      <w:r>
-        <w:rPr>
-          <w:rFonts w:ascii="Arial" w:eastAsia="Arial" w:hAnsi="Arial" w:cs="Arial"/>
-        </w:rPr>
-        <w:t xml:space="preserve"> ser utilizados legalmente;</w:t>
+        <w:t>conteúdos que possam ser utilizados legalmente;</w:t>
       </w:r>
     </w:p>
     <w:p>
@@ -613,7 +683,21 @@
         <w:rPr>
           <w:rFonts w:ascii="Arial" w:eastAsia="Arial" w:hAnsi="Arial" w:cs="Arial"/>
         </w:rPr>
-        <w:t>Não, pois a imagem que for encontrada pode ter direitos autorais e isso pode prejudicar a equipe futuramente com problemas juridicos.</w:t>
+        <w:t xml:space="preserve">Não, pois a imagem que for encontrada pode ter direitos autorais e isso pode prejudicar a equipe futuramente com problemas </w:t>
+      </w:r>
+      <w:proofErr w:type="spellStart"/>
+      <w:r>
+        <w:rPr>
+          <w:rFonts w:ascii="Arial" w:eastAsia="Arial" w:hAnsi="Arial" w:cs="Arial"/>
+        </w:rPr>
+        <w:t>juridicos</w:t>
+      </w:r>
+      <w:proofErr w:type="spellEnd"/>
+      <w:r>
+        <w:rPr>
+          <w:rFonts w:ascii="Arial" w:eastAsia="Arial" w:hAnsi="Arial" w:cs="Arial"/>
+        </w:rPr>
+        <w:t>.</w:t>
       </w:r>
     </w:p>
     <w:p>
@@ -628,7 +712,7 @@
           <w:rFonts w:ascii="Arial" w:eastAsia="Arial" w:hAnsi="Arial" w:cs="Arial"/>
         </w:rPr>
         <w:pict w14:anchorId="6460DBA7">
-          <v:rect id="shape 3" o:spid="_x0000_i1028" style="width:0;height:1.5pt;visibility:visible;mso-wrap-distance-left:0;mso-wrap-distance-top:0;mso-wrap-distance-right:0;mso-wrap-distance-bottom:0" o:hralign="center" o:hrstd="t" o:hr="t"/>
+          <v:rect id="shape 3" o:spid="_x0000_i1027" style="width:0;height:1.5pt;visibility:visible;mso-wrap-distance-left:0;mso-wrap-distance-top:0;mso-wrap-distance-right:0;mso-wrap-distance-bottom:0" o:hralign="center" o:hrstd="t" o:hr="t"/>
         </w:pict>
       </w:r>
     </w:p>
@@ -644,7 +728,7 @@
           <w:rFonts w:ascii="Arial" w:eastAsia="Arial" w:hAnsi="Arial" w:cs="Arial"/>
         </w:rPr>
         <w:pict w14:anchorId="72D773B3">
-          <v:rect id="shape 4" o:spid="_x0000_i1029" style="width:0;height:1.5pt;visibility:visible;mso-wrap-distance-left:0;mso-wrap-distance-top:0;mso-wrap-distance-right:0;mso-wrap-distance-bottom:0" o:hralign="center" o:hrstd="t" o:hr="t"/>
+          <v:rect id="shape 4" o:spid="_x0000_i1028" style="width:0;height:1.5pt;visibility:visible;mso-wrap-distance-left:0;mso-wrap-distance-top:0;mso-wrap-distance-right:0;mso-wrap-distance-bottom:0" o:hralign="center" o:hrstd="t" o:hr="t"/>
         </w:pict>
       </w:r>
     </w:p>
@@ -660,7 +744,7 @@
           <w:rFonts w:ascii="Arial" w:eastAsia="Arial" w:hAnsi="Arial" w:cs="Arial"/>
         </w:rPr>
         <w:pict w14:anchorId="4E7E98A8">
-          <v:rect id="shape 5" o:spid="_x0000_i1030" style="width:0;height:1.5pt;visibility:visible;mso-wrap-distance-left:0;mso-wrap-distance-top:0;mso-wrap-distance-right:0;mso-wrap-distance-bottom:0" o:hralign="center" o:hrstd="t" o:hr="t"/>
+          <v:rect id="shape 5" o:spid="_x0000_i1029" style="width:0;height:1.5pt;visibility:visible;mso-wrap-distance-left:0;mso-wrap-distance-top:0;mso-wrap-distance-right:0;mso-wrap-distance-bottom:0" o:hralign="center" o:hrstd="t" o:hr="t"/>
         </w:pict>
       </w:r>
     </w:p>
@@ -676,7 +760,7 @@
           <w:rFonts w:ascii="Arial" w:eastAsia="Arial" w:hAnsi="Arial" w:cs="Arial"/>
         </w:rPr>
         <w:pict w14:anchorId="69B33DF8">
-          <v:rect id="shape 6" o:spid="_x0000_i1031" style="width:0;height:1.5pt;visibility:visible;mso-wrap-distance-left:0;mso-wrap-distance-top:0;mso-wrap-distance-right:0;mso-wrap-distance-bottom:0" o:hralign="center" o:hrstd="t" o:hr="t"/>
+          <v:rect id="shape 6" o:spid="_x0000_i1030" style="width:0;height:1.5pt;visibility:visible;mso-wrap-distance-left:0;mso-wrap-distance-top:0;mso-wrap-distance-right:0;mso-wrap-distance-bottom:0" o:hralign="center" o:hrstd="t" o:hr="t"/>
         </w:pict>
       </w:r>
       <w:bookmarkEnd w:id="2"/>
@@ -695,7 +779,21 @@
         <w:rPr>
           <w:rFonts w:ascii="Arial" w:eastAsia="Arial" w:hAnsi="Arial" w:cs="Arial"/>
         </w:rPr>
-        <w:t>3. Parte 1 — Investigando as licenças Creative Commons</w:t>
+        <w:t xml:space="preserve">3. Parte 1 — Investigando as licenças </w:t>
+      </w:r>
+      <w:proofErr w:type="spellStart"/>
+      <w:r>
+        <w:rPr>
+          <w:rFonts w:ascii="Arial" w:eastAsia="Arial" w:hAnsi="Arial" w:cs="Arial"/>
+        </w:rPr>
+        <w:t>Creative</w:t>
+      </w:r>
+      <w:proofErr w:type="spellEnd"/>
+      <w:r>
+        <w:rPr>
+          <w:rFonts w:ascii="Arial" w:eastAsia="Arial" w:hAnsi="Arial" w:cs="Arial"/>
+        </w:rPr>
+        <w:t xml:space="preserve"> Commons</w:t>
       </w:r>
     </w:p>
     <w:p>
@@ -994,25 +1092,7 @@
               <w:rPr>
                 <w:rFonts w:ascii="Arial" w:hAnsi="Arial" w:cs="Arial"/>
               </w:rPr>
-              <w:t xml:space="preserve"> permite alterações completas, criações de obras derivadas</w:t>
-            </w:r>
-            <w:r>
-              <w:rPr>
-                <w:rFonts w:ascii="Arial" w:hAnsi="Arial" w:cs="Arial"/>
-              </w:rPr>
-              <w:t xml:space="preserve"> e</w:t>
-            </w:r>
-            <w:r>
-              <w:rPr>
-                <w:rFonts w:ascii="Arial" w:hAnsi="Arial" w:cs="Arial"/>
-              </w:rPr>
-              <w:t xml:space="preserve"> remixagens</w:t>
-            </w:r>
-            <w:r>
-              <w:rPr>
-                <w:rFonts w:ascii="Arial" w:hAnsi="Arial" w:cs="Arial"/>
-              </w:rPr>
-              <w:t>.</w:t>
+              <w:t xml:space="preserve"> permite alterações completas, criações de obras derivadas e remixagens.</w:t>
             </w:r>
           </w:p>
         </w:tc>
@@ -1125,13 +1205,7 @@
               <w:rPr>
                 <w:rFonts w:ascii="Arial" w:hAnsi="Arial" w:cs="Arial"/>
               </w:rPr>
-              <w:t>P</w:t>
-            </w:r>
-            <w:r>
-              <w:rPr>
-                <w:rFonts w:ascii="Arial" w:hAnsi="Arial" w:cs="Arial"/>
-              </w:rPr>
-              <w:t>ermite a outras pessoas usar, adaptar, remixar e criar novas obras a partir da original, mesmo para fins comerciais, desde que deem crédito ao autor e utilizem a mesma licença em qualquer trabalho derivado.</w:t>
+              <w:t>Permite a outras pessoas usar, adaptar, remixar e criar novas obras a partir da original, mesmo para fins comerciais, desde que deem crédito ao autor e utilizem a mesma licença em qualquer trabalho derivado.</w:t>
             </w:r>
           </w:p>
           <w:p>
@@ -1344,25 +1418,7 @@
               <w:rPr>
                 <w:rFonts w:ascii="Arial" w:hAnsi="Arial" w:cs="Arial"/>
               </w:rPr>
-              <w:t xml:space="preserve"> uma licença</w:t>
-            </w:r>
-            <w:r>
-              <w:rPr>
-                <w:rFonts w:ascii="Arial" w:hAnsi="Arial" w:cs="Arial"/>
-              </w:rPr>
-              <w:t xml:space="preserve"> </w:t>
-            </w:r>
-            <w:r>
-              <w:rPr>
-                <w:rFonts w:ascii="Arial" w:hAnsi="Arial" w:cs="Arial"/>
-              </w:rPr>
-              <w:t>que permite copiar, distribuir e usar uma obra em qualquer formato, seja para fins comerciais ou não, desde que o autor original receba os créditos devidos</w:t>
-            </w:r>
-            <w:r>
-              <w:rPr>
-                <w:rFonts w:ascii="Arial" w:hAnsi="Arial" w:cs="Arial"/>
-              </w:rPr>
-              <w:t>.</w:t>
+              <w:t xml:space="preserve"> uma licença que permite copiar, distribuir e usar uma obra em qualquer formato, seja para fins comerciais ou não, desde que o autor original receba os créditos devidos.</w:t>
             </w:r>
           </w:p>
           <w:p>
@@ -1438,13 +1494,7 @@
               <w:rPr>
                 <w:rFonts w:ascii="Arial" w:hAnsi="Arial" w:cs="Arial"/>
               </w:rPr>
-              <w:t xml:space="preserve">Não, ela </w:t>
-            </w:r>
-            <w:r>
-              <w:rPr>
-                <w:rFonts w:ascii="Arial" w:hAnsi="Arial" w:cs="Arial"/>
-              </w:rPr>
-              <w:t>não permite a distribuição de alterações ou obras derivadas</w:t>
+              <w:t>Não, ela não permite a distribuição de alterações ou obras derivadas</w:t>
             </w:r>
           </w:p>
         </w:tc>
@@ -1551,13 +1601,7 @@
               <w:rPr>
                 <w:rFonts w:ascii="Arial" w:hAnsi="Arial" w:cs="Arial"/>
               </w:rPr>
-              <w:t>É</w:t>
-            </w:r>
-            <w:r>
-              <w:rPr>
-                <w:rFonts w:ascii="Arial" w:hAnsi="Arial" w:cs="Arial"/>
-              </w:rPr>
-              <w:t xml:space="preserve"> uma licença que </w:t>
+              <w:t xml:space="preserve">É uma licença que </w:t>
             </w:r>
             <w:r>
               <w:rPr>
@@ -1945,19 +1989,7 @@
               <w:rPr>
                 <w:rFonts w:ascii="Arial" w:hAnsi="Arial" w:cs="Arial"/>
               </w:rPr>
-              <w:t>perm</w:t>
-            </w:r>
-            <w:r>
-              <w:rPr>
-                <w:rFonts w:ascii="Arial" w:hAnsi="Arial" w:cs="Arial"/>
-              </w:rPr>
-              <w:t>ite</w:t>
-            </w:r>
-            <w:r>
-              <w:rPr>
-                <w:rFonts w:ascii="Arial" w:hAnsi="Arial" w:cs="Arial"/>
-              </w:rPr>
-              <w:t xml:space="preserve"> apenas que outros copiem e distribuam a obra no formato original, com créditos ao autor</w:t>
+              <w:t>permite apenas que outros copiem e distribuam a obra no formato original, com créditos ao autor</w:t>
             </w:r>
           </w:p>
           <w:p>
@@ -2126,7 +2158,7 @@
           <w:rFonts w:ascii="Arial" w:eastAsia="Arial" w:hAnsi="Arial" w:cs="Arial"/>
         </w:rPr>
         <w:pict w14:anchorId="1C5D443D">
-          <v:rect id="shape 7" o:spid="_x0000_i1032" style="width:0;height:1.5pt;visibility:visible;mso-wrap-distance-left:0;mso-wrap-distance-top:0;mso-wrap-distance-right:0;mso-wrap-distance-bottom:0" o:hralign="center" o:hrstd="t" o:hr="t"/>
+          <v:rect id="shape 7" o:spid="_x0000_i1031" style="width:0;height:1.5pt;visibility:visible;mso-wrap-distance-left:0;mso-wrap-distance-top:0;mso-wrap-distance-right:0;mso-wrap-distance-bottom:0" o:hralign="center" o:hrstd="t" o:hr="t"/>
         </w:pict>
       </w:r>
     </w:p>
@@ -2159,7 +2191,7 @@
           <w:rFonts w:ascii="Arial" w:eastAsia="Arial" w:hAnsi="Arial" w:cs="Arial"/>
         </w:rPr>
         <w:pict w14:anchorId="410F9647">
-          <v:rect id="shape 8" o:spid="_x0000_i1033" style="width:0;height:1.5pt;visibility:visible;mso-wrap-distance-left:0;mso-wrap-distance-top:0;mso-wrap-distance-right:0;mso-wrap-distance-bottom:0" o:hralign="center" o:hrstd="t" o:hr="t"/>
+          <v:rect id="shape 8" o:spid="_x0000_i1032" style="width:0;height:1.5pt;visibility:visible;mso-wrap-distance-left:0;mso-wrap-distance-top:0;mso-wrap-distance-right:0;mso-wrap-distance-bottom:0" o:hralign="center" o:hrstd="t" o:hr="t"/>
         </w:pict>
       </w:r>
     </w:p>
@@ -2192,7 +2224,7 @@
           <w:rFonts w:ascii="Arial" w:eastAsia="Arial" w:hAnsi="Arial" w:cs="Arial"/>
         </w:rPr>
         <w:pict w14:anchorId="0E04EB87">
-          <v:rect id="shape 9" o:spid="_x0000_i1034" style="width:0;height:1.5pt;visibility:visible;mso-wrap-distance-left:0;mso-wrap-distance-top:0;mso-wrap-distance-right:0;mso-wrap-distance-bottom:0" o:hralign="center" o:hrstd="t" o:hr="t"/>
+          <v:rect id="shape 9" o:spid="_x0000_i1033" style="width:0;height:1.5pt;visibility:visible;mso-wrap-distance-left:0;mso-wrap-distance-top:0;mso-wrap-distance-right:0;mso-wrap-distance-bottom:0" o:hralign="center" o:hrstd="t" o:hr="t"/>
         </w:pict>
       </w:r>
     </w:p>
@@ -2225,7 +2257,7 @@
           <w:rFonts w:ascii="Arial" w:eastAsia="Arial" w:hAnsi="Arial" w:cs="Arial"/>
         </w:rPr>
         <w:pict w14:anchorId="6DCC4353">
-          <v:rect id="shape 10" o:spid="_x0000_i1035" style="width:0;height:1.5pt;visibility:visible;mso-wrap-distance-left:0;mso-wrap-distance-top:0;mso-wrap-distance-right:0;mso-wrap-distance-bottom:0" o:hralign="center" o:hrstd="t" o:hr="t"/>
+          <v:rect id="shape 10" o:spid="_x0000_i1034" style="width:0;height:1.5pt;visibility:visible;mso-wrap-distance-left:0;mso-wrap-distance-top:0;mso-wrap-distance-right:0;mso-wrap-distance-bottom:0" o:hralign="center" o:hrstd="t" o:hr="t"/>
         </w:pict>
       </w:r>
     </w:p>
@@ -2241,7 +2273,7 @@
           <w:rFonts w:ascii="Arial" w:eastAsia="Arial" w:hAnsi="Arial" w:cs="Arial"/>
         </w:rPr>
         <w:pict w14:anchorId="503FCA93">
-          <v:rect id="shape 11" o:spid="_x0000_i1036" style="width:0;height:1.5pt;visibility:visible;mso-wrap-distance-left:0;mso-wrap-distance-top:0;mso-wrap-distance-right:0;mso-wrap-distance-bottom:0" o:hralign="center" o:hrstd="t" o:hr="t"/>
+          <v:rect id="shape 11" o:spid="_x0000_i1035" style="width:0;height:1.5pt;visibility:visible;mso-wrap-distance-left:0;mso-wrap-distance-top:0;mso-wrap-distance-right:0;mso-wrap-distance-bottom:0" o:hralign="center" o:hrstd="t" o:hr="t"/>
         </w:pict>
       </w:r>
       <w:bookmarkEnd w:id="4"/>
@@ -2291,13 +2323,7 @@
           <w:rFonts w:ascii="Arial" w:eastAsia="Arial" w:hAnsi="Arial" w:cs="Arial"/>
         </w:rPr>
         <w:lastRenderedPageBreak/>
-        <w:t>🟢</w:t>
-      </w:r>
-      <w:r>
-        <w:rPr>
-          <w:rFonts w:ascii="Arial" w:eastAsia="Arial" w:hAnsi="Arial" w:cs="Arial"/>
-        </w:rPr>
-        <w:t xml:space="preserve"> </w:t>
+        <w:t xml:space="preserve">🟢 </w:t>
       </w:r>
       <w:r>
         <w:rPr>
@@ -2312,18 +2338,7 @@
           <w:rFonts w:ascii="Arial" w:eastAsia="Arial" w:hAnsi="Arial" w:cs="Arial"/>
         </w:rPr>
         <w:br/>
-      </w:r>
-      <w:r>
-        <w:rPr>
-          <w:rFonts w:ascii="Arial" w:eastAsia="Arial" w:hAnsi="Arial" w:cs="Arial"/>
-        </w:rPr>
-        <w:t>🔴</w:t>
-      </w:r>
-      <w:r>
-        <w:rPr>
-          <w:rFonts w:ascii="Arial" w:eastAsia="Arial" w:hAnsi="Arial" w:cs="Arial"/>
-        </w:rPr>
-        <w:t xml:space="preserve"> </w:t>
+        <w:t xml:space="preserve">🔴 </w:t>
       </w:r>
       <w:r>
         <w:rPr>
@@ -2338,18 +2353,7 @@
           <w:rFonts w:ascii="Arial" w:eastAsia="Arial" w:hAnsi="Arial" w:cs="Arial"/>
         </w:rPr>
         <w:br/>
-      </w:r>
-      <w:r>
-        <w:rPr>
-          <w:rFonts w:ascii="Arial" w:eastAsia="Arial" w:hAnsi="Arial" w:cs="Arial"/>
-        </w:rPr>
-        <w:t>🟡</w:t>
-      </w:r>
-      <w:r>
-        <w:rPr>
-          <w:rFonts w:ascii="Arial" w:eastAsia="Arial" w:hAnsi="Arial" w:cs="Arial"/>
-        </w:rPr>
-        <w:t xml:space="preserve"> </w:t>
+        <w:t xml:space="preserve">🟡 </w:t>
       </w:r>
       <w:r>
         <w:rPr>
@@ -2487,7 +2491,7 @@
           <w:rFonts w:ascii="Arial" w:eastAsia="Arial" w:hAnsi="Arial" w:cs="Arial"/>
         </w:rPr>
         <w:pict w14:anchorId="77D4CB5C">
-          <v:rect id="shape 13" o:spid="_x0000_i1038" style="width:0;height:1.5pt;visibility:visible;mso-wrap-distance-left:0;mso-wrap-distance-top:0;mso-wrap-distance-right:0;mso-wrap-distance-bottom:0" o:hralign="center" o:hrstd="t" o:hr="t"/>
+          <v:rect id="shape 13" o:spid="_x0000_i1036" style="width:0;height:1.5pt;visibility:visible;mso-wrap-distance-left:0;mso-wrap-distance-top:0;mso-wrap-distance-right:0;mso-wrap-distance-bottom:0" o:hralign="center" o:hrstd="t" o:hr="t"/>
         </w:pict>
       </w:r>
       <w:bookmarkEnd w:id="7"/>
@@ -2613,7 +2617,7 @@
           <w:rFonts w:ascii="Arial" w:eastAsia="Arial" w:hAnsi="Arial" w:cs="Arial"/>
         </w:rPr>
         <w:pict w14:anchorId="12187A57">
-          <v:rect id="shape 15" o:spid="_x0000_i1040" style="width:0;height:1.5pt;visibility:visible;mso-wrap-distance-left:0;mso-wrap-distance-top:0;mso-wrap-distance-right:0;mso-wrap-distance-bottom:0" o:hralign="center" o:hrstd="t" o:hr="t"/>
+          <v:rect id="shape 15" o:spid="_x0000_i1037" style="width:0;height:1.5pt;visibility:visible;mso-wrap-distance-left:0;mso-wrap-distance-top:0;mso-wrap-distance-right:0;mso-wrap-distance-bottom:0" o:hralign="center" o:hrstd="t" o:hr="t"/>
         </w:pict>
       </w:r>
       <w:bookmarkEnd w:id="8"/>
@@ -2751,7 +2755,7 @@
           <w:rFonts w:ascii="Arial" w:eastAsia="Arial" w:hAnsi="Arial" w:cs="Arial"/>
         </w:rPr>
         <w:pict w14:anchorId="15DDA67B">
-          <v:rect id="shape 17" o:spid="_x0000_i1042" style="width:0;height:1.5pt;visibility:visible;mso-wrap-distance-left:0;mso-wrap-distance-top:0;mso-wrap-distance-right:0;mso-wrap-distance-bottom:0" o:hralign="center" o:hrstd="t" o:hr="t"/>
+          <v:rect id="shape 17" o:spid="_x0000_i1038" style="width:0;height:1.5pt;visibility:visible;mso-wrap-distance-left:0;mso-wrap-distance-top:0;mso-wrap-distance-right:0;mso-wrap-distance-bottom:0" o:hralign="center" o:hrstd="t" o:hr="t"/>
         </w:pict>
       </w:r>
       <w:bookmarkEnd w:id="9"/>
@@ -2799,13 +2803,7 @@
         <w:rPr>
           <w:rFonts w:ascii="Arial" w:eastAsia="Arial" w:hAnsi="Arial" w:cs="Arial"/>
         </w:rPr>
-        <w:t>. O aluno deseja modificá-la e publica</w:t>
-      </w:r>
-      <w:r>
-        <w:rPr>
-          <w:rFonts w:ascii="Arial" w:eastAsia="Arial" w:hAnsi="Arial" w:cs="Arial"/>
-        </w:rPr>
-        <w:t>r a nova versão.</w:t>
+        <w:t>. O aluno deseja modificá-la e publicar a nova versão.</w:t>
       </w:r>
     </w:p>
     <w:p>
@@ -2896,7 +2894,7 @@
           <w:rFonts w:ascii="Arial" w:eastAsia="Arial" w:hAnsi="Arial" w:cs="Arial"/>
         </w:rPr>
         <w:pict w14:anchorId="3E59B72D">
-          <v:rect id="shape 19" o:spid="_x0000_i1044" style="width:0;height:1.5pt;visibility:visible;mso-wrap-distance-left:0;mso-wrap-distance-top:0;mso-wrap-distance-right:0;mso-wrap-distance-bottom:0" o:hralign="center" o:hrstd="t" o:hr="t"/>
+          <v:rect id="shape 19" o:spid="_x0000_i1039" style="width:0;height:1.5pt;visibility:visible;mso-wrap-distance-left:0;mso-wrap-distance-top:0;mso-wrap-distance-right:0;mso-wrap-distance-bottom:0" o:hralign="center" o:hrstd="t" o:hr="t"/>
         </w:pict>
       </w:r>
       <w:bookmarkEnd w:id="10"/>
@@ -3017,13 +3015,7 @@
         <w:rPr>
           <w:rFonts w:ascii="Arial" w:eastAsia="Arial" w:hAnsi="Arial" w:cs="Arial"/>
         </w:rPr>
-        <w:t>5. Parte 2 — Laboratório de pesqui</w:t>
-      </w:r>
-      <w:r>
-        <w:rPr>
-          <w:rFonts w:ascii="Arial" w:eastAsia="Arial" w:hAnsi="Arial" w:cs="Arial"/>
-        </w:rPr>
-        <w:t>sa</w:t>
+        <w:t>5. Parte 2 — Laboratório de pesquisa</w:t>
       </w:r>
     </w:p>
     <w:p>
@@ -3209,7 +3201,7 @@
               <w:pStyle w:val="Compact"/>
               <w:spacing w:line="360" w:lineRule="auto"/>
               <w:rPr>
-                <w:rFonts w:ascii="Arial" w:hAnsi="Arial" w:cs="Arial"/>
+                <w:rFonts w:ascii="Arial" w:eastAsia="Arial" w:hAnsi="Arial" w:cs="Arial"/>
               </w:rPr>
             </w:pPr>
             <w:r>
@@ -3218,6 +3210,29 @@
               </w:rPr>
               <w:t>Tipo</w:t>
             </w:r>
+            <w:r>
+              <w:rPr>
+                <w:rFonts w:ascii="Arial" w:eastAsia="Arial" w:hAnsi="Arial" w:cs="Arial"/>
+              </w:rPr>
+              <w:t>:</w:t>
+            </w:r>
+          </w:p>
+          <w:p>
+            <w:pPr>
+              <w:pStyle w:val="Compact"/>
+              <w:spacing w:line="360" w:lineRule="auto"/>
+              <w:rPr>
+                <w:rFonts w:ascii="Arial" w:hAnsi="Arial" w:cs="Arial"/>
+              </w:rPr>
+            </w:pPr>
+            <w:proofErr w:type="spellStart"/>
+            <w:r>
+              <w:rPr>
+                <w:rFonts w:ascii="Arial" w:eastAsia="Arial" w:hAnsi="Arial" w:cs="Arial"/>
+              </w:rPr>
+              <w:t>Royality-free</w:t>
+            </w:r>
+            <w:proofErr w:type="spellEnd"/>
           </w:p>
         </w:tc>
         <w:tc>
@@ -3245,14 +3260,163 @@
               <w:pStyle w:val="Compact"/>
               <w:spacing w:line="360" w:lineRule="auto"/>
               <w:rPr>
-                <w:rFonts w:ascii="Arial" w:hAnsi="Arial" w:cs="Arial"/>
+                <w:rFonts w:ascii="Arial" w:eastAsia="Arial" w:hAnsi="Arial" w:cs="Arial"/>
               </w:rPr>
             </w:pPr>
             <w:r>
               <w:rPr>
                 <w:rFonts w:ascii="Arial" w:eastAsia="Arial" w:hAnsi="Arial" w:cs="Arial"/>
               </w:rPr>
+              <w:lastRenderedPageBreak/>
               <w:t>Nome</w:t>
+            </w:r>
+            <w:r>
+              <w:rPr>
+                <w:rFonts w:ascii="Arial" w:eastAsia="Arial" w:hAnsi="Arial" w:cs="Arial"/>
+              </w:rPr>
+              <w:t>:</w:t>
+            </w:r>
+          </w:p>
+          <w:p>
+            <w:pPr>
+              <w:pStyle w:val="Compact"/>
+              <w:spacing w:line="360" w:lineRule="auto"/>
+              <w:rPr>
+                <w:rFonts w:ascii="Arial" w:eastAsia="Arial" w:hAnsi="Arial" w:cs="Arial"/>
+              </w:rPr>
+            </w:pPr>
+            <w:r>
+              <w:rPr>
+                <w:rFonts w:ascii="Arial" w:eastAsia="Arial" w:hAnsi="Arial" w:cs="Arial"/>
+              </w:rPr>
+              <w:t>Imagem 1:</w:t>
+            </w:r>
+            <w:r>
+              <w:rPr>
+                <w:rFonts w:ascii="Arial" w:eastAsia="Arial" w:hAnsi="Arial" w:cs="Arial"/>
+              </w:rPr>
+              <w:t>Não foi encontrado</w:t>
+            </w:r>
+          </w:p>
+          <w:p>
+            <w:pPr>
+              <w:pStyle w:val="Compact"/>
+              <w:spacing w:line="360" w:lineRule="auto"/>
+              <w:rPr>
+                <w:rFonts w:ascii="Arial" w:eastAsia="Arial" w:hAnsi="Arial" w:cs="Arial"/>
+              </w:rPr>
+            </w:pPr>
+            <w:r>
+              <w:rPr>
+                <w:rFonts w:ascii="Arial" w:eastAsia="Arial" w:hAnsi="Arial" w:cs="Arial"/>
+              </w:rPr>
+              <w:t>Imagem 2:</w:t>
+            </w:r>
+            <w:r>
+              <w:rPr>
+                <w:rFonts w:ascii="Arial" w:eastAsia="Arial" w:hAnsi="Arial" w:cs="Arial"/>
+              </w:rPr>
+              <w:t xml:space="preserve">Gamers </w:t>
+            </w:r>
+            <w:proofErr w:type="spellStart"/>
+            <w:r>
+              <w:rPr>
+                <w:rFonts w:ascii="Arial" w:eastAsia="Arial" w:hAnsi="Arial" w:cs="Arial"/>
+              </w:rPr>
+              <w:t>Sitting</w:t>
+            </w:r>
+            <w:proofErr w:type="spellEnd"/>
+            <w:r>
+              <w:rPr>
+                <w:rFonts w:ascii="Arial" w:eastAsia="Arial" w:hAnsi="Arial" w:cs="Arial"/>
+              </w:rPr>
+              <w:t xml:space="preserve"> </w:t>
+            </w:r>
+            <w:proofErr w:type="spellStart"/>
+            <w:r>
+              <w:rPr>
+                <w:rFonts w:ascii="Arial" w:eastAsia="Arial" w:hAnsi="Arial" w:cs="Arial"/>
+              </w:rPr>
+              <w:t>Together</w:t>
+            </w:r>
+            <w:proofErr w:type="spellEnd"/>
+            <w:r>
+              <w:rPr>
+                <w:rFonts w:ascii="Arial" w:eastAsia="Arial" w:hAnsi="Arial" w:cs="Arial"/>
+              </w:rPr>
+              <w:t xml:space="preserve"> </w:t>
+            </w:r>
+            <w:proofErr w:type="spellStart"/>
+            <w:r>
+              <w:rPr>
+                <w:rFonts w:ascii="Arial" w:eastAsia="Arial" w:hAnsi="Arial" w:cs="Arial"/>
+              </w:rPr>
+              <w:t>on</w:t>
+            </w:r>
+            <w:proofErr w:type="spellEnd"/>
+            <w:r>
+              <w:rPr>
+                <w:rFonts w:ascii="Arial" w:eastAsia="Arial" w:hAnsi="Arial" w:cs="Arial"/>
+              </w:rPr>
+              <w:t xml:space="preserve"> a </w:t>
+            </w:r>
+            <w:proofErr w:type="spellStart"/>
+            <w:r>
+              <w:rPr>
+                <w:rFonts w:ascii="Arial" w:eastAsia="Arial" w:hAnsi="Arial" w:cs="Arial"/>
+              </w:rPr>
+              <w:t>Sofa</w:t>
+            </w:r>
+            <w:proofErr w:type="spellEnd"/>
+            <w:r>
+              <w:rPr>
+                <w:rFonts w:ascii="Arial" w:eastAsia="Arial" w:hAnsi="Arial" w:cs="Arial"/>
+              </w:rPr>
+              <w:t xml:space="preserve"> (Não é certeza </w:t>
+            </w:r>
+            <w:proofErr w:type="gramStart"/>
+            <w:r>
+              <w:rPr>
+                <w:rFonts w:ascii="Arial" w:eastAsia="Arial" w:hAnsi="Arial" w:cs="Arial"/>
+              </w:rPr>
+              <w:t>desse</w:t>
+            </w:r>
+            <w:proofErr w:type="gramEnd"/>
+            <w:r>
+              <w:rPr>
+                <w:rFonts w:ascii="Arial" w:eastAsia="Arial" w:hAnsi="Arial" w:cs="Arial"/>
+              </w:rPr>
+              <w:t xml:space="preserve"> ser o nome correto)</w:t>
+            </w:r>
+          </w:p>
+          <w:p>
+            <w:pPr>
+              <w:pStyle w:val="Compact"/>
+              <w:spacing w:line="360" w:lineRule="auto"/>
+              <w:rPr>
+                <w:rFonts w:ascii="Arial" w:eastAsia="Arial" w:hAnsi="Arial" w:cs="Arial"/>
+              </w:rPr>
+            </w:pPr>
+            <w:r>
+              <w:rPr>
+                <w:rFonts w:ascii="Arial" w:eastAsia="Arial" w:hAnsi="Arial" w:cs="Arial"/>
+              </w:rPr>
+              <w:t>Vídeo:</w:t>
+            </w:r>
+          </w:p>
+          <w:p>
+            <w:pPr>
+              <w:pStyle w:val="Compact"/>
+              <w:spacing w:line="360" w:lineRule="auto"/>
+              <w:rPr>
+                <w:rFonts w:ascii="Arial" w:hAnsi="Arial" w:cs="Arial"/>
+              </w:rPr>
+            </w:pPr>
+            <w:r>
+              <w:rPr>
+                <w:rFonts w:ascii="Arial" w:eastAsia="Arial" w:hAnsi="Arial" w:cs="Arial"/>
+              </w:rPr>
+              <w:t>Música:</w:t>
             </w:r>
           </w:p>
         </w:tc>
@@ -3281,15 +3445,114 @@
               <w:pStyle w:val="Compact"/>
               <w:spacing w:line="360" w:lineRule="auto"/>
               <w:rPr>
-                <w:rFonts w:ascii="Arial" w:hAnsi="Arial" w:cs="Arial"/>
+                <w:rFonts w:ascii="Arial" w:eastAsia="Arial" w:hAnsi="Arial" w:cs="Arial"/>
               </w:rPr>
             </w:pPr>
             <w:r>
               <w:rPr>
                 <w:rFonts w:ascii="Arial" w:eastAsia="Arial" w:hAnsi="Arial" w:cs="Arial"/>
               </w:rPr>
-              <w:lastRenderedPageBreak/>
               <w:t>Autor</w:t>
+            </w:r>
+            <w:r>
+              <w:rPr>
+                <w:rFonts w:ascii="Arial" w:eastAsia="Arial" w:hAnsi="Arial" w:cs="Arial"/>
+              </w:rPr>
+              <w:t>:</w:t>
+            </w:r>
+          </w:p>
+          <w:p>
+            <w:pPr>
+              <w:pStyle w:val="Compact"/>
+              <w:spacing w:line="360" w:lineRule="auto"/>
+              <w:rPr>
+                <w:rFonts w:ascii="Arial" w:eastAsia="Arial" w:hAnsi="Arial" w:cs="Arial"/>
+              </w:rPr>
+            </w:pPr>
+            <w:r>
+              <w:rPr>
+                <w:rFonts w:ascii="Arial" w:eastAsia="Arial" w:hAnsi="Arial" w:cs="Arial"/>
+              </w:rPr>
+              <w:t>Imagem 1:</w:t>
+            </w:r>
+            <w:r>
+              <w:rPr>
+                <w:rFonts w:ascii="Arial" w:eastAsia="Arial" w:hAnsi="Arial" w:cs="Arial"/>
+              </w:rPr>
+              <w:t xml:space="preserve">AXP </w:t>
+            </w:r>
+            <w:proofErr w:type="spellStart"/>
+            <w:r>
+              <w:rPr>
+                <w:rFonts w:ascii="Arial" w:eastAsia="Arial" w:hAnsi="Arial" w:cs="Arial"/>
+              </w:rPr>
+              <w:t>Photography</w:t>
+            </w:r>
+            <w:proofErr w:type="spellEnd"/>
+          </w:p>
+          <w:p>
+            <w:pPr>
+              <w:pStyle w:val="Compact"/>
+              <w:spacing w:line="360" w:lineRule="auto"/>
+              <w:rPr>
+                <w:rFonts w:ascii="Arial" w:eastAsia="Arial" w:hAnsi="Arial" w:cs="Arial"/>
+              </w:rPr>
+            </w:pPr>
+            <w:r>
+              <w:rPr>
+                <w:rFonts w:ascii="Arial" w:eastAsia="Arial" w:hAnsi="Arial" w:cs="Arial"/>
+              </w:rPr>
+              <w:t>Imagem 2:</w:t>
+            </w:r>
+            <w:r>
+              <w:rPr>
+                <w:rFonts w:ascii="Arial" w:eastAsia="Arial" w:hAnsi="Arial" w:cs="Arial"/>
+              </w:rPr>
+              <w:t xml:space="preserve">Alena </w:t>
+            </w:r>
+            <w:proofErr w:type="spellStart"/>
+            <w:r>
+              <w:rPr>
+                <w:rFonts w:ascii="Arial" w:eastAsia="Arial" w:hAnsi="Arial" w:cs="Arial"/>
+              </w:rPr>
+              <w:t>Darmel</w:t>
+            </w:r>
+            <w:proofErr w:type="spellEnd"/>
+          </w:p>
+          <w:p>
+            <w:pPr>
+              <w:pStyle w:val="Compact"/>
+              <w:spacing w:line="360" w:lineRule="auto"/>
+              <w:rPr>
+                <w:rFonts w:ascii="Arial" w:eastAsia="Arial" w:hAnsi="Arial" w:cs="Arial"/>
+              </w:rPr>
+            </w:pPr>
+            <w:r>
+              <w:rPr>
+                <w:rFonts w:ascii="Arial" w:eastAsia="Arial" w:hAnsi="Arial" w:cs="Arial"/>
+              </w:rPr>
+              <w:t>Vídeo:</w:t>
+            </w:r>
+          </w:p>
+          <w:p>
+            <w:pPr>
+              <w:pStyle w:val="Compact"/>
+              <w:spacing w:line="360" w:lineRule="auto"/>
+              <w:rPr>
+                <w:rFonts w:ascii="Arial" w:eastAsia="Arial" w:hAnsi="Arial" w:cs="Arial"/>
+              </w:rPr>
+            </w:pPr>
+            <w:r>
+              <w:rPr>
+                <w:rFonts w:ascii="Arial" w:eastAsia="Arial" w:hAnsi="Arial" w:cs="Arial"/>
+              </w:rPr>
+              <w:t>Música</w:t>
+            </w:r>
+            <w:r>
+              <w:rPr>
+                <w:rFonts w:ascii="Arial" w:eastAsia="Arial" w:hAnsi="Arial" w:cs="Arial"/>
+              </w:rPr>
+              <w:t>:</w:t>
             </w:r>
           </w:p>
         </w:tc>
@@ -3318,7 +3581,7 @@
               <w:pStyle w:val="Compact"/>
               <w:spacing w:line="360" w:lineRule="auto"/>
               <w:rPr>
-                <w:rFonts w:ascii="Arial" w:hAnsi="Arial" w:cs="Arial"/>
+                <w:rFonts w:ascii="Arial" w:eastAsia="Arial" w:hAnsi="Arial" w:cs="Arial"/>
               </w:rPr>
             </w:pPr>
             <w:r>
@@ -3326,6 +3589,27 @@
                 <w:rFonts w:ascii="Arial" w:eastAsia="Arial" w:hAnsi="Arial" w:cs="Arial"/>
               </w:rPr>
               <w:t>Site onde encontrou</w:t>
+            </w:r>
+            <w:r>
+              <w:rPr>
+                <w:rFonts w:ascii="Arial" w:eastAsia="Arial" w:hAnsi="Arial" w:cs="Arial"/>
+              </w:rPr>
+              <w:t>:</w:t>
+            </w:r>
+          </w:p>
+          <w:p>
+            <w:pPr>
+              <w:pStyle w:val="Compact"/>
+              <w:spacing w:line="360" w:lineRule="auto"/>
+              <w:rPr>
+                <w:rFonts w:ascii="Arial" w:hAnsi="Arial" w:cs="Arial"/>
+              </w:rPr>
+            </w:pPr>
+            <w:r>
+              <w:rPr>
+                <w:rFonts w:ascii="Arial" w:eastAsia="Arial" w:hAnsi="Arial" w:cs="Arial"/>
+              </w:rPr>
+              <w:t>Pexels.com</w:t>
             </w:r>
           </w:p>
         </w:tc>
@@ -3354,7 +3638,7 @@
               <w:pStyle w:val="Compact"/>
               <w:spacing w:line="360" w:lineRule="auto"/>
               <w:rPr>
-                <w:rFonts w:ascii="Arial" w:hAnsi="Arial" w:cs="Arial"/>
+                <w:rFonts w:ascii="Arial" w:eastAsia="Arial" w:hAnsi="Arial" w:cs="Arial"/>
               </w:rPr>
             </w:pPr>
             <w:r>
@@ -3363,6 +3647,35 @@
               </w:rPr>
               <w:t>Licença</w:t>
             </w:r>
+            <w:r>
+              <w:rPr>
+                <w:rFonts w:ascii="Arial" w:eastAsia="Arial" w:hAnsi="Arial" w:cs="Arial"/>
+              </w:rPr>
+              <w:t>:</w:t>
+            </w:r>
+          </w:p>
+          <w:p>
+            <w:pPr>
+              <w:pStyle w:val="Compact"/>
+              <w:spacing w:line="360" w:lineRule="auto"/>
+              <w:rPr>
+                <w:rFonts w:ascii="Arial" w:hAnsi="Arial" w:cs="Arial"/>
+              </w:rPr>
+            </w:pPr>
+            <w:r>
+              <w:rPr>
+                <w:rFonts w:ascii="Arial" w:eastAsia="Arial" w:hAnsi="Arial" w:cs="Arial"/>
+              </w:rPr>
+              <w:t xml:space="preserve">Licença </w:t>
+            </w:r>
+            <w:proofErr w:type="spellStart"/>
+            <w:r>
+              <w:rPr>
+                <w:rFonts w:ascii="Arial" w:eastAsia="Arial" w:hAnsi="Arial" w:cs="Arial"/>
+              </w:rPr>
+              <w:t>Pexels</w:t>
+            </w:r>
+            <w:proofErr w:type="spellEnd"/>
           </w:p>
         </w:tc>
         <w:tc>
@@ -3390,7 +3703,7 @@
               <w:pStyle w:val="Compact"/>
               <w:spacing w:line="360" w:lineRule="auto"/>
               <w:rPr>
-                <w:rFonts w:ascii="Arial" w:hAnsi="Arial" w:cs="Arial"/>
+                <w:rFonts w:ascii="Arial" w:eastAsia="Arial" w:hAnsi="Arial" w:cs="Arial"/>
               </w:rPr>
             </w:pPr>
             <w:r>
@@ -3398,6 +3711,21 @@
                 <w:rFonts w:ascii="Arial" w:eastAsia="Arial" w:hAnsi="Arial" w:cs="Arial"/>
               </w:rPr>
               <w:t>Permite uso comercial?</w:t>
+            </w:r>
+          </w:p>
+          <w:p>
+            <w:pPr>
+              <w:pStyle w:val="Compact"/>
+              <w:spacing w:line="360" w:lineRule="auto"/>
+              <w:rPr>
+                <w:rFonts w:ascii="Arial" w:hAnsi="Arial" w:cs="Arial"/>
+              </w:rPr>
+            </w:pPr>
+            <w:r>
+              <w:rPr>
+                <w:rFonts w:ascii="Arial" w:eastAsia="Arial" w:hAnsi="Arial" w:cs="Arial"/>
+              </w:rPr>
+              <w:t>Sim, permite</w:t>
             </w:r>
           </w:p>
         </w:tc>
@@ -3426,7 +3754,7 @@
               <w:pStyle w:val="Compact"/>
               <w:spacing w:line="360" w:lineRule="auto"/>
               <w:rPr>
-                <w:rFonts w:ascii="Arial" w:hAnsi="Arial" w:cs="Arial"/>
+                <w:rFonts w:ascii="Arial" w:eastAsia="Arial" w:hAnsi="Arial" w:cs="Arial"/>
               </w:rPr>
             </w:pPr>
             <w:r>
@@ -3434,6 +3762,21 @@
                 <w:rFonts w:ascii="Arial" w:eastAsia="Arial" w:hAnsi="Arial" w:cs="Arial"/>
               </w:rPr>
               <w:t>Permite alteração?</w:t>
+            </w:r>
+          </w:p>
+          <w:p>
+            <w:pPr>
+              <w:pStyle w:val="Compact"/>
+              <w:spacing w:line="360" w:lineRule="auto"/>
+              <w:rPr>
+                <w:rFonts w:ascii="Arial" w:hAnsi="Arial" w:cs="Arial"/>
+              </w:rPr>
+            </w:pPr>
+            <w:r>
+              <w:rPr>
+                <w:rFonts w:ascii="Arial" w:eastAsia="Arial" w:hAnsi="Arial" w:cs="Arial"/>
+              </w:rPr>
+              <w:t>Sim, permite</w:t>
             </w:r>
           </w:p>
         </w:tc>
@@ -3462,7 +3805,7 @@
               <w:pStyle w:val="Compact"/>
               <w:spacing w:line="360" w:lineRule="auto"/>
               <w:rPr>
-                <w:rFonts w:ascii="Arial" w:hAnsi="Arial" w:cs="Arial"/>
+                <w:rFonts w:ascii="Arial" w:eastAsia="Arial" w:hAnsi="Arial" w:cs="Arial"/>
               </w:rPr>
             </w:pPr>
             <w:r>
@@ -3470,6 +3813,21 @@
                 <w:rFonts w:ascii="Arial" w:eastAsia="Arial" w:hAnsi="Arial" w:cs="Arial"/>
               </w:rPr>
               <w:t>Precisa dar crédito?</w:t>
+            </w:r>
+          </w:p>
+          <w:p>
+            <w:pPr>
+              <w:pStyle w:val="Compact"/>
+              <w:spacing w:line="360" w:lineRule="auto"/>
+              <w:rPr>
+                <w:rFonts w:ascii="Arial" w:hAnsi="Arial" w:cs="Arial"/>
+              </w:rPr>
+            </w:pPr>
+            <w:r>
+              <w:rPr>
+                <w:rFonts w:ascii="Arial" w:eastAsia="Arial" w:hAnsi="Arial" w:cs="Arial"/>
+              </w:rPr>
+              <w:t>Não, não é obrigatório</w:t>
             </w:r>
           </w:p>
         </w:tc>
@@ -3498,7 +3856,7 @@
               <w:pStyle w:val="Compact"/>
               <w:spacing w:line="360" w:lineRule="auto"/>
               <w:rPr>
-                <w:rFonts w:ascii="Arial" w:hAnsi="Arial" w:cs="Arial"/>
+                <w:rFonts w:ascii="Arial" w:eastAsia="Arial" w:hAnsi="Arial" w:cs="Arial"/>
               </w:rPr>
             </w:pPr>
             <w:r>
@@ -3506,6 +3864,34 @@
                 <w:rFonts w:ascii="Arial" w:eastAsia="Arial" w:hAnsi="Arial" w:cs="Arial"/>
               </w:rPr>
               <w:t>Link da licença</w:t>
+            </w:r>
+            <w:r>
+              <w:rPr>
+                <w:rFonts w:ascii="Arial" w:eastAsia="Arial" w:hAnsi="Arial" w:cs="Arial"/>
+              </w:rPr>
+              <w:t>:</w:t>
+            </w:r>
+          </w:p>
+          <w:p>
+            <w:pPr>
+              <w:pStyle w:val="Compact"/>
+              <w:spacing w:line="360" w:lineRule="auto"/>
+              <w:rPr>
+                <w:rFonts w:ascii="Arial" w:hAnsi="Arial" w:cs="Arial"/>
+              </w:rPr>
+            </w:pPr>
+            <w:r>
+              <w:rPr>
+                <w:rFonts w:ascii="Arial" w:hAnsi="Arial" w:cs="Arial"/>
+              </w:rPr>
+              <w:t>https://www.google.com/goto?url=CAESXQHrOzAV3vCERmvPIqDKS_nlmJ3PkaI7mGRoNCy1vAPbwa4V-Y6cAoruhUf8KsxcIDsTbY9FhHfMp1o70uBnlA_t9YNHS6</w:t>
+            </w:r>
+            <w:r>
+              <w:rPr>
+                <w:rFonts w:ascii="Arial" w:hAnsi="Arial" w:cs="Arial"/>
+              </w:rPr>
+              <w:lastRenderedPageBreak/>
+              <w:t>n-64oxSLB9obBzIObpFLo7mih49_LBAw</w:t>
             </w:r>
           </w:p>
         </w:tc>
@@ -3534,7 +3920,7 @@
               <w:pStyle w:val="Compact"/>
               <w:spacing w:line="360" w:lineRule="auto"/>
               <w:rPr>
-                <w:rFonts w:ascii="Arial" w:hAnsi="Arial" w:cs="Arial"/>
+                <w:rFonts w:ascii="Arial" w:eastAsia="Arial" w:hAnsi="Arial" w:cs="Arial"/>
               </w:rPr>
             </w:pPr>
             <w:r>
@@ -3542,6 +3928,21 @@
                 <w:rFonts w:ascii="Arial" w:eastAsia="Arial" w:hAnsi="Arial" w:cs="Arial"/>
               </w:rPr>
               <w:t>Podemos utilizar no projeto?</w:t>
+            </w:r>
+          </w:p>
+          <w:p>
+            <w:pPr>
+              <w:pStyle w:val="Compact"/>
+              <w:spacing w:line="360" w:lineRule="auto"/>
+              <w:rPr>
+                <w:rFonts w:ascii="Arial" w:hAnsi="Arial" w:cs="Arial"/>
+              </w:rPr>
+            </w:pPr>
+            <w:r>
+              <w:rPr>
+                <w:rFonts w:ascii="Arial" w:eastAsia="Arial" w:hAnsi="Arial" w:cs="Arial"/>
+              </w:rPr>
+              <w:t>Sim, podemos</w:t>
             </w:r>
           </w:p>
         </w:tc>
@@ -3570,7 +3971,7 @@
               <w:pStyle w:val="Compact"/>
               <w:spacing w:line="360" w:lineRule="auto"/>
               <w:rPr>
-                <w:rFonts w:ascii="Arial" w:hAnsi="Arial" w:cs="Arial"/>
+                <w:rFonts w:ascii="Arial" w:eastAsia="Arial" w:hAnsi="Arial" w:cs="Arial"/>
               </w:rPr>
             </w:pPr>
             <w:r>
@@ -3578,6 +3979,59 @@
                 <w:rFonts w:ascii="Arial" w:eastAsia="Arial" w:hAnsi="Arial" w:cs="Arial"/>
               </w:rPr>
               <w:t>Justificativa</w:t>
+            </w:r>
+          </w:p>
+          <w:p>
+            <w:pPr>
+              <w:pStyle w:val="Compact"/>
+              <w:spacing w:line="360" w:lineRule="auto"/>
+              <w:rPr>
+                <w:rFonts w:ascii="Arial" w:hAnsi="Arial" w:cs="Arial"/>
+              </w:rPr>
+            </w:pPr>
+            <w:r>
+              <w:rPr>
+                <w:rFonts w:ascii="Arial" w:hAnsi="Arial" w:cs="Arial"/>
+              </w:rPr>
+              <w:t>Todas as fotos e vídeos da plataforma são disponibilizados sob</w:t>
+            </w:r>
+            <w:r>
+              <w:rPr>
+                <w:rFonts w:ascii="Arial" w:hAnsi="Arial" w:cs="Arial"/>
+              </w:rPr>
+              <w:t xml:space="preserve"> a Licença </w:t>
+            </w:r>
+            <w:proofErr w:type="spellStart"/>
+            <w:r>
+              <w:rPr>
+                <w:rFonts w:ascii="Arial" w:hAnsi="Arial" w:cs="Arial"/>
+              </w:rPr>
+              <w:t>Pexels</w:t>
+            </w:r>
+            <w:proofErr w:type="spellEnd"/>
+            <w:r>
+              <w:rPr>
+                <w:rFonts w:ascii="Arial" w:hAnsi="Arial" w:cs="Arial"/>
+              </w:rPr>
+              <w:t xml:space="preserve">, o que significa que o uso para fins pessoais, educacionais e até comerciais é </w:t>
+            </w:r>
+            <w:r>
+              <w:rPr>
+                <w:rStyle w:val="Forte"/>
+                <w:rFonts w:ascii="Arial" w:hAnsi="Arial" w:cs="Arial"/>
+                <w:b w:val="0"/>
+                <w:bCs w:val="0"/>
+              </w:rPr>
+              <w:t>100% gratuito</w:t>
+            </w:r>
+            <w:r>
+              <w:rPr>
+                <w:rStyle w:val="Forte"/>
+                <w:rFonts w:ascii="Arial" w:hAnsi="Arial" w:cs="Arial"/>
+                <w:b w:val="0"/>
+                <w:bCs w:val="0"/>
+              </w:rPr>
+              <w:t>.</w:t>
             </w:r>
           </w:p>
         </w:tc>
@@ -3609,7 +4063,21 @@
         <w:rPr>
           <w:rFonts w:ascii="Arial" w:eastAsia="Arial" w:hAnsi="Arial" w:cs="Arial"/>
         </w:rPr>
-        <w:t>Repita a análise para os demais conteúdos.</w:t>
+        <w:t xml:space="preserve">Repita a análise para os demais </w:t>
+      </w:r>
+      <w:proofErr w:type="spellStart"/>
+      <w:r>
+        <w:rPr>
+          <w:rFonts w:ascii="Arial" w:eastAsia="Arial" w:hAnsi="Arial" w:cs="Arial"/>
+        </w:rPr>
+        <w:t>conteúdos</w:t>
+      </w:r>
+      <w:proofErr w:type="spellEnd"/>
+      <w:r>
+        <w:rPr>
+          <w:rFonts w:ascii="Arial" w:eastAsia="Arial" w:hAnsi="Arial" w:cs="Arial"/>
+        </w:rPr>
+        <w:t>.</w:t>
       </w:r>
     </w:p>
     <w:p>
@@ -3624,7 +4092,7 @@
           <w:rFonts w:ascii="Arial" w:eastAsia="Arial" w:hAnsi="Arial" w:cs="Arial"/>
         </w:rPr>
         <w:pict w14:anchorId="5842E5F8">
-          <v:rect id="shape 22" o:spid="_x0000_i1047" style="width:0;height:1.5pt;visibility:visible;mso-wrap-distance-left:0;mso-wrap-distance-top:0;mso-wrap-distance-right:0;mso-wrap-distance-bottom:0" o:hralign="center" o:hrstd="t" o:hr="t"/>
+          <v:rect id="shape 22" o:spid="_x0000_i1040" style="width:0;height:1.5pt;visibility:visible;mso-wrap-distance-left:0;mso-wrap-distance-top:0;mso-wrap-distance-right:0;mso-wrap-distance-bottom:0" o:hralign="center" o:hrstd="t" o:hr="t"/>
         </w:pict>
       </w:r>
       <w:bookmarkEnd w:id="12"/>
@@ -3650,8 +4118,16 @@
         <w:rPr>
           <w:rFonts w:ascii="Arial" w:eastAsia="Arial" w:hAnsi="Arial" w:cs="Arial"/>
         </w:rPr>
-        <w:t>Parte 3 — Royalty Free</w:t>
-      </w:r>
+        <w:t xml:space="preserve">Parte 3 — Royalty </w:t>
+      </w:r>
+      <w:proofErr w:type="spellStart"/>
+      <w:r>
+        <w:rPr>
+          <w:rFonts w:ascii="Arial" w:eastAsia="Arial" w:hAnsi="Arial" w:cs="Arial"/>
+        </w:rPr>
+        <w:t>Free</w:t>
+      </w:r>
+      <w:proofErr w:type="spellEnd"/>
     </w:p>
     <w:p>
       <w:pPr>
@@ -3673,230 +4149,230 @@
           <w:b/>
           <w:bCs/>
         </w:rPr>
-        <w:t>Royalty Free</w:t>
-      </w:r>
-      <w:r>
-        <w:rPr>
-          <w:rFonts w:ascii="Arial" w:eastAsia="Arial" w:hAnsi="Arial" w:cs="Arial"/>
-        </w:rPr>
-        <w:t>.</w:t>
-      </w:r>
-    </w:p>
-    <w:p>
-      <w:pPr>
-        <w:pStyle w:val="Corpodetexto"/>
-        <w:spacing w:line="360" w:lineRule="auto"/>
-        <w:rPr>
-          <w:rFonts w:ascii="Arial" w:hAnsi="Arial" w:cs="Arial"/>
-        </w:rPr>
-      </w:pPr>
-      <w:r>
-        <w:rPr>
-          <w:rFonts w:ascii="Arial" w:eastAsia="Arial" w:hAnsi="Arial" w:cs="Arial"/>
-        </w:rPr>
-        <w:t>Depois responda:</w:t>
-      </w:r>
-    </w:p>
-    <w:p>
-      <w:pPr>
-        <w:pStyle w:val="Ttulo3"/>
-        <w:spacing w:line="360" w:lineRule="auto"/>
-        <w:rPr>
-          <w:rFonts w:ascii="Arial" w:hAnsi="Arial" w:cs="Arial"/>
-        </w:rPr>
-      </w:pPr>
-      <w:bookmarkStart w:id="15" w:name="X6acc38ec669999545349f542ae2afcd3600b34d"/>
-      <w:r>
-        <w:rPr>
-          <w:rFonts w:ascii="Arial" w:eastAsia="Arial" w:hAnsi="Arial" w:cs="Arial"/>
-        </w:rPr>
-        <w:t>1. Royalty Free significa que o conteúdo é sempre gratuito?</w:t>
-      </w:r>
-    </w:p>
-    <w:p>
-      <w:pPr>
-        <w:spacing w:line="360" w:lineRule="auto"/>
-        <w:rPr>
-          <w:rFonts w:ascii="Arial" w:hAnsi="Arial" w:cs="Arial"/>
-        </w:rPr>
-      </w:pPr>
-      <w:r>
-        <w:rPr>
-          <w:rFonts w:ascii="Arial" w:eastAsia="Arial" w:hAnsi="Arial" w:cs="Arial"/>
-        </w:rPr>
-        <w:pict w14:anchorId="197D5109">
-          <v:rect id="shape 23" o:spid="_x0000_i1048" style="width:0;height:1.5pt;visibility:visible;mso-wrap-distance-left:0;mso-wrap-distance-top:0;mso-wrap-distance-right:0;mso-wrap-distance-bottom:0" o:hralign="center" o:hrstd="t" o:hr="t"/>
-        </w:pict>
-      </w:r>
-    </w:p>
-    <w:p>
-      <w:pPr>
-        <w:spacing w:line="360" w:lineRule="auto"/>
-        <w:rPr>
-          <w:rFonts w:ascii="Arial" w:hAnsi="Arial" w:cs="Arial"/>
-        </w:rPr>
-      </w:pPr>
-      <w:r>
-        <w:rPr>
-          <w:rFonts w:ascii="Arial" w:eastAsia="Arial" w:hAnsi="Arial" w:cs="Arial"/>
-        </w:rPr>
-        <w:pict w14:anchorId="779A75FF">
-          <v:rect id="shape 24" o:spid="_x0000_i1049" style="width:0;height:1.5pt;visibility:visible;mso-wrap-distance-left:0;mso-wrap-distance-top:0;mso-wrap-distance-right:0;mso-wrap-distance-bottom:0" o:hralign="center" o:hrstd="t" o:hr="t"/>
-        </w:pict>
-      </w:r>
-      <w:bookmarkEnd w:id="15"/>
-    </w:p>
-    <w:p>
-      <w:pPr>
-        <w:pStyle w:val="Ttulo3"/>
-        <w:spacing w:line="360" w:lineRule="auto"/>
-        <w:rPr>
-          <w:rFonts w:ascii="Arial" w:hAnsi="Arial" w:cs="Arial"/>
-        </w:rPr>
-      </w:pPr>
-      <w:bookmarkStart w:id="16" w:name="Xd9928d5203868fdb7b8b3595d8c7e87a692c36a"/>
-      <w:r>
-        <w:rPr>
-          <w:rFonts w:ascii="Arial" w:eastAsia="Arial" w:hAnsi="Arial" w:cs="Arial"/>
-        </w:rPr>
-        <w:t>2. Depois de adquirir uma licença Royalty Free, posso fazer qualquer uso do conteúdo?</w:t>
-      </w:r>
-    </w:p>
-    <w:p>
-      <w:pPr>
-        <w:spacing w:line="360" w:lineRule="auto"/>
-        <w:rPr>
-          <w:rFonts w:ascii="Arial" w:hAnsi="Arial" w:cs="Arial"/>
-        </w:rPr>
-      </w:pPr>
-      <w:r>
-        <w:rPr>
-          <w:rFonts w:ascii="Arial" w:eastAsia="Arial" w:hAnsi="Arial" w:cs="Arial"/>
-        </w:rPr>
-        <w:pict w14:anchorId="7BADAC86">
-          <v:rect id="shape 25" o:spid="_x0000_i1050" style="width:0;height:1.5pt;visibility:visible;mso-wrap-distance-left:0;mso-wrap-distance-top:0;mso-wrap-distance-right:0;mso-wrap-distance-bottom:0" o:hralign="center" o:hrstd="t" o:hr="t"/>
-        </w:pict>
-      </w:r>
-    </w:p>
-    <w:p>
-      <w:pPr>
-        <w:spacing w:line="360" w:lineRule="auto"/>
-        <w:rPr>
-          <w:rFonts w:ascii="Arial" w:hAnsi="Arial" w:cs="Arial"/>
-        </w:rPr>
-      </w:pPr>
-      <w:r>
-        <w:rPr>
-          <w:rFonts w:ascii="Arial" w:eastAsia="Arial" w:hAnsi="Arial" w:cs="Arial"/>
-        </w:rPr>
-        <w:pict w14:anchorId="50C0784E">
-          <v:rect id="shape 26" o:spid="_x0000_i1051" style="width:0;height:1.5pt;visibility:visible;mso-wrap-distance-left:0;mso-wrap-distance-top:0;mso-wrap-distance-right:0;mso-wrap-distance-bottom:0" o:hralign="center" o:hrstd="t" o:hr="t"/>
-        </w:pict>
-      </w:r>
-      <w:bookmarkEnd w:id="16"/>
-    </w:p>
-    <w:p>
-      <w:pPr>
-        <w:pStyle w:val="Ttulo3"/>
-        <w:spacing w:line="360" w:lineRule="auto"/>
-        <w:rPr>
-          <w:rFonts w:ascii="Arial" w:hAnsi="Arial" w:cs="Arial"/>
-        </w:rPr>
-      </w:pPr>
-      <w:bookmarkStart w:id="17" w:name="X85cda6d267e2373edfcd437959522fc768c5dc5"/>
-      <w:r>
-        <w:rPr>
-          <w:rFonts w:ascii="Arial" w:eastAsia="Arial" w:hAnsi="Arial" w:cs="Arial"/>
-        </w:rPr>
-        <w:t>3. Por que é importante ler os termos da licença?</w:t>
-      </w:r>
-    </w:p>
-    <w:p>
-      <w:pPr>
-        <w:spacing w:line="360" w:lineRule="auto"/>
-        <w:rPr>
-          <w:rFonts w:ascii="Arial" w:hAnsi="Arial" w:cs="Arial"/>
-        </w:rPr>
-      </w:pPr>
-      <w:r>
-        <w:rPr>
-          <w:rFonts w:ascii="Arial" w:eastAsia="Arial" w:hAnsi="Arial" w:cs="Arial"/>
-        </w:rPr>
-        <w:pict w14:anchorId="02D42A45">
-          <v:rect id="shape 27" o:spid="_x0000_i1052" style="width:0;height:1.5pt;visibility:visible;mso-wrap-distance-left:0;mso-wrap-distance-top:0;mso-wrap-distance-right:0;mso-wrap-distance-bottom:0" o:hralign="center" o:hrstd="t" o:hr="t"/>
-        </w:pict>
-      </w:r>
-    </w:p>
-    <w:p>
-      <w:pPr>
-        <w:spacing w:line="360" w:lineRule="auto"/>
-        <w:rPr>
-          <w:rFonts w:ascii="Arial" w:hAnsi="Arial" w:cs="Arial"/>
-        </w:rPr>
-      </w:pPr>
-      <w:r>
-        <w:rPr>
-          <w:rFonts w:ascii="Arial" w:eastAsia="Arial" w:hAnsi="Arial" w:cs="Arial"/>
-        </w:rPr>
-        <w:pict w14:anchorId="20665C0E">
-          <v:rect id="shape 28" o:spid="_x0000_i1053" style="width:0;height:1.5pt;visibility:visible;mso-wrap-distance-left:0;mso-wrap-distance-top:0;mso-wrap-distance-right:0;mso-wrap-distance-bottom:0" o:hralign="center" o:hrstd="t" o:hr="t"/>
-        </w:pict>
-      </w:r>
-      <w:bookmarkEnd w:id="17"/>
-    </w:p>
-    <w:p>
-      <w:pPr>
-        <w:pStyle w:val="Ttulo3"/>
-        <w:spacing w:line="360" w:lineRule="auto"/>
-        <w:rPr>
-          <w:rFonts w:ascii="Arial" w:hAnsi="Arial" w:cs="Arial"/>
-        </w:rPr>
-      </w:pPr>
-      <w:bookmarkStart w:id="18" w:name="situação-problema-1"/>
-      <w:r>
-        <w:rPr>
-          <w:rFonts w:ascii="Arial" w:eastAsia="Arial" w:hAnsi="Arial" w:cs="Arial"/>
-        </w:rPr>
-        <w:lastRenderedPageBreak/>
-        <w:t>Situação-problema</w:t>
-      </w:r>
-    </w:p>
-    <w:p>
-      <w:pPr>
-        <w:pStyle w:val="FirstParagraph"/>
-        <w:spacing w:line="360" w:lineRule="auto"/>
-        <w:rPr>
-          <w:rFonts w:ascii="Arial" w:hAnsi="Arial" w:cs="Arial"/>
-        </w:rPr>
-      </w:pPr>
-      <w:r>
-        <w:rPr>
-          <w:rFonts w:ascii="Arial" w:eastAsia="Arial" w:hAnsi="Arial" w:cs="Arial"/>
-        </w:rPr>
-        <w:t>Sua equipe encontrou uma músic</w:t>
-      </w:r>
-      <w:r>
-        <w:rPr>
-          <w:rFonts w:ascii="Arial" w:eastAsia="Arial" w:hAnsi="Arial" w:cs="Arial"/>
-        </w:rPr>
-        <w:t>a chamada:</w:t>
-      </w:r>
-    </w:p>
-    <w:p>
-      <w:pPr>
-        <w:pStyle w:val="Textoembloco"/>
-        <w:spacing w:line="360" w:lineRule="auto"/>
-        <w:rPr>
-          <w:rFonts w:ascii="Arial" w:hAnsi="Arial" w:cs="Arial"/>
-        </w:rPr>
-      </w:pPr>
+        <w:t xml:space="preserve">Royalty </w:t>
+      </w:r>
+      <w:proofErr w:type="spellStart"/>
       <w:r>
         <w:rPr>
           <w:rFonts w:ascii="Arial" w:eastAsia="Arial" w:hAnsi="Arial" w:cs="Arial"/>
           <w:b/>
           <w:bCs/>
         </w:rPr>
-        <w:t>“Corporate Motivation” — Royalty Free</w:t>
+        <w:t>Free</w:t>
+      </w:r>
+      <w:proofErr w:type="spellEnd"/>
+      <w:r>
+        <w:rPr>
+          <w:rFonts w:ascii="Arial" w:eastAsia="Arial" w:hAnsi="Arial" w:cs="Arial"/>
+        </w:rPr>
+        <w:t>.</w:t>
+      </w:r>
+    </w:p>
+    <w:p>
+      <w:pPr>
+        <w:pStyle w:val="Corpodetexto"/>
+        <w:spacing w:line="360" w:lineRule="auto"/>
+        <w:rPr>
+          <w:rFonts w:ascii="Arial" w:hAnsi="Arial" w:cs="Arial"/>
+        </w:rPr>
+      </w:pPr>
+      <w:r>
+        <w:rPr>
+          <w:rFonts w:ascii="Arial" w:eastAsia="Arial" w:hAnsi="Arial" w:cs="Arial"/>
+        </w:rPr>
+        <w:t>Depois responda:</w:t>
+      </w:r>
+    </w:p>
+    <w:p>
+      <w:pPr>
+        <w:pStyle w:val="Ttulo3"/>
+        <w:spacing w:line="360" w:lineRule="auto"/>
+        <w:rPr>
+          <w:rFonts w:ascii="Arial" w:hAnsi="Arial" w:cs="Arial"/>
+        </w:rPr>
+      </w:pPr>
+      <w:bookmarkStart w:id="15" w:name="X6acc38ec669999545349f542ae2afcd3600b34d"/>
+      <w:r>
+        <w:rPr>
+          <w:rFonts w:ascii="Arial" w:eastAsia="Arial" w:hAnsi="Arial" w:cs="Arial"/>
+        </w:rPr>
+        <w:t xml:space="preserve">1. Royalty </w:t>
+      </w:r>
+      <w:proofErr w:type="spellStart"/>
+      <w:r>
+        <w:rPr>
+          <w:rFonts w:ascii="Arial" w:eastAsia="Arial" w:hAnsi="Arial" w:cs="Arial"/>
+        </w:rPr>
+        <w:t>Free</w:t>
+      </w:r>
+      <w:proofErr w:type="spellEnd"/>
+      <w:r>
+        <w:rPr>
+          <w:rFonts w:ascii="Arial" w:eastAsia="Arial" w:hAnsi="Arial" w:cs="Arial"/>
+        </w:rPr>
+        <w:t xml:space="preserve"> significa que o conteúdo é sempre gratuito?</w:t>
+      </w:r>
+    </w:p>
+    <w:p>
+      <w:pPr>
+        <w:spacing w:line="360" w:lineRule="auto"/>
+        <w:rPr>
+          <w:rFonts w:ascii="Arial" w:hAnsi="Arial" w:cs="Arial"/>
+        </w:rPr>
+      </w:pPr>
+      <w:r>
+        <w:rPr>
+          <w:rFonts w:ascii="Arial" w:hAnsi="Arial" w:cs="Arial"/>
+        </w:rPr>
+        <w:t>significa que você paga apenas uma vez pelo direito de usar uma obra ou produto, sem precisar pagar taxas extras cada vez que o item for usado</w:t>
+      </w:r>
+    </w:p>
+    <w:p>
+      <w:pPr>
+        <w:spacing w:line="360" w:lineRule="auto"/>
+        <w:rPr>
+          <w:rFonts w:ascii="Arial" w:hAnsi="Arial" w:cs="Arial"/>
+        </w:rPr>
+      </w:pPr>
+      <w:r>
+        <w:rPr>
+          <w:rFonts w:ascii="Arial" w:eastAsia="Arial" w:hAnsi="Arial" w:cs="Arial"/>
+        </w:rPr>
+        <w:pict w14:anchorId="779A75FF">
+          <v:rect id="shape 24" o:spid="_x0000_i1042" style="width:0;height:1.5pt;visibility:visible;mso-wrap-distance-left:0;mso-wrap-distance-top:0;mso-wrap-distance-right:0;mso-wrap-distance-bottom:0" o:hralign="center" o:hrstd="t" o:hr="t"/>
+        </w:pict>
+      </w:r>
+      <w:bookmarkEnd w:id="15"/>
+    </w:p>
+    <w:p>
+      <w:pPr>
+        <w:pStyle w:val="Ttulo3"/>
+        <w:spacing w:line="360" w:lineRule="auto"/>
+        <w:rPr>
+          <w:rFonts w:ascii="Arial" w:hAnsi="Arial" w:cs="Arial"/>
+        </w:rPr>
+      </w:pPr>
+      <w:bookmarkStart w:id="16" w:name="Xd9928d5203868fdb7b8b3595d8c7e87a692c36a"/>
+      <w:r>
+        <w:rPr>
+          <w:rFonts w:ascii="Arial" w:eastAsia="Arial" w:hAnsi="Arial" w:cs="Arial"/>
+        </w:rPr>
+        <w:t xml:space="preserve">2. Depois de adquirir uma licença Royalty </w:t>
+      </w:r>
+      <w:proofErr w:type="spellStart"/>
+      <w:r>
+        <w:rPr>
+          <w:rFonts w:ascii="Arial" w:eastAsia="Arial" w:hAnsi="Arial" w:cs="Arial"/>
+        </w:rPr>
+        <w:t>Free</w:t>
+      </w:r>
+      <w:proofErr w:type="spellEnd"/>
+      <w:r>
+        <w:rPr>
+          <w:rFonts w:ascii="Arial" w:eastAsia="Arial" w:hAnsi="Arial" w:cs="Arial"/>
+        </w:rPr>
+        <w:t>, posso fazer qualquer uso do conteúdo?</w:t>
+      </w:r>
+    </w:p>
+    <w:p>
+      <w:pPr>
+        <w:spacing w:line="360" w:lineRule="auto"/>
+        <w:rPr>
+          <w:rFonts w:ascii="Arial" w:hAnsi="Arial" w:cs="Arial"/>
+        </w:rPr>
+      </w:pPr>
+      <w:r>
+        <w:rPr>
+          <w:rFonts w:ascii="Arial" w:eastAsia="Arial" w:hAnsi="Arial" w:cs="Arial"/>
+        </w:rPr>
+        <w:t xml:space="preserve">Não, você não pode fazer qualquer uso do conteúdo depois de pagar, pois isso depende </w:t>
+      </w:r>
+      <w:r>
+        <w:rPr>
+          <w:rFonts w:ascii="Arial" w:eastAsia="Arial" w:hAnsi="Arial" w:cs="Arial"/>
+        </w:rPr>
+        <w:t>das regras contratuais</w:t>
+      </w:r>
+    </w:p>
+    <w:p>
+      <w:pPr>
+        <w:spacing w:line="360" w:lineRule="auto"/>
+        <w:rPr>
+          <w:rFonts w:ascii="Arial" w:hAnsi="Arial" w:cs="Arial"/>
+        </w:rPr>
+      </w:pPr>
+      <w:r>
+        <w:rPr>
+          <w:rFonts w:ascii="Arial" w:eastAsia="Arial" w:hAnsi="Arial" w:cs="Arial"/>
+        </w:rPr>
+        <w:lastRenderedPageBreak/>
+        <w:pict w14:anchorId="50C0784E">
+          <v:rect id="shape 26" o:spid="_x0000_i1044" style="width:0;height:1.5pt;visibility:visible;mso-wrap-distance-left:0;mso-wrap-distance-top:0;mso-wrap-distance-right:0;mso-wrap-distance-bottom:0" o:hralign="center" o:hrstd="t" o:hr="t"/>
+        </w:pict>
+      </w:r>
+      <w:bookmarkEnd w:id="16"/>
+    </w:p>
+    <w:p>
+      <w:pPr>
+        <w:pStyle w:val="Ttulo3"/>
+        <w:spacing w:line="360" w:lineRule="auto"/>
+        <w:rPr>
+          <w:rFonts w:ascii="Arial" w:hAnsi="Arial" w:cs="Arial"/>
+        </w:rPr>
+      </w:pPr>
+      <w:bookmarkStart w:id="17" w:name="X85cda6d267e2373edfcd437959522fc768c5dc5"/>
+      <w:r>
+        <w:rPr>
+          <w:rFonts w:ascii="Arial" w:eastAsia="Arial" w:hAnsi="Arial" w:cs="Arial"/>
+        </w:rPr>
+        <w:t>3. Por que é importante ler os termos da licença?</w:t>
+      </w:r>
+    </w:p>
+    <w:p>
+      <w:pPr>
+        <w:spacing w:line="360" w:lineRule="auto"/>
+        <w:rPr>
+          <w:rFonts w:ascii="Arial" w:hAnsi="Arial" w:cs="Arial"/>
+        </w:rPr>
+      </w:pPr>
+      <w:r>
+        <w:rPr>
+          <w:rFonts w:ascii="Arial" w:eastAsia="Arial" w:hAnsi="Arial" w:cs="Arial"/>
+        </w:rPr>
+        <w:t>Para evitar processos por quebra de direitos autorais e cobranças inesperadas.</w:t>
+      </w:r>
+    </w:p>
+    <w:p>
+      <w:pPr>
+        <w:spacing w:line="360" w:lineRule="auto"/>
+        <w:rPr>
+          <w:rFonts w:ascii="Arial" w:hAnsi="Arial" w:cs="Arial"/>
+        </w:rPr>
+      </w:pPr>
+      <w:r>
+        <w:rPr>
+          <w:rFonts w:ascii="Arial" w:eastAsia="Arial" w:hAnsi="Arial" w:cs="Arial"/>
+        </w:rPr>
+        <w:pict w14:anchorId="20665C0E">
+          <v:rect id="shape 28" o:spid="_x0000_i1046" style="width:0;height:1.5pt;visibility:visible;mso-wrap-distance-left:0;mso-wrap-distance-top:0;mso-wrap-distance-right:0;mso-wrap-distance-bottom:0" o:hralign="center" o:hrstd="t" o:hr="t"/>
+        </w:pict>
+      </w:r>
+      <w:bookmarkEnd w:id="17"/>
+    </w:p>
+    <w:p>
+      <w:pPr>
+        <w:pStyle w:val="Ttulo3"/>
+        <w:spacing w:line="360" w:lineRule="auto"/>
+        <w:rPr>
+          <w:rFonts w:ascii="Arial" w:hAnsi="Arial" w:cs="Arial"/>
+        </w:rPr>
+      </w:pPr>
+      <w:bookmarkStart w:id="18" w:name="situação-problema-1"/>
+      <w:r>
+        <w:rPr>
+          <w:rFonts w:ascii="Arial" w:eastAsia="Arial" w:hAnsi="Arial" w:cs="Arial"/>
+        </w:rPr>
+        <w:t>Situação-problema</w:t>
       </w:r>
     </w:p>
     <w:p>
@@ -3911,6 +4387,66 @@
         <w:rPr>
           <w:rFonts w:ascii="Arial" w:eastAsia="Arial" w:hAnsi="Arial" w:cs="Arial"/>
         </w:rPr>
+        <w:t>Sua equipe encontrou uma música chamada:</w:t>
+      </w:r>
+    </w:p>
+    <w:p>
+      <w:pPr>
+        <w:pStyle w:val="Textoembloco"/>
+        <w:spacing w:line="360" w:lineRule="auto"/>
+        <w:rPr>
+          <w:rFonts w:ascii="Arial" w:hAnsi="Arial" w:cs="Arial"/>
+        </w:rPr>
+      </w:pPr>
+      <w:r>
+        <w:rPr>
+          <w:rFonts w:ascii="Arial" w:eastAsia="Arial" w:hAnsi="Arial" w:cs="Arial"/>
+          <w:b/>
+          <w:bCs/>
+        </w:rPr>
+        <w:t xml:space="preserve">“Corporate </w:t>
+      </w:r>
+      <w:proofErr w:type="spellStart"/>
+      <w:r>
+        <w:rPr>
+          <w:rFonts w:ascii="Arial" w:eastAsia="Arial" w:hAnsi="Arial" w:cs="Arial"/>
+          <w:b/>
+          <w:bCs/>
+        </w:rPr>
+        <w:t>Motivation</w:t>
+      </w:r>
+      <w:proofErr w:type="spellEnd"/>
+      <w:r>
+        <w:rPr>
+          <w:rFonts w:ascii="Arial" w:eastAsia="Arial" w:hAnsi="Arial" w:cs="Arial"/>
+          <w:b/>
+          <w:bCs/>
+        </w:rPr>
+        <w:t xml:space="preserve">” — Royalty </w:t>
+      </w:r>
+      <w:proofErr w:type="spellStart"/>
+      <w:r>
+        <w:rPr>
+          <w:rFonts w:ascii="Arial" w:eastAsia="Arial" w:hAnsi="Arial" w:cs="Arial"/>
+          <w:b/>
+          <w:bCs/>
+        </w:rPr>
+        <w:t>Free</w:t>
+      </w:r>
+      <w:proofErr w:type="spellEnd"/>
+    </w:p>
+    <w:p>
+      <w:pPr>
+        <w:pStyle w:val="FirstParagraph"/>
+        <w:spacing w:line="360" w:lineRule="auto"/>
+        <w:rPr>
+          <w:rFonts w:ascii="Arial" w:hAnsi="Arial" w:cs="Arial"/>
+        </w:rPr>
+      </w:pPr>
+      <w:r>
+        <w:rPr>
+          <w:rFonts w:ascii="Arial" w:eastAsia="Arial" w:hAnsi="Arial" w:cs="Arial"/>
+        </w:rPr>
         <w:t>A equipe pretende utilizá-la em um vídeo comercial de uma empresa.</w:t>
       </w:r>
       <w:bookmarkEnd w:id="18"/>
@@ -3944,19 +4480,7 @@
         <w:rPr>
           <w:rFonts w:ascii="Arial" w:eastAsia="Arial" w:hAnsi="Arial" w:cs="Arial"/>
         </w:rPr>
-        <w:t xml:space="preserve">( </w:t>
-      </w:r>
-      <w:r>
-        <w:rPr>
-          <w:rFonts w:ascii="Arial" w:eastAsia="Arial" w:hAnsi="Arial" w:cs="Arial"/>
-        </w:rPr>
-        <w:t xml:space="preserve"> </w:t>
-      </w:r>
-      <w:r>
-        <w:rPr>
-          <w:rFonts w:ascii="Arial" w:eastAsia="Arial" w:hAnsi="Arial" w:cs="Arial"/>
-        </w:rPr>
-        <w:t>)</w:t>
+        <w:t>(  )</w:t>
       </w:r>
       <w:proofErr w:type="gramEnd"/>
       <w:r>
@@ -3964,6 +4488,13 @@
           <w:rFonts w:ascii="Arial" w:eastAsia="Arial" w:hAnsi="Arial" w:cs="Arial"/>
         </w:rPr>
         <w:t xml:space="preserve"> Sim, automaticamente</w:t>
+      </w:r>
+      <w:r>
+        <w:rPr>
+          <w:rFonts w:ascii="Arial" w:eastAsia="Arial" w:hAnsi="Arial" w:cs="Arial"/>
+        </w:rPr>
+        <w:br/>
+        <w:t>(  ) Não, nunca</w:t>
       </w:r>
       <w:r>
         <w:rPr>
@@ -3976,32 +4507,13 @@
         <w:rPr>
           <w:rFonts w:ascii="Arial" w:eastAsia="Arial" w:hAnsi="Arial" w:cs="Arial"/>
         </w:rPr>
-        <w:t xml:space="preserve"> </w:t>
-      </w:r>
-      <w:r>
-        <w:rPr>
-          <w:rFonts w:ascii="Arial" w:eastAsia="Arial" w:hAnsi="Arial" w:cs="Arial"/>
-        </w:rPr>
-        <w:t>) Não, nunca</w:t>
-      </w:r>
-      <w:r>
-        <w:rPr>
-          <w:rFonts w:ascii="Arial" w:eastAsia="Arial" w:hAnsi="Arial" w:cs="Arial"/>
-        </w:rPr>
-        <w:br/>
-        <w:t xml:space="preserve">( </w:t>
-      </w:r>
-      <w:r>
-        <w:rPr>
-          <w:rFonts w:ascii="Arial" w:eastAsia="Arial" w:hAnsi="Arial" w:cs="Arial"/>
-        </w:rPr>
-        <w:t xml:space="preserve"> </w:t>
-      </w:r>
-      <w:r>
-        <w:rPr>
-          <w:rFonts w:ascii="Arial" w:eastAsia="Arial" w:hAnsi="Arial" w:cs="Arial"/>
-        </w:rPr>
-        <w:t>) Depende dos termos da licença</w:t>
+        <w:t>X</w:t>
+      </w:r>
+      <w:r>
+        <w:rPr>
+          <w:rFonts w:ascii="Arial" w:eastAsia="Arial" w:hAnsi="Arial" w:cs="Arial"/>
+        </w:rPr>
+        <w:t xml:space="preserve"> ) Depende dos termos da licença</w:t>
       </w:r>
     </w:p>
     <w:p>
@@ -4032,8 +4544,22 @@
         <w:rPr>
           <w:rFonts w:ascii="Arial" w:eastAsia="Arial" w:hAnsi="Arial" w:cs="Arial"/>
         </w:rPr>
-        <w:pict w14:anchorId="11E64767">
-          <v:rect id="shape 29" o:spid="_x0000_i1054" style="width:0;height:1.5pt;visibility:visible;mso-wrap-distance-left:0;mso-wrap-distance-top:0;mso-wrap-distance-right:0;mso-wrap-distance-bottom:0" o:hralign="center" o:hrstd="t" o:hr="t"/>
+        <w:t>Isso depende, pois você precisa ter certeza de que você pode fazer aquilo que deseja com o conteúdo</w:t>
+      </w:r>
+    </w:p>
+    <w:p>
+      <w:pPr>
+        <w:spacing w:line="360" w:lineRule="auto"/>
+        <w:rPr>
+          <w:rFonts w:ascii="Arial" w:hAnsi="Arial" w:cs="Arial"/>
+        </w:rPr>
+      </w:pPr>
+      <w:r>
+        <w:rPr>
+          <w:rFonts w:ascii="Arial" w:eastAsia="Arial" w:hAnsi="Arial" w:cs="Arial"/>
+        </w:rPr>
+        <w:pict w14:anchorId="4A4DFB61">
+          <v:rect id="shape 30" o:spid="_x0000_i1048" style="width:0;height:1.5pt;visibility:visible;mso-wrap-distance-left:0;mso-wrap-distance-top:0;mso-wrap-distance-right:0;mso-wrap-distance-bottom:0" o:hralign="center" o:hrstd="t" o:hr="t"/>
         </w:pict>
       </w:r>
     </w:p>
@@ -4048,24 +4574,8 @@
         <w:rPr>
           <w:rFonts w:ascii="Arial" w:eastAsia="Arial" w:hAnsi="Arial" w:cs="Arial"/>
         </w:rPr>
-        <w:pict w14:anchorId="4A4DFB61">
-          <v:rect id="shape 30" o:spid="_x0000_i1055" style="width:0;height:1.5pt;visibility:visible;mso-wrap-distance-left:0;mso-wrap-distance-top:0;mso-wrap-distance-right:0;mso-wrap-distance-bottom:0" o:hralign="center" o:hrstd="t" o:hr="t"/>
-        </w:pict>
-      </w:r>
-    </w:p>
-    <w:p>
-      <w:pPr>
-        <w:spacing w:line="360" w:lineRule="auto"/>
-        <w:rPr>
-          <w:rFonts w:ascii="Arial" w:hAnsi="Arial" w:cs="Arial"/>
-        </w:rPr>
-      </w:pPr>
-      <w:r>
-        <w:rPr>
-          <w:rFonts w:ascii="Arial" w:eastAsia="Arial" w:hAnsi="Arial" w:cs="Arial"/>
-        </w:rPr>
         <w:pict w14:anchorId="2CB1A496">
-          <v:rect id="shape 31" o:spid="_x0000_i1056" style="width:0;height:1.5pt;visibility:visible;mso-wrap-distance-left:0;mso-wrap-distance-top:0;mso-wrap-distance-right:0;mso-wrap-distance-bottom:0" o:hralign="center" o:hrstd="t" o:hr="t"/>
+          <v:rect id="shape 31" o:spid="_x0000_i1049" style="width:0;height:1.5pt;visibility:visible;mso-wrap-distance-left:0;mso-wrap-distance-top:0;mso-wrap-distance-right:0;mso-wrap-distance-bottom:0" o:hralign="center" o:hrstd="t" o:hr="t"/>
         </w:pict>
       </w:r>
       <w:bookmarkEnd w:id="14"/>
@@ -4084,14 +4594,30 @@
         <w:rPr>
           <w:rFonts w:ascii="Arial" w:eastAsia="Arial" w:hAnsi="Arial" w:cs="Arial"/>
         </w:rPr>
-        <w:t>7</w:t>
-      </w:r>
-      <w:r>
-        <w:rPr>
-          <w:rFonts w:ascii="Arial" w:eastAsia="Arial" w:hAnsi="Arial" w:cs="Arial"/>
-        </w:rPr>
-        <w:t>. Parte 4 — Rights Managed</w:t>
-      </w:r>
+        <w:t xml:space="preserve">7. Parte 4 — </w:t>
+      </w:r>
+      <w:proofErr w:type="spellStart"/>
+      <w:r>
+        <w:rPr>
+          <w:rFonts w:ascii="Arial" w:eastAsia="Arial" w:hAnsi="Arial" w:cs="Arial"/>
+        </w:rPr>
+        <w:t>Rights</w:t>
+      </w:r>
+      <w:proofErr w:type="spellEnd"/>
+      <w:r>
+        <w:rPr>
+          <w:rFonts w:ascii="Arial" w:eastAsia="Arial" w:hAnsi="Arial" w:cs="Arial"/>
+        </w:rPr>
+        <w:t xml:space="preserve"> </w:t>
+      </w:r>
+      <w:proofErr w:type="spellStart"/>
+      <w:r>
+        <w:rPr>
+          <w:rFonts w:ascii="Arial" w:eastAsia="Arial" w:hAnsi="Arial" w:cs="Arial"/>
+        </w:rPr>
+        <w:t>Managed</w:t>
+      </w:r>
+      <w:proofErr w:type="spellEnd"/>
     </w:p>
     <w:p>
       <w:pPr>
@@ -4107,14 +4633,34 @@
         </w:rPr>
         <w:t xml:space="preserve">Pesquise o conceito de </w:t>
       </w:r>
+      <w:proofErr w:type="spellStart"/>
       <w:r>
         <w:rPr>
           <w:rFonts w:ascii="Arial" w:eastAsia="Arial" w:hAnsi="Arial" w:cs="Arial"/>
           <w:b/>
           <w:bCs/>
         </w:rPr>
-        <w:t>Rights Managed</w:t>
-      </w:r>
+        <w:t>Rights</w:t>
+      </w:r>
+      <w:proofErr w:type="spellEnd"/>
+      <w:r>
+        <w:rPr>
+          <w:rFonts w:ascii="Arial" w:eastAsia="Arial" w:hAnsi="Arial" w:cs="Arial"/>
+          <w:b/>
+          <w:bCs/>
+        </w:rPr>
+        <w:t xml:space="preserve"> </w:t>
+      </w:r>
+      <w:proofErr w:type="spellStart"/>
+      <w:r>
+        <w:rPr>
+          <w:rFonts w:ascii="Arial" w:eastAsia="Arial" w:hAnsi="Arial" w:cs="Arial"/>
+          <w:b/>
+          <w:bCs/>
+        </w:rPr>
+        <w:t>Managed</w:t>
+      </w:r>
+      <w:proofErr w:type="spellEnd"/>
       <w:r>
         <w:rPr>
           <w:rFonts w:ascii="Arial" w:eastAsia="Arial" w:hAnsi="Arial" w:cs="Arial"/>
@@ -4180,40 +4726,83 @@
         <w:rPr>
           <w:rFonts w:ascii="Arial" w:eastAsia="Arial" w:hAnsi="Arial" w:cs="Arial"/>
         </w:rPr>
-        <w:t>1. Por que uma licença Rights Managed pode ser adequada para essa situação?</w:t>
-      </w:r>
-    </w:p>
-    <w:p>
-      <w:pPr>
-        <w:spacing w:line="360" w:lineRule="auto"/>
-        <w:rPr>
-          <w:rFonts w:ascii="Arial" w:hAnsi="Arial" w:cs="Arial"/>
-        </w:rPr>
-      </w:pPr>
-      <w:r>
-        <w:rPr>
-          <w:rFonts w:ascii="Arial" w:eastAsia="Arial" w:hAnsi="Arial" w:cs="Arial"/>
-        </w:rPr>
-        <w:pict w14:anchorId="3603DAFF">
-          <v:rect id="shape 32" o:spid="_x0000_i1057" style="width:0;height:1.5pt;visibility:visible;mso-wrap-distance-left:0;mso-wrap-distance-top:0;mso-wrap-distance-right:0;mso-wrap-distance-bottom:0" o:hralign="center" o:hrstd="t" o:hr="t"/>
+        <w:lastRenderedPageBreak/>
+        <w:t xml:space="preserve">1. Por que uma licença </w:t>
+      </w:r>
+      <w:proofErr w:type="spellStart"/>
+      <w:r>
+        <w:rPr>
+          <w:rFonts w:ascii="Arial" w:eastAsia="Arial" w:hAnsi="Arial" w:cs="Arial"/>
+        </w:rPr>
+        <w:t>Rights</w:t>
+      </w:r>
+      <w:proofErr w:type="spellEnd"/>
+      <w:r>
+        <w:rPr>
+          <w:rFonts w:ascii="Arial" w:eastAsia="Arial" w:hAnsi="Arial" w:cs="Arial"/>
+        </w:rPr>
+        <w:t xml:space="preserve"> </w:t>
+      </w:r>
+      <w:proofErr w:type="spellStart"/>
+      <w:r>
+        <w:rPr>
+          <w:rFonts w:ascii="Arial" w:eastAsia="Arial" w:hAnsi="Arial" w:cs="Arial"/>
+        </w:rPr>
+        <w:t>Managed</w:t>
+      </w:r>
+      <w:proofErr w:type="spellEnd"/>
+      <w:r>
+        <w:rPr>
+          <w:rFonts w:ascii="Arial" w:eastAsia="Arial" w:hAnsi="Arial" w:cs="Arial"/>
+        </w:rPr>
+        <w:t xml:space="preserve"> pode ser adequada para essa situação?</w:t>
+      </w:r>
+    </w:p>
+    <w:p>
+      <w:pPr>
+        <w:spacing w:line="360" w:lineRule="auto"/>
+        <w:rPr>
+          <w:rFonts w:ascii="Arial" w:hAnsi="Arial" w:cs="Arial"/>
+        </w:rPr>
+      </w:pPr>
+      <w:r>
+        <w:rPr>
+          <w:rFonts w:ascii="Arial" w:eastAsia="Arial" w:hAnsi="Arial" w:cs="Arial"/>
+        </w:rPr>
+        <w:t>P</w:t>
+      </w:r>
+      <w:r>
+        <w:rPr>
+          <w:rFonts w:ascii="Arial" w:eastAsia="Arial" w:hAnsi="Arial" w:cs="Arial"/>
+        </w:rPr>
+        <w:t>orque permite definir exatamente como a fotografia ser</w:t>
+      </w:r>
+      <w:r>
+        <w:rPr>
+          <w:rFonts w:ascii="Arial" w:eastAsia="Arial" w:hAnsi="Arial" w:cs="Arial" w:hint="eastAsia"/>
+        </w:rPr>
+        <w:t>á</w:t>
+      </w:r>
+      <w:r>
+        <w:rPr>
+          <w:rFonts w:ascii="Arial" w:eastAsia="Arial" w:hAnsi="Arial" w:cs="Arial"/>
+        </w:rPr>
+        <w:t xml:space="preserve"> utilizada, de acordo com as necessidades da </w:t>
+      </w:r>
+      <w:r>
+        <w:rPr>
+          <w:rFonts w:ascii="Arial" w:eastAsia="Arial" w:hAnsi="Arial" w:cs="Arial"/>
+        </w:rPr>
+        <w:t xml:space="preserve">empresa. </w:t>
+      </w:r>
+      <w:r>
+        <w:rPr>
+          <w:rFonts w:ascii="Arial" w:eastAsia="Arial" w:hAnsi="Arial" w:cs="Arial"/>
+        </w:rPr>
+        <w:pict w14:anchorId="4CF52D92">
+          <v:rect id="shape 33" o:spid="_x0000_i1051" style="width:0;height:1.5pt;visibility:visible;mso-wrap-distance-left:0;mso-wrap-distance-top:0;mso-wrap-distance-right:0;mso-wrap-distance-bottom:0" o:hralign="center" o:hrstd="t" o:hr="t"/>
         </w:pict>
       </w:r>
-    </w:p>
-    <w:p>
-      <w:pPr>
-        <w:spacing w:line="360" w:lineRule="auto"/>
-        <w:rPr>
-          <w:rFonts w:ascii="Arial" w:hAnsi="Arial" w:cs="Arial"/>
-        </w:rPr>
-      </w:pPr>
-      <w:r>
-        <w:rPr>
-          <w:rFonts w:ascii="Arial" w:eastAsia="Arial" w:hAnsi="Arial" w:cs="Arial"/>
-        </w:rPr>
-        <w:pict w14:anchorId="4CF52D92">
-          <v:rect id="shape 33" o:spid="_x0000_i1058" style="width:0;height:1.5pt;visibility:visible;mso-wrap-distance-left:0;mso-wrap-distance-top:0;mso-wrap-distance-right:0;mso-wrap-distance-bottom:0" o:hralign="center" o:hrstd="t" o:hr="t"/>
-        </w:pict>
-      </w:r>
       <w:bookmarkEnd w:id="21"/>
     </w:p>
     <w:p>
@@ -4229,13 +4818,7 @@
         <w:rPr>
           <w:rFonts w:ascii="Arial" w:eastAsia="Arial" w:hAnsi="Arial" w:cs="Arial"/>
         </w:rPr>
-        <w:t>2. Quais informações pod</w:t>
-      </w:r>
-      <w:r>
-        <w:rPr>
-          <w:rFonts w:ascii="Arial" w:eastAsia="Arial" w:hAnsi="Arial" w:cs="Arial"/>
-        </w:rPr>
-        <w:t>em ser importantes para definir a licença?</w:t>
+        <w:t>2. Quais informações podem ser importantes para definir a licença?</w:t>
       </w:r>
     </w:p>
     <w:p>
@@ -4261,55 +4844,118 @@
           <w:rFonts w:ascii="Arial" w:hAnsi="Arial" w:cs="Arial"/>
         </w:rPr>
       </w:pPr>
-      <w:proofErr w:type="gramStart"/>
-      <w:r>
-        <w:rPr>
-          <w:rFonts w:ascii="Arial" w:eastAsia="Arial" w:hAnsi="Arial" w:cs="Arial"/>
-        </w:rPr>
-        <w:lastRenderedPageBreak/>
-        <w:t>[ ]</w:t>
-      </w:r>
-      <w:proofErr w:type="gramEnd"/>
-      <w:r>
-        <w:rPr>
-          <w:rFonts w:ascii="Arial" w:eastAsia="Arial" w:hAnsi="Arial" w:cs="Arial"/>
-        </w:rPr>
-        <w:t xml:space="preserve"> Tempo de utilização</w:t>
+      <w:r>
+        <w:rPr>
+          <w:rFonts w:ascii="Arial" w:eastAsia="Arial" w:hAnsi="Arial" w:cs="Arial"/>
+        </w:rPr>
+        <w:t>[</w:t>
+      </w:r>
+      <w:r>
+        <w:rPr>
+          <w:rFonts w:ascii="Arial" w:eastAsia="Arial" w:hAnsi="Arial" w:cs="Arial"/>
+        </w:rPr>
+        <w:t>X</w:t>
+      </w:r>
+      <w:r>
+        <w:rPr>
+          <w:rFonts w:ascii="Arial" w:eastAsia="Arial" w:hAnsi="Arial" w:cs="Arial"/>
+        </w:rPr>
+        <w:t>] Tempo de utilização</w:t>
       </w:r>
       <w:r>
         <w:rPr>
           <w:rFonts w:ascii="Arial" w:eastAsia="Arial" w:hAnsi="Arial" w:cs="Arial"/>
         </w:rPr>
         <w:br/>
-        <w:t>[ ] País onde será utilizada</w:t>
+        <w:t>[</w:t>
+      </w:r>
+      <w:r>
+        <w:rPr>
+          <w:rFonts w:ascii="Arial" w:eastAsia="Arial" w:hAnsi="Arial" w:cs="Arial"/>
+        </w:rPr>
+        <w:t>X</w:t>
+      </w:r>
+      <w:r>
+        <w:rPr>
+          <w:rFonts w:ascii="Arial" w:eastAsia="Arial" w:hAnsi="Arial" w:cs="Arial"/>
+        </w:rPr>
+        <w:t>] País onde será utilizada</w:t>
       </w:r>
       <w:r>
         <w:rPr>
           <w:rFonts w:ascii="Arial" w:eastAsia="Arial" w:hAnsi="Arial" w:cs="Arial"/>
         </w:rPr>
         <w:br/>
-        <w:t>[ ] Tipo de mídia</w:t>
+        <w:t>[</w:t>
+      </w:r>
+      <w:r>
+        <w:rPr>
+          <w:rFonts w:ascii="Arial" w:eastAsia="Arial" w:hAnsi="Arial" w:cs="Arial"/>
+        </w:rPr>
+        <w:t>X</w:t>
+      </w:r>
+      <w:r>
+        <w:rPr>
+          <w:rFonts w:ascii="Arial" w:eastAsia="Arial" w:hAnsi="Arial" w:cs="Arial"/>
+        </w:rPr>
+        <w:t>] Tipo de mídia</w:t>
       </w:r>
       <w:r>
         <w:rPr>
           <w:rFonts w:ascii="Arial" w:eastAsia="Arial" w:hAnsi="Arial" w:cs="Arial"/>
         </w:rPr>
         <w:br/>
-        <w:t>[ ] Finalidade da utilização</w:t>
+        <w:t>[</w:t>
+      </w:r>
+      <w:r>
+        <w:rPr>
+          <w:rFonts w:ascii="Arial" w:eastAsia="Arial" w:hAnsi="Arial" w:cs="Arial"/>
+        </w:rPr>
+        <w:t>X</w:t>
+      </w:r>
+      <w:r>
+        <w:rPr>
+          <w:rFonts w:ascii="Arial" w:eastAsia="Arial" w:hAnsi="Arial" w:cs="Arial"/>
+        </w:rPr>
+        <w:t>] Finalidade da utilização</w:t>
       </w:r>
       <w:r>
         <w:rPr>
           <w:rFonts w:ascii="Arial" w:eastAsia="Arial" w:hAnsi="Arial" w:cs="Arial"/>
         </w:rPr>
         <w:br/>
-        <w:t>[ ] Tamanho da imagem</w:t>
+        <w:t>[</w:t>
+      </w:r>
+      <w:r>
+        <w:rPr>
+          <w:rFonts w:ascii="Arial" w:eastAsia="Arial" w:hAnsi="Arial" w:cs="Arial"/>
+        </w:rPr>
+        <w:t>X</w:t>
+      </w:r>
+      <w:r>
+        <w:rPr>
+          <w:rFonts w:ascii="Arial" w:eastAsia="Arial" w:hAnsi="Arial" w:cs="Arial"/>
+        </w:rPr>
+        <w:t>] Tamanho da imagem</w:t>
       </w:r>
       <w:r>
         <w:rPr>
           <w:rFonts w:ascii="Arial" w:eastAsia="Arial" w:hAnsi="Arial" w:cs="Arial"/>
         </w:rPr>
         <w:br/>
-        <w:t>[ ] Alcance da campanha</w:t>
+        <w:t>[</w:t>
+      </w:r>
+      <w:r>
+        <w:rPr>
+          <w:rFonts w:ascii="Arial" w:eastAsia="Arial" w:hAnsi="Arial" w:cs="Arial"/>
+        </w:rPr>
+        <w:t>X</w:t>
+      </w:r>
+      <w:r>
+        <w:rPr>
+          <w:rFonts w:ascii="Arial" w:eastAsia="Arial" w:hAnsi="Arial" w:cs="Arial"/>
+        </w:rPr>
+        <w:t>] Alcance da campanha</w:t>
       </w:r>
       <w:r>
         <w:rPr>
@@ -4331,7 +4977,7 @@
           <w:rFonts w:ascii="Arial" w:eastAsia="Arial" w:hAnsi="Arial" w:cs="Arial"/>
         </w:rPr>
         <w:pict w14:anchorId="74E21812">
-          <v:rect id="shape 34" o:spid="_x0000_i1059" style="width:0;height:1.5pt;visibility:visible;mso-wrap-distance-left:0;mso-wrap-distance-top:0;mso-wrap-distance-right:0;mso-wrap-distance-bottom:0" o:hralign="center" o:hrstd="t" o:hr="t"/>
+          <v:rect id="shape 34" o:spid="_x0000_i1052" style="width:0;height:1.5pt;visibility:visible;mso-wrap-distance-left:0;mso-wrap-distance-top:0;mso-wrap-distance-right:0;mso-wrap-distance-bottom:0" o:hralign="center" o:hrstd="t" o:hr="t"/>
         </w:pict>
       </w:r>
       <w:bookmarkEnd w:id="20"/>
@@ -4350,19 +4996,7 @@
         <w:rPr>
           <w:rFonts w:ascii="Arial" w:eastAsia="Arial" w:hAnsi="Arial" w:cs="Arial"/>
         </w:rPr>
-        <w:t>8</w:t>
-      </w:r>
-      <w:r>
-        <w:rPr>
-          <w:rFonts w:ascii="Arial" w:eastAsia="Arial" w:hAnsi="Arial" w:cs="Arial"/>
-        </w:rPr>
-        <w:t>. Pa</w:t>
-      </w:r>
-      <w:r>
-        <w:rPr>
-          <w:rFonts w:ascii="Arial" w:eastAsia="Arial" w:hAnsi="Arial" w:cs="Arial"/>
-        </w:rPr>
-        <w:t>rte 5 — Direitos morais e patrimoniais</w:t>
+        <w:t>8. Parte 5 — Direitos morais e patrimoniais</w:t>
       </w:r>
     </w:p>
     <w:p>
@@ -4405,28 +5039,41 @@
       </w:pPr>
       <w:r>
         <w:rPr>
-          <w:rFonts w:ascii="Arial" w:eastAsia="Arial" w:hAnsi="Arial" w:cs="Arial"/>
-        </w:rPr>
-        <w:pict w14:anchorId="20C2692C">
-          <v:rect id="shape 35" o:spid="_x0000_i1060" style="width:0;height:1.5pt;visibility:visible;mso-wrap-distance-left:0;mso-wrap-distance-top:0;mso-wrap-distance-right:0;mso-wrap-distance-bottom:0" o:hralign="center" o:hrstd="t" o:hr="t"/>
+          <w:rFonts w:ascii="Arial" w:hAnsi="Arial" w:cs="Arial"/>
+        </w:rPr>
+        <w:t xml:space="preserve">O </w:t>
+      </w:r>
+      <w:r>
+        <w:rPr>
+          <w:rStyle w:val="Forte"/>
+          <w:rFonts w:ascii="Arial" w:hAnsi="Arial" w:cs="Arial"/>
+          <w:b w:val="0"/>
+          <w:bCs w:val="0"/>
+        </w:rPr>
+        <w:t>direito moral</w:t>
+      </w:r>
+      <w:r>
+        <w:rPr>
+          <w:rFonts w:ascii="Arial" w:hAnsi="Arial" w:cs="Arial"/>
+        </w:rPr>
+        <w:t xml:space="preserve"> é a garantia legal ligada à personalidade do criador que protege o vínculo pessoal entre o autor e sua obra intelectual</w:t>
+      </w:r>
+    </w:p>
+    <w:p>
+      <w:pPr>
+        <w:spacing w:line="360" w:lineRule="auto"/>
+        <w:rPr>
+          <w:rFonts w:ascii="Arial" w:hAnsi="Arial" w:cs="Arial"/>
+        </w:rPr>
+      </w:pPr>
+      <w:r>
+        <w:rPr>
+          <w:rFonts w:ascii="Arial" w:eastAsia="Arial" w:hAnsi="Arial" w:cs="Arial"/>
+        </w:rPr>
+        <w:pict w14:anchorId="5D496F8F">
+          <v:rect id="shape 36" o:spid="_x0000_i1054" style="width:0;height:1.5pt;visibility:visible;mso-wrap-distance-left:0;mso-wrap-distance-top:0;mso-wrap-distance-right:0;mso-wrap-distance-bottom:0" o:hralign="center" o:hrstd="t" o:hr="t"/>
         </w:pict>
       </w:r>
-    </w:p>
-    <w:p>
-      <w:pPr>
-        <w:spacing w:line="360" w:lineRule="auto"/>
-        <w:rPr>
-          <w:rFonts w:ascii="Arial" w:hAnsi="Arial" w:cs="Arial"/>
-        </w:rPr>
-      </w:pPr>
-      <w:r>
-        <w:rPr>
-          <w:rFonts w:ascii="Arial" w:eastAsia="Arial" w:hAnsi="Arial" w:cs="Arial"/>
-        </w:rPr>
-        <w:pict w14:anchorId="5D496F8F">
-          <v:rect id="shape 36" o:spid="_x0000_i1061" style="width:0;height:1.5pt;visibility:visible;mso-wrap-distance-left:0;mso-wrap-distance-top:0;mso-wrap-distance-right:0;mso-wrap-distance-bottom:0" o:hralign="center" o:hrstd="t" o:hr="t"/>
-        </w:pict>
-      </w:r>
       <w:bookmarkEnd w:id="24"/>
     </w:p>
     <w:p>
@@ -4454,11 +5101,15 @@
       </w:pPr>
       <w:r>
         <w:rPr>
-          <w:rFonts w:ascii="Arial" w:eastAsia="Arial" w:hAnsi="Arial" w:cs="Arial"/>
-        </w:rPr>
-        <w:pict w14:anchorId="6549B217">
-          <v:rect id="shape 37" o:spid="_x0000_i1062" style="width:0;height:1.5pt;visibility:visible;mso-wrap-distance-left:0;mso-wrap-distance-top:0;mso-wrap-distance-right:0;mso-wrap-distance-bottom:0" o:hralign="center" o:hrstd="t" o:hr="t"/>
-        </w:pict>
+          <w:rFonts w:ascii="Arial" w:hAnsi="Arial" w:cs="Arial"/>
+        </w:rPr>
+        <w:t>S</w:t>
+      </w:r>
+      <w:r>
+        <w:rPr>
+          <w:rFonts w:ascii="Arial" w:hAnsi="Arial" w:cs="Arial"/>
+        </w:rPr>
+        <w:t>ão um conjunto de leis que protegem as criações intelectuais, artísticas, científicas ou literárias de uma pessoa, garantindo a ela o controle sobre o uso de sua obra</w:t>
       </w:r>
     </w:p>
     <w:p>
@@ -4473,7 +5124,7 @@
           <w:rFonts w:ascii="Arial" w:eastAsia="Arial" w:hAnsi="Arial" w:cs="Arial"/>
         </w:rPr>
         <w:pict w14:anchorId="574200D5">
-          <v:rect id="shape 38" o:spid="_x0000_i1063" style="width:0;height:1.5pt;visibility:visible;mso-wrap-distance-left:0;mso-wrap-distance-top:0;mso-wrap-distance-right:0;mso-wrap-distance-bottom:0" o:hralign="center" o:hrstd="t" o:hr="t"/>
+          <v:rect id="shape 38" o:spid="_x0000_i1056" style="width:0;height:1.5pt;visibility:visible;mso-wrap-distance-left:0;mso-wrap-distance-top:0;mso-wrap-distance-right:0;mso-wrap-distance-bottom:0" o:hralign="center" o:hrstd="t" o:hr="t"/>
         </w:pict>
       </w:r>
     </w:p>
@@ -4566,6 +5217,7 @@
               <w:rPr>
                 <w:rFonts w:ascii="Arial" w:eastAsia="Arial" w:hAnsi="Arial" w:cs="Arial"/>
               </w:rPr>
+              <w:lastRenderedPageBreak/>
               <w:t>Reconhecimento da autoria</w:t>
             </w:r>
           </w:p>
@@ -4574,6 +5226,105 @@
           <w:tcPr>
             <w:tcW w:w="4706" w:type="dxa"/>
           </w:tcPr>
+          <w:p>
+            <w:pPr>
+              <w:pStyle w:val="Compact"/>
+              <w:spacing w:line="360" w:lineRule="auto"/>
+              <w:rPr>
+                <w:rFonts w:ascii="Arial" w:hAnsi="Arial" w:cs="Arial"/>
+              </w:rPr>
+            </w:pPr>
+            <w:r>
+              <w:rPr>
+                <w:rFonts w:ascii="Arial" w:hAnsi="Arial" w:cs="Arial"/>
+              </w:rPr>
+              <w:t>Moral</w:t>
+            </w:r>
+          </w:p>
+        </w:tc>
+      </w:tr>
+      <w:tr>
+        <w:tc>
+          <w:tcPr>
+            <w:tcW w:w="3764" w:type="dxa"/>
+          </w:tcPr>
+          <w:p>
+            <w:pPr>
+              <w:pStyle w:val="Compact"/>
+              <w:spacing w:line="360" w:lineRule="auto"/>
+              <w:rPr>
+                <w:rFonts w:ascii="Arial" w:hAnsi="Arial" w:cs="Arial"/>
+              </w:rPr>
+            </w:pPr>
+            <w:r>
+              <w:rPr>
+                <w:rFonts w:ascii="Arial" w:eastAsia="Arial" w:hAnsi="Arial" w:cs="Arial"/>
+              </w:rPr>
+              <w:t>Autorização para reprodução</w:t>
+            </w:r>
+          </w:p>
+        </w:tc>
+        <w:tc>
+          <w:tcPr>
+            <w:tcW w:w="4706" w:type="dxa"/>
+          </w:tcPr>
+          <w:p>
+            <w:pPr>
+              <w:pStyle w:val="Compact"/>
+              <w:spacing w:line="360" w:lineRule="auto"/>
+              <w:rPr>
+                <w:rFonts w:ascii="Arial" w:hAnsi="Arial" w:cs="Arial"/>
+              </w:rPr>
+            </w:pPr>
+            <w:r>
+              <w:rPr>
+                <w:rFonts w:ascii="Arial" w:hAnsi="Arial" w:cs="Arial"/>
+              </w:rPr>
+              <w:t>Patrimonial</w:t>
+            </w:r>
+          </w:p>
+        </w:tc>
+      </w:tr>
+      <w:tr>
+        <w:tc>
+          <w:tcPr>
+            <w:tcW w:w="3764" w:type="dxa"/>
+          </w:tcPr>
+          <w:p>
+            <w:pPr>
+              <w:pStyle w:val="Compact"/>
+              <w:spacing w:line="360" w:lineRule="auto"/>
+              <w:rPr>
+                <w:rFonts w:ascii="Arial" w:hAnsi="Arial" w:cs="Arial"/>
+              </w:rPr>
+            </w:pPr>
+            <w:r>
+              <w:rPr>
+                <w:rFonts w:ascii="Arial" w:eastAsia="Arial" w:hAnsi="Arial" w:cs="Arial"/>
+              </w:rPr>
+              <w:t>Utilização comercial de uma obra</w:t>
+            </w:r>
+          </w:p>
+        </w:tc>
+        <w:tc>
+          <w:tcPr>
+            <w:tcW w:w="4706" w:type="dxa"/>
+          </w:tcPr>
+          <w:p>
+            <w:pPr>
+              <w:pStyle w:val="Compact"/>
+              <w:spacing w:line="360" w:lineRule="auto"/>
+              <w:rPr>
+                <w:rFonts w:ascii="Arial" w:hAnsi="Arial" w:cs="Arial"/>
+              </w:rPr>
+            </w:pPr>
+            <w:r>
+              <w:rPr>
+                <w:rFonts w:ascii="Arial" w:hAnsi="Arial" w:cs="Arial"/>
+              </w:rPr>
+              <w:t>Patrimonial</w:t>
+            </w:r>
+          </w:p>
           <w:p>
             <w:pPr>
               <w:pStyle w:val="Compact"/>
@@ -4602,7 +5353,7 @@
               <w:rPr>
                 <w:rFonts w:ascii="Arial" w:eastAsia="Arial" w:hAnsi="Arial" w:cs="Arial"/>
               </w:rPr>
-              <w:t>Autorização para reprodução</w:t>
+              <w:t>Identificação do criador</w:t>
             </w:r>
           </w:p>
         </w:tc>
@@ -4618,6 +5369,12 @@
                 <w:rFonts w:ascii="Arial" w:hAnsi="Arial" w:cs="Arial"/>
               </w:rPr>
             </w:pPr>
+            <w:r>
+              <w:rPr>
+                <w:rFonts w:ascii="Arial" w:hAnsi="Arial" w:cs="Arial"/>
+              </w:rPr>
+              <w:t>Moral</w:t>
+            </w:r>
           </w:p>
         </w:tc>
       </w:tr>
@@ -4638,78 +5395,6 @@
               <w:rPr>
                 <w:rFonts w:ascii="Arial" w:eastAsia="Arial" w:hAnsi="Arial" w:cs="Arial"/>
               </w:rPr>
-              <w:t>Utilização comercial de uma obra</w:t>
-            </w:r>
-          </w:p>
-        </w:tc>
-        <w:tc>
-          <w:tcPr>
-            <w:tcW w:w="4706" w:type="dxa"/>
-          </w:tcPr>
-          <w:p>
-            <w:pPr>
-              <w:pStyle w:val="Compact"/>
-              <w:spacing w:line="360" w:lineRule="auto"/>
-              <w:rPr>
-                <w:rFonts w:ascii="Arial" w:hAnsi="Arial" w:cs="Arial"/>
-              </w:rPr>
-            </w:pPr>
-          </w:p>
-        </w:tc>
-      </w:tr>
-      <w:tr>
-        <w:tc>
-          <w:tcPr>
-            <w:tcW w:w="3764" w:type="dxa"/>
-          </w:tcPr>
-          <w:p>
-            <w:pPr>
-              <w:pStyle w:val="Compact"/>
-              <w:spacing w:line="360" w:lineRule="auto"/>
-              <w:rPr>
-                <w:rFonts w:ascii="Arial" w:hAnsi="Arial" w:cs="Arial"/>
-              </w:rPr>
-            </w:pPr>
-            <w:r>
-              <w:rPr>
-                <w:rFonts w:ascii="Arial" w:eastAsia="Arial" w:hAnsi="Arial" w:cs="Arial"/>
-              </w:rPr>
-              <w:t>Identificação do criador</w:t>
-            </w:r>
-          </w:p>
-        </w:tc>
-        <w:tc>
-          <w:tcPr>
-            <w:tcW w:w="4706" w:type="dxa"/>
-          </w:tcPr>
-          <w:p>
-            <w:pPr>
-              <w:pStyle w:val="Compact"/>
-              <w:spacing w:line="360" w:lineRule="auto"/>
-              <w:rPr>
-                <w:rFonts w:ascii="Arial" w:hAnsi="Arial" w:cs="Arial"/>
-              </w:rPr>
-            </w:pPr>
-          </w:p>
-        </w:tc>
-      </w:tr>
-      <w:tr>
-        <w:tc>
-          <w:tcPr>
-            <w:tcW w:w="3764" w:type="dxa"/>
-          </w:tcPr>
-          <w:p>
-            <w:pPr>
-              <w:pStyle w:val="Compact"/>
-              <w:spacing w:line="360" w:lineRule="auto"/>
-              <w:rPr>
-                <w:rFonts w:ascii="Arial" w:hAnsi="Arial" w:cs="Arial"/>
-              </w:rPr>
-            </w:pPr>
-            <w:r>
-              <w:rPr>
-                <w:rFonts w:ascii="Arial" w:eastAsia="Arial" w:hAnsi="Arial" w:cs="Arial"/>
-              </w:rPr>
               <w:t>Exploração econômica da obra</w:t>
             </w:r>
           </w:p>
@@ -4726,6 +5411,12 @@
                 <w:rFonts w:ascii="Arial" w:hAnsi="Arial" w:cs="Arial"/>
               </w:rPr>
             </w:pPr>
+            <w:r>
+              <w:rPr>
+                <w:rFonts w:ascii="Arial" w:hAnsi="Arial" w:cs="Arial"/>
+              </w:rPr>
+              <w:t>Patrimonial</w:t>
+            </w:r>
           </w:p>
         </w:tc>
       </w:tr>
@@ -4742,7 +5433,7 @@
           <w:rFonts w:ascii="Arial" w:eastAsia="Arial" w:hAnsi="Arial" w:cs="Arial"/>
         </w:rPr>
         <w:pict w14:anchorId="1A26DB79">
-          <v:rect id="shape 39" o:spid="_x0000_i1064" style="width:0;height:1.5pt;visibility:visible;mso-wrap-distance-left:0;mso-wrap-distance-top:0;mso-wrap-distance-right:0;mso-wrap-distance-bottom:0" o:hralign="center" o:hrstd="t" o:hr="t"/>
+          <v:rect id="shape 39" o:spid="_x0000_i1057" style="width:0;height:1.5pt;visibility:visible;mso-wrap-distance-left:0;mso-wrap-distance-top:0;mso-wrap-distance-right:0;mso-wrap-distance-bottom:0" o:hralign="center" o:hrstd="t" o:hr="t"/>
         </w:pict>
       </w:r>
       <w:bookmarkEnd w:id="23"/>
@@ -4761,14 +5452,7 @@
         <w:rPr>
           <w:rFonts w:ascii="Arial" w:eastAsia="Arial" w:hAnsi="Arial" w:cs="Arial"/>
         </w:rPr>
-        <w:lastRenderedPageBreak/>
-        <w:t>9</w:t>
-      </w:r>
-      <w:r>
-        <w:rPr>
-          <w:rFonts w:ascii="Arial" w:eastAsia="Arial" w:hAnsi="Arial" w:cs="Arial"/>
-        </w:rPr>
-        <w:t>. Caso para discussão</w:t>
+        <w:t>9. Caso para discussão</w:t>
       </w:r>
     </w:p>
     <w:p>
@@ -4873,11 +5557,33 @@
       </w:pPr>
       <w:r>
         <w:rPr>
-          <w:rFonts w:ascii="Arial" w:eastAsia="Arial" w:hAnsi="Arial" w:cs="Arial"/>
-        </w:rPr>
-        <w:pict w14:anchorId="5FBE809B">
-          <v:rect id="shape 40" o:spid="_x0000_i1065" style="width:0;height:1.5pt;visibility:visible;mso-wrap-distance-left:0;mso-wrap-distance-top:0;mso-wrap-distance-right:0;mso-wrap-distance-bottom:0" o:hralign="center" o:hrstd="t" o:hr="t"/>
-        </w:pict>
+          <w:rStyle w:val="Forte"/>
+          <w:rFonts w:ascii="Arial" w:hAnsi="Arial" w:cs="Arial"/>
+          <w:b w:val="0"/>
+          <w:bCs w:val="0"/>
+        </w:rPr>
+        <w:t>Não</w:t>
+      </w:r>
+      <w:r>
+        <w:rPr>
+          <w:rStyle w:val="Forte"/>
+          <w:rFonts w:ascii="Arial" w:hAnsi="Arial" w:cs="Arial"/>
+          <w:b w:val="0"/>
+          <w:bCs w:val="0"/>
+        </w:rPr>
+        <w:t xml:space="preserve">, </w:t>
+      </w:r>
+      <w:r>
+        <w:rPr>
+          <w:rFonts w:ascii="Arial" w:hAnsi="Arial" w:cs="Arial"/>
+        </w:rPr>
+        <w:t>Maria não se tornou autora, pois a autoria pertence exclusivamente a quem criou a imagem</w:t>
+      </w:r>
+      <w:r>
+        <w:rPr>
+          <w:rFonts w:ascii="Arial" w:hAnsi="Arial" w:cs="Arial"/>
+        </w:rPr>
+        <w:t>.</w:t>
       </w:r>
     </w:p>
     <w:p>
@@ -4894,31 +5600,58 @@
           <w:b/>
           <w:bCs/>
         </w:rPr>
-        <w:t>2. Qual direito do autor pode est</w:t>
-      </w:r>
+        <w:t>2. Qual direito do autor pode estar relacionado ao reconhecimento da autoria?</w:t>
+      </w:r>
+    </w:p>
+    <w:p>
+      <w:pPr>
+        <w:spacing w:line="360" w:lineRule="auto"/>
+        <w:rPr>
+          <w:rFonts w:ascii="Arial" w:hAnsi="Arial" w:cs="Arial"/>
+        </w:rPr>
+      </w:pPr>
+      <w:r>
+        <w:rPr>
+          <w:rFonts w:ascii="Arial" w:hAnsi="Arial" w:cs="Arial"/>
+        </w:rPr>
+        <w:t>O direito moral do autor.</w:t>
+      </w:r>
+    </w:p>
+    <w:p>
+      <w:pPr>
+        <w:pStyle w:val="FirstParagraph"/>
+        <w:spacing w:line="360" w:lineRule="auto"/>
+        <w:rPr>
+          <w:rFonts w:ascii="Arial" w:hAnsi="Arial" w:cs="Arial"/>
+        </w:rPr>
+      </w:pPr>
       <w:r>
         <w:rPr>
           <w:rFonts w:ascii="Arial" w:eastAsia="Arial" w:hAnsi="Arial" w:cs="Arial"/>
           <w:b/>
           <w:bCs/>
         </w:rPr>
-        <w:t>ar relacionado ao reconhecimento da autoria?</w:t>
-      </w:r>
-    </w:p>
-    <w:p>
-      <w:pPr>
-        <w:spacing w:line="360" w:lineRule="auto"/>
-        <w:rPr>
-          <w:rFonts w:ascii="Arial" w:hAnsi="Arial" w:cs="Arial"/>
-        </w:rPr>
-      </w:pPr>
-      <w:r>
-        <w:rPr>
-          <w:rFonts w:ascii="Arial" w:eastAsia="Arial" w:hAnsi="Arial" w:cs="Arial"/>
-        </w:rPr>
-        <w:pict w14:anchorId="2A58975F">
-          <v:rect id="shape 41" o:spid="_x0000_i1066" style="width:0;height:1.5pt;visibility:visible;mso-wrap-distance-left:0;mso-wrap-distance-top:0;mso-wrap-distance-right:0;mso-wrap-distance-bottom:0" o:hralign="center" o:hrstd="t" o:hr="t"/>
-        </w:pict>
+        <w:t>3. A autorização para utilizar comercialmente uma obra está relacionada a qual tipo de direito?</w:t>
+      </w:r>
+    </w:p>
+    <w:p>
+      <w:pPr>
+        <w:spacing w:line="360" w:lineRule="auto"/>
+        <w:rPr>
+          <w:rFonts w:ascii="Arial" w:hAnsi="Arial" w:cs="Arial"/>
+        </w:rPr>
+      </w:pPr>
+      <w:r>
+        <w:rPr>
+          <w:rFonts w:ascii="Arial" w:hAnsi="Arial" w:cs="Arial"/>
+        </w:rPr>
+        <w:t>O direito patrimonial</w:t>
+      </w:r>
+      <w:r>
+        <w:rPr>
+          <w:rFonts w:ascii="Arial" w:hAnsi="Arial" w:cs="Arial"/>
+        </w:rPr>
+        <w:t>.</w:t>
       </w:r>
     </w:p>
     <w:p>
@@ -4935,76 +5668,77 @@
           <w:b/>
           <w:bCs/>
         </w:rPr>
-        <w:t>3. A autorização para utilizar comercialmente uma obra está relacionada a qual tipo de direito?</w:t>
-      </w:r>
-    </w:p>
-    <w:p>
-      <w:pPr>
-        <w:spacing w:line="360" w:lineRule="auto"/>
-        <w:rPr>
-          <w:rFonts w:ascii="Arial" w:hAnsi="Arial" w:cs="Arial"/>
-        </w:rPr>
-      </w:pPr>
-      <w:r>
-        <w:rPr>
-          <w:rFonts w:ascii="Arial" w:eastAsia="Arial" w:hAnsi="Arial" w:cs="Arial"/>
-        </w:rPr>
-        <w:pict w14:anchorId="23B3E1EB">
-          <v:rect id="shape 42" o:spid="_x0000_i1067" style="width:0;height:1.5pt;visibility:visible;mso-wrap-distance-left:0;mso-wrap-distance-top:0;mso-wrap-distance-right:0;mso-wrap-distance-bottom:0" o:hralign="center" o:hrstd="t" o:hr="t"/>
+        <w:t>4. O que Maria deveria verificar antes de utilizar a fotografia?</w:t>
+      </w:r>
+    </w:p>
+    <w:p>
+      <w:pPr>
+        <w:spacing w:line="360" w:lineRule="auto"/>
+        <w:rPr>
+          <w:rFonts w:ascii="Arial" w:hAnsi="Arial" w:cs="Arial"/>
+        </w:rPr>
+      </w:pPr>
+      <w:r>
+        <w:rPr>
+          <w:rFonts w:ascii="Arial" w:hAnsi="Arial" w:cs="Arial"/>
+        </w:rPr>
+        <w:t xml:space="preserve">Os </w:t>
+      </w:r>
+      <w:r>
+        <w:rPr>
+          <w:rStyle w:val="Forte"/>
+          <w:rFonts w:ascii="Arial" w:hAnsi="Arial" w:cs="Arial"/>
+          <w:b w:val="0"/>
+          <w:bCs w:val="0"/>
+        </w:rPr>
+        <w:t>termos e restrições da licença</w:t>
+      </w:r>
+      <w:r>
+        <w:rPr>
+          <w:rFonts w:ascii="Arial" w:hAnsi="Arial" w:cs="Arial"/>
+        </w:rPr>
+        <w:t xml:space="preserve"> adquirida</w:t>
+      </w:r>
+      <w:r>
+        <w:rPr>
+          <w:rFonts w:ascii="Arial" w:hAnsi="Arial" w:cs="Arial"/>
+        </w:rPr>
+        <w:t xml:space="preserve">, se deve indicar o nome do autor e a validade e abrangência da </w:t>
+      </w:r>
+      <w:proofErr w:type="spellStart"/>
+      <w:r>
+        <w:rPr>
+          <w:rFonts w:ascii="Arial" w:hAnsi="Arial" w:cs="Arial"/>
+        </w:rPr>
+        <w:t>liçenca</w:t>
+      </w:r>
+      <w:proofErr w:type="spellEnd"/>
+      <w:r>
+        <w:rPr>
+          <w:rFonts w:ascii="Arial" w:hAnsi="Arial" w:cs="Arial"/>
+        </w:rPr>
+        <w:t>.</w:t>
+      </w:r>
+    </w:p>
+    <w:p>
+      <w:pPr>
+        <w:spacing w:line="360" w:lineRule="auto"/>
+        <w:rPr>
+          <w:rFonts w:ascii="Arial" w:hAnsi="Arial" w:cs="Arial"/>
+        </w:rPr>
+      </w:pPr>
+      <w:r>
+        <w:rPr>
+          <w:rFonts w:ascii="Arial" w:eastAsia="Arial" w:hAnsi="Arial" w:cs="Arial"/>
+        </w:rPr>
+        <w:lastRenderedPageBreak/>
+        <w:pict w14:anchorId="4EC94910">
+          <v:rect id="shape 44" o:spid="_x0000_i1062" style="width:0;height:1.5pt;visibility:visible;mso-wrap-distance-left:0;mso-wrap-distance-top:0;mso-wrap-distance-right:0;mso-wrap-distance-bottom:0" o:hralign="center" o:hrstd="t" o:hr="t"/>
         </w:pict>
       </w:r>
     </w:p>
     <w:p>
       <w:pPr>
-        <w:pStyle w:val="FirstParagraph"/>
-        <w:spacing w:line="360" w:lineRule="auto"/>
-        <w:rPr>
-          <w:rFonts w:ascii="Arial" w:hAnsi="Arial" w:cs="Arial"/>
-        </w:rPr>
-      </w:pPr>
-      <w:r>
-        <w:rPr>
-          <w:rFonts w:ascii="Arial" w:eastAsia="Arial" w:hAnsi="Arial" w:cs="Arial"/>
-          <w:b/>
-          <w:bCs/>
-        </w:rPr>
-        <w:t>4. O que Maria deveria verificar antes de utilizar a fotografia?</w:t>
-      </w:r>
-    </w:p>
-    <w:p>
-      <w:pPr>
-        <w:spacing w:line="360" w:lineRule="auto"/>
-        <w:rPr>
-          <w:rFonts w:ascii="Arial" w:hAnsi="Arial" w:cs="Arial"/>
-        </w:rPr>
-      </w:pPr>
-      <w:r>
-        <w:rPr>
-          <w:rFonts w:ascii="Arial" w:eastAsia="Arial" w:hAnsi="Arial" w:cs="Arial"/>
-        </w:rPr>
-        <w:pict w14:anchorId="46EEB602">
-          <v:rect id="shape 43" o:spid="_x0000_i1068" style="width:0;height:1.5pt;visibility:visible;mso-wrap-distance-left:0;mso-wrap-distance-top:0;mso-wrap-distance-right:0;mso-wrap-distance-bottom:0" o:hralign="center" o:hrstd="t" o:hr="t"/>
-        </w:pict>
-      </w:r>
-    </w:p>
-    <w:p>
-      <w:pPr>
-        <w:spacing w:line="360" w:lineRule="auto"/>
-        <w:rPr>
-          <w:rFonts w:ascii="Arial" w:hAnsi="Arial" w:cs="Arial"/>
-        </w:rPr>
-      </w:pPr>
-      <w:r>
-        <w:rPr>
-          <w:rFonts w:ascii="Arial" w:eastAsia="Arial" w:hAnsi="Arial" w:cs="Arial"/>
-        </w:rPr>
-        <w:pict w14:anchorId="4EC94910">
-          <v:rect id="shape 44" o:spid="_x0000_i1069" style="width:0;height:1.5pt;visibility:visible;mso-wrap-distance-left:0;mso-wrap-distance-top:0;mso-wrap-distance-right:0;mso-wrap-distance-bottom:0" o:hralign="center" o:hrstd="t" o:hr="t"/>
-        </w:pict>
-      </w:r>
-    </w:p>
-    <w:p>
-      <w:pPr>
         <w:spacing w:line="360" w:lineRule="auto"/>
         <w:rPr>
           <w:rFonts w:ascii="Arial" w:hAnsi="Arial" w:cs="Arial"/>
@@ -5015,7 +5749,7 @@
           <w:rFonts w:ascii="Arial" w:eastAsia="Arial" w:hAnsi="Arial" w:cs="Arial"/>
         </w:rPr>
         <w:pict w14:anchorId="1B04B897">
-          <v:rect id="shape 45" o:spid="_x0000_i1070" style="width:0;height:1.5pt;visibility:visible;mso-wrap-distance-left:0;mso-wrap-distance-top:0;mso-wrap-distance-right:0;mso-wrap-distance-bottom:0" o:hralign="center" o:hrstd="t" o:hr="t"/>
+          <v:rect id="shape 45" o:spid="_x0000_i1063" style="width:0;height:1.5pt;visibility:visible;mso-wrap-distance-left:0;mso-wrap-distance-top:0;mso-wrap-distance-right:0;mso-wrap-distance-bottom:0" o:hralign="center" o:hrstd="t" o:hr="t"/>
         </w:pict>
       </w:r>
       <w:bookmarkEnd w:id="26"/>
@@ -5034,19 +5768,7 @@
         <w:rPr>
           <w:rFonts w:ascii="Arial" w:eastAsia="Arial" w:hAnsi="Arial" w:cs="Arial"/>
         </w:rPr>
-        <w:t>1</w:t>
-      </w:r>
-      <w:r>
-        <w:rPr>
-          <w:rFonts w:ascii="Arial" w:eastAsia="Arial" w:hAnsi="Arial" w:cs="Arial"/>
-        </w:rPr>
-        <w:t>0</w:t>
-      </w:r>
-      <w:r>
-        <w:rPr>
-          <w:rFonts w:ascii="Arial" w:eastAsia="Arial" w:hAnsi="Arial" w:cs="Arial"/>
-        </w:rPr>
-        <w:t>. Parte 6 — Desafio final</w:t>
+        <w:t>10. Parte 6 — Desafio final</w:t>
       </w:r>
     </w:p>
     <w:p>
@@ -5062,13 +5784,7 @@
         <w:rPr>
           <w:rFonts w:ascii="Arial" w:eastAsia="Arial" w:hAnsi="Arial" w:cs="Arial"/>
         </w:rPr>
-        <w:t>Desenvolvend</w:t>
-      </w:r>
-      <w:r>
-        <w:rPr>
-          <w:rFonts w:ascii="Arial" w:eastAsia="Arial" w:hAnsi="Arial" w:cs="Arial"/>
-        </w:rPr>
-        <w:t>o um “Site de Mídias Legalizadas”</w:t>
+        <w:t>Desenvolvendo um “Site de Mídias Legalizadas”</w:t>
       </w:r>
     </w:p>
     <w:p>
@@ -5118,13 +5834,7 @@
         <w:rPr>
           <w:rFonts w:ascii="Arial" w:eastAsia="Arial" w:hAnsi="Arial" w:cs="Arial"/>
         </w:rPr>
-        <w:t>🍔</w:t>
-      </w:r>
-      <w:r>
-        <w:rPr>
-          <w:rFonts w:ascii="Arial" w:eastAsia="Arial" w:hAnsi="Arial" w:cs="Arial"/>
-        </w:rPr>
-        <w:t xml:space="preserve"> Restaurante</w:t>
+        <w:t>🍔 Restaurante</w:t>
       </w:r>
       <w:proofErr w:type="gramEnd"/>
     </w:p>
@@ -5144,13 +5854,7 @@
         <w:rPr>
           <w:rFonts w:ascii="Arial" w:eastAsia="Arial" w:hAnsi="Arial" w:cs="Arial"/>
         </w:rPr>
-        <w:t>🎮</w:t>
-      </w:r>
-      <w:r>
-        <w:rPr>
-          <w:rFonts w:ascii="Arial" w:eastAsia="Arial" w:hAnsi="Arial" w:cs="Arial"/>
-        </w:rPr>
-        <w:t xml:space="preserve"> Loja de Games</w:t>
+        <w:t>🎮 Loja de Games</w:t>
       </w:r>
     </w:p>
     <w:p>
@@ -5169,14 +5873,7 @@
         <w:rPr>
           <w:rFonts w:ascii="Arial" w:eastAsia="Arial" w:hAnsi="Arial" w:cs="Arial"/>
         </w:rPr>
-        <w:lastRenderedPageBreak/>
-        <w:t>🎵</w:t>
-      </w:r>
-      <w:r>
-        <w:rPr>
-          <w:rFonts w:ascii="Arial" w:eastAsia="Arial" w:hAnsi="Arial" w:cs="Arial"/>
-        </w:rPr>
-        <w:t xml:space="preserve"> Banda</w:t>
+        <w:t>🎵 Banda</w:t>
       </w:r>
     </w:p>
     <w:p>
@@ -5195,13 +5892,7 @@
         <w:rPr>
           <w:rFonts w:ascii="Arial" w:eastAsia="Arial" w:hAnsi="Arial" w:cs="Arial"/>
         </w:rPr>
-        <w:t>🏫</w:t>
-      </w:r>
-      <w:r>
-        <w:rPr>
-          <w:rFonts w:ascii="Arial" w:eastAsia="Arial" w:hAnsi="Arial" w:cs="Arial"/>
-        </w:rPr>
-        <w:t xml:space="preserve"> Escola</w:t>
+        <w:t>🏫 Escola</w:t>
       </w:r>
     </w:p>
     <w:p>
@@ -5220,13 +5911,7 @@
         <w:rPr>
           <w:rFonts w:ascii="Arial" w:eastAsia="Arial" w:hAnsi="Arial" w:cs="Arial"/>
         </w:rPr>
-        <w:t>⚽</w:t>
-      </w:r>
-      <w:r>
-        <w:rPr>
-          <w:rFonts w:ascii="Arial" w:eastAsia="Arial" w:hAnsi="Arial" w:cs="Arial"/>
-        </w:rPr>
-        <w:t xml:space="preserve"> Esporte</w:t>
+        <w:t>⚽ Esporte</w:t>
       </w:r>
     </w:p>
     <w:p>
@@ -5245,13 +5930,7 @@
         <w:rPr>
           <w:rFonts w:ascii="Arial" w:eastAsia="Arial" w:hAnsi="Arial" w:cs="Arial"/>
         </w:rPr>
-        <w:t>🐶</w:t>
-      </w:r>
-      <w:r>
-        <w:rPr>
-          <w:rFonts w:ascii="Arial" w:eastAsia="Arial" w:hAnsi="Arial" w:cs="Arial"/>
-        </w:rPr>
-        <w:t xml:space="preserve"> Pet Shop</w:t>
+        <w:t>🐶 Pet Shop</w:t>
       </w:r>
     </w:p>
     <w:p>
@@ -5270,13 +5949,7 @@
         <w:rPr>
           <w:rFonts w:ascii="Arial" w:eastAsia="Arial" w:hAnsi="Arial" w:cs="Arial"/>
         </w:rPr>
-        <w:t>💻</w:t>
-      </w:r>
-      <w:r>
-        <w:rPr>
-          <w:rFonts w:ascii="Arial" w:eastAsia="Arial" w:hAnsi="Arial" w:cs="Arial"/>
-        </w:rPr>
-        <w:t xml:space="preserve"> Empresa de Tecnologia</w:t>
+        <w:t>💻 Empresa de Tecnologia</w:t>
       </w:r>
     </w:p>
     <w:p>
@@ -5295,13 +5968,7 @@
         <w:rPr>
           <w:rFonts w:ascii="Arial" w:eastAsia="Arial" w:hAnsi="Arial" w:cs="Arial"/>
         </w:rPr>
-        <w:t>🎬</w:t>
-      </w:r>
-      <w:r>
-        <w:rPr>
-          <w:rFonts w:ascii="Arial" w:eastAsia="Arial" w:hAnsi="Arial" w:cs="Arial"/>
-        </w:rPr>
-        <w:t xml:space="preserve"> Cinema</w:t>
+        <w:t>🎬 Cinema</w:t>
       </w:r>
     </w:p>
     <w:p>
@@ -5466,13 +6133,7 @@
           <w:rFonts w:ascii="Arial" w:eastAsia="Arial" w:hAnsi="Arial" w:cs="Arial"/>
         </w:rPr>
         <w:br/>
-        <w:t>____________</w:t>
-      </w:r>
-      <w:r>
-        <w:rPr>
-          <w:rFonts w:ascii="Arial" w:eastAsia="Arial" w:hAnsi="Arial" w:cs="Arial"/>
-        </w:rPr>
-        <w:t>________________________________</w:t>
+        <w:t>____________________________________________</w:t>
       </w:r>
     </w:p>
     <w:p>
@@ -5489,6 +6150,7 @@
           <w:b/>
           <w:bCs/>
         </w:rPr>
+        <w:lastRenderedPageBreak/>
         <w:t>Uso comercial permitido?</w:t>
       </w:r>
       <w:r>
@@ -5568,13 +6230,7 @@
           <w:rFonts w:ascii="Arial" w:eastAsia="Arial" w:hAnsi="Arial" w:cs="Arial"/>
         </w:rPr>
         <w:br/>
-        <w:t>_____________</w:t>
-      </w:r>
-      <w:r>
-        <w:rPr>
-          <w:rFonts w:ascii="Arial" w:eastAsia="Arial" w:hAnsi="Arial" w:cs="Arial"/>
-        </w:rPr>
-        <w:t>_______________________________</w:t>
+        <w:t>____________________________________________</w:t>
       </w:r>
     </w:p>
     <w:p>
@@ -5589,7 +6245,7 @@
           <w:rFonts w:ascii="Arial" w:eastAsia="Arial" w:hAnsi="Arial" w:cs="Arial"/>
         </w:rPr>
         <w:pict w14:anchorId="1F2A412A">
-          <v:rect id="shape 46" o:spid="_x0000_i1071" style="width:0;height:1.5pt;visibility:visible;mso-wrap-distance-left:0;mso-wrap-distance-top:0;mso-wrap-distance-right:0;mso-wrap-distance-bottom:0" o:hralign="center" o:hrstd="t" o:hr="t"/>
+          <v:rect id="shape 46" o:spid="_x0000_i1064" style="width:0;height:1.5pt;visibility:visible;mso-wrap-distance-left:0;mso-wrap-distance-top:0;mso-wrap-distance-right:0;mso-wrap-distance-bottom:0" o:hralign="center" o:hrstd="t" o:hr="t"/>
         </w:pict>
       </w:r>
       <w:bookmarkEnd w:id="28"/>
@@ -5608,20 +6264,7 @@
         <w:rPr>
           <w:rFonts w:ascii="Arial" w:eastAsia="Arial" w:hAnsi="Arial" w:cs="Arial"/>
         </w:rPr>
-        <w:lastRenderedPageBreak/>
-        <w:t>1</w:t>
-      </w:r>
-      <w:r>
-        <w:rPr>
-          <w:rFonts w:ascii="Arial" w:eastAsia="Arial" w:hAnsi="Arial" w:cs="Arial"/>
-        </w:rPr>
-        <w:t>1</w:t>
-      </w:r>
-      <w:r>
-        <w:rPr>
-          <w:rFonts w:ascii="Arial" w:eastAsia="Arial" w:hAnsi="Arial" w:cs="Arial"/>
-        </w:rPr>
-        <w:t>. Construindo a página</w:t>
+        <w:t>11. Construindo a página</w:t>
       </w:r>
     </w:p>
     <w:p>
@@ -5944,6 +6587,7 @@
           <w:rStyle w:val="VerbatimChar"/>
           <w:rFonts w:ascii="Arial" w:eastAsia="Arial" w:hAnsi="Arial" w:cs="Arial"/>
         </w:rPr>
+        <w:lastRenderedPageBreak/>
         <w:t>│   └── Licença</w:t>
       </w:r>
       <w:r>
@@ -6089,7 +6733,7 @@
           <w:rFonts w:ascii="Arial" w:eastAsia="Arial" w:hAnsi="Arial" w:cs="Arial"/>
         </w:rPr>
         <w:pict w14:anchorId="3312A699">
-          <v:rect id="shape 47" o:spid="_x0000_i1072" style="width:0;height:1.5pt;visibility:visible;mso-wrap-distance-left:0;mso-wrap-distance-top:0;mso-wrap-distance-right:0;mso-wrap-distance-bottom:0" o:hralign="center" o:hrstd="t" o:hr="t"/>
+          <v:rect id="shape 47" o:spid="_x0000_i1065" style="width:0;height:1.5pt;visibility:visible;mso-wrap-distance-left:0;mso-wrap-distance-top:0;mso-wrap-distance-right:0;mso-wrap-distance-bottom:0" o:hralign="center" o:hrstd="t" o:hr="t"/>
         </w:pict>
       </w:r>
       <w:bookmarkEnd w:id="30"/>
@@ -6108,26 +6752,7 @@
         <w:rPr>
           <w:rFonts w:ascii="Arial" w:eastAsia="Arial" w:hAnsi="Arial" w:cs="Arial"/>
         </w:rPr>
-        <w:lastRenderedPageBreak/>
-        <w:t>1</w:t>
-      </w:r>
-      <w:r>
-        <w:rPr>
-          <w:rFonts w:ascii="Arial" w:eastAsia="Arial" w:hAnsi="Arial" w:cs="Arial"/>
-        </w:rPr>
-        <w:t>2</w:t>
-      </w:r>
-      <w:r>
-        <w:rPr>
-          <w:rFonts w:ascii="Arial" w:eastAsia="Arial" w:hAnsi="Arial" w:cs="Arial"/>
-        </w:rPr>
-        <w:t xml:space="preserve">. Desafio extra </w:t>
-      </w:r>
-      <w:r>
-        <w:rPr>
-          <w:rFonts w:ascii="Arial" w:eastAsia="Arial" w:hAnsi="Arial" w:cs="Arial"/>
-        </w:rPr>
-        <w:t>⭐</w:t>
+        <w:t>12. Desafio extra ⭐</w:t>
       </w:r>
     </w:p>
     <w:p>
@@ -6312,32 +6937,24 @@
           <w:b/>
           <w:bCs/>
         </w:rPr>
-        <w:t>“Por que encontr</w:t>
-      </w:r>
+        <w:t xml:space="preserve">“Por que encontramos o conteúdo, mas decidimos não </w:t>
+      </w:r>
+      <w:proofErr w:type="gramStart"/>
       <w:r>
         <w:rPr>
           <w:rFonts w:ascii="Arial" w:eastAsia="Arial" w:hAnsi="Arial" w:cs="Arial"/>
           <w:b/>
           <w:bCs/>
         </w:rPr>
-        <w:t xml:space="preserve">amos o conteúdo, mas decidimos não </w:t>
-      </w:r>
-      <w:proofErr w:type="gramStart"/>
+        <w:t>utilizá-lo</w:t>
+      </w:r>
+      <w:proofErr w:type="gramEnd"/>
       <w:r>
         <w:rPr>
           <w:rFonts w:ascii="Arial" w:eastAsia="Arial" w:hAnsi="Arial" w:cs="Arial"/>
           <w:b/>
           <w:bCs/>
         </w:rPr>
-        <w:t>utilizá-lo</w:t>
-      </w:r>
-      <w:proofErr w:type="gramEnd"/>
-      <w:r>
-        <w:rPr>
-          <w:rFonts w:ascii="Arial" w:eastAsia="Arial" w:hAnsi="Arial" w:cs="Arial"/>
-          <w:b/>
-          <w:bCs/>
-        </w:rPr>
         <w:t>?”</w:t>
       </w:r>
     </w:p>
@@ -6353,7 +6970,7 @@
           <w:rFonts w:ascii="Arial" w:eastAsia="Arial" w:hAnsi="Arial" w:cs="Arial"/>
         </w:rPr>
         <w:pict w14:anchorId="6D8E1A37">
-          <v:rect id="shape 48" o:spid="_x0000_i1073" style="width:0;height:1.5pt;visibility:visible;mso-wrap-distance-left:0;mso-wrap-distance-top:0;mso-wrap-distance-right:0;mso-wrap-distance-bottom:0" o:hralign="center" o:hrstd="t" o:hr="t"/>
+          <v:rect id="shape 48" o:spid="_x0000_i1066" style="width:0;height:1.5pt;visibility:visible;mso-wrap-distance-left:0;mso-wrap-distance-top:0;mso-wrap-distance-right:0;mso-wrap-distance-bottom:0" o:hralign="center" o:hrstd="t" o:hr="t"/>
         </w:pict>
       </w:r>
     </w:p>
@@ -6369,7 +6986,7 @@
           <w:rFonts w:ascii="Arial" w:eastAsia="Arial" w:hAnsi="Arial" w:cs="Arial"/>
         </w:rPr>
         <w:pict w14:anchorId="7F9099A0">
-          <v:rect id="shape 49" o:spid="_x0000_i1074" style="width:0;height:1.5pt;visibility:visible;mso-wrap-distance-left:0;mso-wrap-distance-top:0;mso-wrap-distance-right:0;mso-wrap-distance-bottom:0" o:hralign="center" o:hrstd="t" o:hr="t"/>
+          <v:rect id="shape 49" o:spid="_x0000_i1067" style="width:0;height:1.5pt;visibility:visible;mso-wrap-distance-left:0;mso-wrap-distance-top:0;mso-wrap-distance-right:0;mso-wrap-distance-bottom:0" o:hralign="center" o:hrstd="t" o:hr="t"/>
         </w:pict>
       </w:r>
     </w:p>
@@ -6385,7 +7002,7 @@
           <w:rFonts w:ascii="Arial" w:eastAsia="Arial" w:hAnsi="Arial" w:cs="Arial"/>
         </w:rPr>
         <w:pict w14:anchorId="696293D2">
-          <v:rect id="shape 50" o:spid="_x0000_i1075" style="width:0;height:1.5pt;visibility:visible;mso-wrap-distance-left:0;mso-wrap-distance-top:0;mso-wrap-distance-right:0;mso-wrap-distance-bottom:0" o:hralign="center" o:hrstd="t" o:hr="t"/>
+          <v:rect id="shape 50" o:spid="_x0000_i1068" style="width:0;height:1.5pt;visibility:visible;mso-wrap-distance-left:0;mso-wrap-distance-top:0;mso-wrap-distance-right:0;mso-wrap-distance-bottom:0" o:hralign="center" o:hrstd="t" o:hr="t"/>
         </w:pict>
       </w:r>
     </w:p>
@@ -6401,7 +7018,7 @@
           <w:rFonts w:ascii="Arial" w:eastAsia="Arial" w:hAnsi="Arial" w:cs="Arial"/>
         </w:rPr>
         <w:pict w14:anchorId="05CDD382">
-          <v:rect id="shape 51" o:spid="_x0000_i1076" style="width:0;height:1.5pt;visibility:visible;mso-wrap-distance-left:0;mso-wrap-distance-top:0;mso-wrap-distance-right:0;mso-wrap-distance-bottom:0" o:hralign="center" o:hrstd="t" o:hr="t"/>
+          <v:rect id="shape 51" o:spid="_x0000_i1069" style="width:0;height:1.5pt;visibility:visible;mso-wrap-distance-left:0;mso-wrap-distance-top:0;mso-wrap-distance-right:0;mso-wrap-distance-bottom:0" o:hralign="center" o:hrstd="t" o:hr="t"/>
         </w:pict>
       </w:r>
       <w:bookmarkEnd w:id="32"/>
@@ -6419,19 +7036,8 @@
         <w:rPr>
           <w:rFonts w:ascii="Arial" w:eastAsia="Arial" w:hAnsi="Arial" w:cs="Arial"/>
         </w:rPr>
-        <w:t>1</w:t>
-      </w:r>
-      <w:r>
-        <w:rPr>
-          <w:rFonts w:ascii="Arial" w:eastAsia="Arial" w:hAnsi="Arial" w:cs="Arial"/>
-        </w:rPr>
-        <w:t>3</w:t>
-      </w:r>
-      <w:r>
-        <w:rPr>
-          <w:rFonts w:ascii="Arial" w:eastAsia="Arial" w:hAnsi="Arial" w:cs="Arial"/>
-        </w:rPr>
-        <w:t>. Apresentação</w:t>
+        <w:lastRenderedPageBreak/>
+        <w:t>13. Apresentação</w:t>
       </w:r>
     </w:p>
     <w:p>
@@ -6589,7 +7195,7 @@
           <w:rFonts w:ascii="Arial" w:eastAsia="Arial" w:hAnsi="Arial" w:cs="Arial"/>
         </w:rPr>
         <w:pict w14:anchorId="4437CB23">
-          <v:rect id="shape 52" o:spid="_x0000_i1077" style="width:0;height:1.5pt;visibility:visible;mso-wrap-distance-left:0;mso-wrap-distance-top:0;mso-wrap-distance-right:0;mso-wrap-distance-bottom:0" o:hralign="center" o:hrstd="t" o:hr="t"/>
+          <v:rect id="shape 52" o:spid="_x0000_i1070" style="width:0;height:1.5pt;visibility:visible;mso-wrap-distance-left:0;mso-wrap-distance-top:0;mso-wrap-distance-right:0;mso-wrap-distance-bottom:0" o:hralign="center" o:hrstd="t" o:hr="t"/>
         </w:pict>
       </w:r>
       <w:bookmarkEnd w:id="33"/>
@@ -6607,19 +7213,7 @@
         <w:rPr>
           <w:rFonts w:ascii="Arial" w:eastAsia="Arial" w:hAnsi="Arial" w:cs="Arial"/>
         </w:rPr>
-        <w:t>1</w:t>
-      </w:r>
-      <w:r>
-        <w:rPr>
-          <w:rFonts w:ascii="Arial" w:eastAsia="Arial" w:hAnsi="Arial" w:cs="Arial"/>
-        </w:rPr>
-        <w:t>4</w:t>
-      </w:r>
-      <w:r>
-        <w:rPr>
-          <w:rFonts w:ascii="Arial" w:eastAsia="Arial" w:hAnsi="Arial" w:cs="Arial"/>
-        </w:rPr>
-        <w:t>. Checklist da equipe</w:t>
+        <w:t>14. Checklist da equipe</w:t>
       </w:r>
     </w:p>
     <w:p>
@@ -6653,8 +7247,21 @@
         <w:rPr>
           <w:rFonts w:ascii="Arial" w:eastAsia="Arial" w:hAnsi="Arial" w:cs="Arial"/>
         </w:rPr>
-        <w:lastRenderedPageBreak/>
-        <w:t>Pesquisamos as licenças Creative Commons;</w:t>
+        <w:t xml:space="preserve">Pesquisamos as licenças </w:t>
+      </w:r>
+      <w:proofErr w:type="spellStart"/>
+      <w:r>
+        <w:rPr>
+          <w:rFonts w:ascii="Arial" w:eastAsia="Arial" w:hAnsi="Arial" w:cs="Arial"/>
+        </w:rPr>
+        <w:t>Creative</w:t>
+      </w:r>
+      <w:proofErr w:type="spellEnd"/>
+      <w:r>
+        <w:rPr>
+          <w:rFonts w:ascii="Arial" w:eastAsia="Arial" w:hAnsi="Arial" w:cs="Arial"/>
+        </w:rPr>
+        <w:t xml:space="preserve"> Commons;</w:t>
       </w:r>
     </w:p>
     <w:p>
@@ -6673,13 +7280,7 @@
         <w:rPr>
           <w:rFonts w:ascii="Arial" w:eastAsia="Arial" w:hAnsi="Arial" w:cs="Arial"/>
         </w:rPr>
-        <w:t>Identifi</w:t>
-      </w:r>
-      <w:r>
-        <w:rPr>
-          <w:rFonts w:ascii="Arial" w:eastAsia="Arial" w:hAnsi="Arial" w:cs="Arial"/>
-        </w:rPr>
-        <w:t>camos BY, NC, ND e SA;</w:t>
+        <w:t>Identificamos BY, NC, ND e SA;</w:t>
       </w:r>
     </w:p>
     <w:p>
@@ -6831,13 +7432,7 @@
         <w:rPr>
           <w:rFonts w:ascii="Arial" w:eastAsia="Arial" w:hAnsi="Arial" w:cs="Arial"/>
         </w:rPr>
-        <w:t>Verificamos se pod</w:t>
-      </w:r>
-      <w:r>
-        <w:rPr>
-          <w:rFonts w:ascii="Arial" w:eastAsia="Arial" w:hAnsi="Arial" w:cs="Arial"/>
-        </w:rPr>
-        <w:t>emos modificar os conteúdos;</w:t>
+        <w:t>Verificamos se podemos modificar os conteúdos;</w:t>
       </w:r>
     </w:p>
     <w:p>
@@ -6856,7 +7451,21 @@
         <w:rPr>
           <w:rFonts w:ascii="Arial" w:eastAsia="Arial" w:hAnsi="Arial" w:cs="Arial"/>
         </w:rPr>
-        <w:t>Entendemos Royalty Free;</w:t>
+        <w:t xml:space="preserve">Entendemos Royalty </w:t>
+      </w:r>
+      <w:proofErr w:type="spellStart"/>
+      <w:r>
+        <w:rPr>
+          <w:rFonts w:ascii="Arial" w:eastAsia="Arial" w:hAnsi="Arial" w:cs="Arial"/>
+        </w:rPr>
+        <w:t>Free</w:t>
+      </w:r>
+      <w:proofErr w:type="spellEnd"/>
+      <w:r>
+        <w:rPr>
+          <w:rFonts w:ascii="Arial" w:eastAsia="Arial" w:hAnsi="Arial" w:cs="Arial"/>
+        </w:rPr>
+        <w:t>;</w:t>
       </w:r>
     </w:p>
     <w:p>
@@ -6875,7 +7484,35 @@
         <w:rPr>
           <w:rFonts w:ascii="Arial" w:eastAsia="Arial" w:hAnsi="Arial" w:cs="Arial"/>
         </w:rPr>
-        <w:t>Entendemos Rights Managed;</w:t>
+        <w:t xml:space="preserve">Entendemos </w:t>
+      </w:r>
+      <w:proofErr w:type="spellStart"/>
+      <w:r>
+        <w:rPr>
+          <w:rFonts w:ascii="Arial" w:eastAsia="Arial" w:hAnsi="Arial" w:cs="Arial"/>
+        </w:rPr>
+        <w:t>Rights</w:t>
+      </w:r>
+      <w:proofErr w:type="spellEnd"/>
+      <w:r>
+        <w:rPr>
+          <w:rFonts w:ascii="Arial" w:eastAsia="Arial" w:hAnsi="Arial" w:cs="Arial"/>
+        </w:rPr>
+        <w:t xml:space="preserve"> </w:t>
+      </w:r>
+      <w:proofErr w:type="spellStart"/>
+      <w:r>
+        <w:rPr>
+          <w:rFonts w:ascii="Arial" w:eastAsia="Arial" w:hAnsi="Arial" w:cs="Arial"/>
+        </w:rPr>
+        <w:t>Managed</w:t>
+      </w:r>
+      <w:proofErr w:type="spellEnd"/>
+      <w:r>
+        <w:rPr>
+          <w:rFonts w:ascii="Arial" w:eastAsia="Arial" w:hAnsi="Arial" w:cs="Arial"/>
+        </w:rPr>
+        <w:t>;</w:t>
       </w:r>
     </w:p>
     <w:p>
@@ -6984,8 +7621,9 @@
         <w:rPr>
           <w:rFonts w:ascii="Arial" w:eastAsia="Arial" w:hAnsi="Arial" w:cs="Arial"/>
         </w:rPr>
+        <w:lastRenderedPageBreak/>
         <w:pict w14:anchorId="2B78DE4D">
-          <v:rect id="shape 53" o:spid="_x0000_i1078" style="width:0;height:1.5pt;visibility:visible;mso-wrap-distance-left:0;mso-wrap-distance-top:0;mso-wrap-distance-right:0;mso-wrap-distance-bottom:0" o:hralign="center" o:hrstd="t" o:hr="t"/>
+          <v:rect id="shape 53" o:spid="_x0000_i1071" style="width:0;height:1.5pt;visibility:visible;mso-wrap-distance-left:0;mso-wrap-distance-top:0;mso-wrap-distance-right:0;mso-wrap-distance-bottom:0" o:hralign="center" o:hrstd="t" o:hr="t"/>
         </w:pict>
       </w:r>
       <w:bookmarkEnd w:id="34"/>
@@ -7003,19 +7641,7 @@
         <w:rPr>
           <w:rFonts w:ascii="Arial" w:eastAsia="Arial" w:hAnsi="Arial" w:cs="Arial"/>
         </w:rPr>
-        <w:t>1</w:t>
-      </w:r>
-      <w:r>
-        <w:rPr>
-          <w:rFonts w:ascii="Arial" w:eastAsia="Arial" w:hAnsi="Arial" w:cs="Arial"/>
-        </w:rPr>
-        <w:t>5</w:t>
-      </w:r>
-      <w:r>
-        <w:rPr>
-          <w:rFonts w:ascii="Arial" w:eastAsia="Arial" w:hAnsi="Arial" w:cs="Arial"/>
-        </w:rPr>
-        <w:t>. Avaliação</w:t>
+        <w:t>15. Avaliação</w:t>
       </w:r>
     </w:p>
     <w:tbl>
@@ -7178,7 +7804,21 @@
               <w:rPr>
                 <w:rFonts w:ascii="Arial" w:eastAsia="Arial" w:hAnsi="Arial" w:cs="Arial"/>
               </w:rPr>
-              <w:t>Pesquisa de conteúdos reais</w:t>
+              <w:t xml:space="preserve">Pesquisa de </w:t>
+            </w:r>
+            <w:proofErr w:type="spellStart"/>
+            <w:r>
+              <w:rPr>
+                <w:rFonts w:ascii="Arial" w:eastAsia="Arial" w:hAnsi="Arial" w:cs="Arial"/>
+              </w:rPr>
+              <w:t>conteúdos</w:t>
+            </w:r>
+            <w:proofErr w:type="spellEnd"/>
+            <w:r>
+              <w:rPr>
+                <w:rFonts w:ascii="Arial" w:eastAsia="Arial" w:hAnsi="Arial" w:cs="Arial"/>
+              </w:rPr>
+              <w:t xml:space="preserve"> reais</w:t>
             </w:r>
           </w:p>
         </w:tc>
@@ -7393,7 +8033,7 @@
           <w:rFonts w:ascii="Arial" w:eastAsia="Arial" w:hAnsi="Arial" w:cs="Arial"/>
         </w:rPr>
         <w:pict w14:anchorId="56F4E89E">
-          <v:rect id="shape 54" o:spid="_x0000_i1079" style="width:0;height:1.5pt;visibility:visible;mso-wrap-distance-left:0;mso-wrap-distance-top:0;mso-wrap-distance-right:0;mso-wrap-distance-bottom:0" o:hralign="center" o:hrstd="t" o:hr="t"/>
+          <v:rect id="shape 54" o:spid="_x0000_i1072" style="width:0;height:1.5pt;visibility:visible;mso-wrap-distance-left:0;mso-wrap-distance-top:0;mso-wrap-distance-right:0;mso-wrap-distance-bottom:0" o:hralign="center" o:hrstd="t" o:hr="t"/>
         </w:pict>
       </w:r>
     </w:p>
@@ -7410,7 +8050,6 @@
         <w:rPr>
           <w:rFonts w:ascii="Arial" w:eastAsia="Arial" w:hAnsi="Arial" w:cs="Arial"/>
         </w:rPr>
-        <w:lastRenderedPageBreak/>
         <w:t>Pergunta final — reflexão individual</w:t>
       </w:r>
     </w:p>
@@ -7458,7 +8097,7 @@
           <w:rFonts w:ascii="Arial" w:eastAsia="Arial" w:hAnsi="Arial" w:cs="Arial"/>
         </w:rPr>
         <w:pict w14:anchorId="0C8CDB87">
-          <v:rect id="shape 55" o:spid="_x0000_i1080" style="width:0;height:1.5pt;visibility:visible;mso-wrap-distance-left:0;mso-wrap-distance-top:0;mso-wrap-distance-right:0;mso-wrap-distance-bottom:0" o:hralign="center" o:hrstd="t" o:hr="t"/>
+          <v:rect id="shape 55" o:spid="_x0000_i1073" style="width:0;height:1.5pt;visibility:visible;mso-wrap-distance-left:0;mso-wrap-distance-top:0;mso-wrap-distance-right:0;mso-wrap-distance-bottom:0" o:hralign="center" o:hrstd="t" o:hr="t"/>
         </w:pict>
       </w:r>
     </w:p>
@@ -7474,7 +8113,7 @@
           <w:rFonts w:ascii="Arial" w:eastAsia="Arial" w:hAnsi="Arial" w:cs="Arial"/>
         </w:rPr>
         <w:pict w14:anchorId="12CE93A0">
-          <v:rect id="shape 56" o:spid="_x0000_i1081" style="width:0;height:1.5pt;visibility:visible;mso-wrap-distance-left:0;mso-wrap-distance-top:0;mso-wrap-distance-right:0;mso-wrap-distance-bottom:0" o:hralign="center" o:hrstd="t" o:hr="t"/>
+          <v:rect id="shape 56" o:spid="_x0000_i1074" style="width:0;height:1.5pt;visibility:visible;mso-wrap-distance-left:0;mso-wrap-distance-top:0;mso-wrap-distance-right:0;mso-wrap-distance-bottom:0" o:hralign="center" o:hrstd="t" o:hr="t"/>
         </w:pict>
       </w:r>
     </w:p>
@@ -7490,7 +8129,7 @@
           <w:rFonts w:ascii="Arial" w:eastAsia="Arial" w:hAnsi="Arial" w:cs="Arial"/>
         </w:rPr>
         <w:pict w14:anchorId="1A0222D7">
-          <v:rect id="shape 57" o:spid="_x0000_i1082" style="width:0;height:1.5pt;visibility:visible;mso-wrap-distance-left:0;mso-wrap-distance-top:0;mso-wrap-distance-right:0;mso-wrap-distance-bottom:0" o:hralign="center" o:hrstd="t" o:hr="t"/>
+          <v:rect id="shape 57" o:spid="_x0000_i1075" style="width:0;height:1.5pt;visibility:visible;mso-wrap-distance-left:0;mso-wrap-distance-top:0;mso-wrap-distance-right:0;mso-wrap-distance-bottom:0" o:hralign="center" o:hrstd="t" o:hr="t"/>
         </w:pict>
       </w:r>
     </w:p>
@@ -7506,7 +8145,7 @@
           <w:rFonts w:ascii="Arial" w:eastAsia="Arial" w:hAnsi="Arial" w:cs="Arial"/>
         </w:rPr>
         <w:pict w14:anchorId="5EFF510B">
-          <v:rect id="shape 58" o:spid="_x0000_i1083" style="width:0;height:1.5pt;visibility:visible;mso-wrap-distance-left:0;mso-wrap-distance-top:0;mso-wrap-distance-right:0;mso-wrap-distance-bottom:0" o:hralign="center" o:hrstd="t" o:hr="t"/>
+          <v:rect id="shape 58" o:spid="_x0000_i1076" style="width:0;height:1.5pt;visibility:visible;mso-wrap-distance-left:0;mso-wrap-distance-top:0;mso-wrap-distance-right:0;mso-wrap-distance-bottom:0" o:hralign="center" o:hrstd="t" o:hr="t"/>
         </w:pict>
       </w:r>
       <w:bookmarkEnd w:id="35"/>
@@ -8203,7 +8842,7 @@
     <w:lsdException w:name="Table Web 2" w:semiHidden="1" w:unhideWhenUsed="1"/>
     <w:lsdException w:name="Table Web 3" w:semiHidden="1" w:unhideWhenUsed="1"/>
     <w:lsdException w:name="Balloon Text" w:semiHidden="1" w:unhideWhenUsed="1"/>
-    <w:lsdException w:name="Table Grid" w:semiHidden="1" w:uiPriority="59" w:unhideWhenUsed="1"/>
+    <w:lsdException w:name="Table Grid" w:uiPriority="59"/>
     <w:lsdException w:name="Table Theme" w:semiHidden="1" w:unhideWhenUsed="1"/>
     <w:lsdException w:name="Placeholder Text" w:semiHidden="1"/>
     <w:lsdException w:name="No Spacing" w:uiPriority="1" w:qFormat="1"/>
@@ -20790,6 +21429,23 @@
 </file>
 
 <file path=customXml/item1.xml><?xml version="1.0" encoding="utf-8"?>
+<?mso-contentType ?>
+<FormTemplates xmlns="http://schemas.microsoft.com/sharepoint/v3/contenttype/forms">
+  <Display>DocumentLibraryForm</Display>
+  <Edit>DocumentLibraryForm</Edit>
+  <New>DocumentLibraryForm</New>
+</FormTemplates>
+</file>
+
+<file path=customXml/item2.xml><?xml version="1.0" encoding="utf-8"?>
+<p:properties xmlns:p="http://schemas.microsoft.com/office/2006/metadata/properties" xmlns:xsi="http://www.w3.org/2001/XMLSchema-instance" xmlns:pc="http://schemas.microsoft.com/office/infopath/2007/PartnerControls">
+  <documentManagement>
+    <ReferenceId xmlns="687ae8e4-b11a-4693-a364-6a8f5e4c3a07" xsi:nil="true"/>
+  </documentManagement>
+</p:properties>
+</file>
+
+<file path=customXml/item3.xml><?xml version="1.0" encoding="utf-8"?>
 <ct:contentTypeSchema xmlns:ct="http://schemas.microsoft.com/office/2006/metadata/contentType" xmlns:ma="http://schemas.microsoft.com/office/2006/metadata/properties/metaAttributes" ct:_="" ma:_="" ma:contentTypeName="Documento" ma:contentTypeID="0x01010038735FCA7DCFFA458810561EE3FDC9DD" ma:contentTypeVersion="1" ma:contentTypeDescription="Crie um novo documento." ma:contentTypeScope="" ma:versionID="5f219a6c08ce159985a72c82da21b342">
   <xsd:schema xmlns:xsd="http://www.w3.org/2001/XMLSchema" xmlns:xs="http://www.w3.org/2001/XMLSchema" xmlns:p="http://schemas.microsoft.com/office/2006/metadata/properties" xmlns:ns2="687ae8e4-b11a-4693-a364-6a8f5e4c3a07" targetNamespace="http://schemas.microsoft.com/office/2006/metadata/properties" ma:root="true" ma:fieldsID="36b96138e688126292d8a016db4c424c" ns2:_="">
     <xsd:import namespace="687ae8e4-b11a-4693-a364-6a8f5e4c3a07"/>
@@ -20915,24 +21571,29 @@
 </ct:contentTypeSchema>
 </file>
 
-<file path=customXml/item2.xml><?xml version="1.0" encoding="utf-8"?>
-<p:properties xmlns:p="http://schemas.microsoft.com/office/2006/metadata/properties" xmlns:xsi="http://www.w3.org/2001/XMLSchema-instance" xmlns:pc="http://schemas.microsoft.com/office/infopath/2007/PartnerControls">
-  <documentManagement>
-    <ReferenceId xmlns="687ae8e4-b11a-4693-a364-6a8f5e4c3a07" xsi:nil="true"/>
-  </documentManagement>
-</p:properties>
-</file>
-
-<file path=customXml/item3.xml><?xml version="1.0" encoding="utf-8"?>
-<?mso-contentType ?>
-<FormTemplates xmlns="http://schemas.microsoft.com/sharepoint/v3/contenttype/forms">
-  <Display>DocumentLibraryForm</Display>
-  <Edit>DocumentLibraryForm</Edit>
-  <New>DocumentLibraryForm</New>
-</FormTemplates>
+<file path=customXml/item4.xml><?xml version="1.0" encoding="utf-8"?>
+<b:Sources xmlns:b="http://schemas.openxmlformats.org/officeDocument/2006/bibliography" xmlns="http://schemas.openxmlformats.org/officeDocument/2006/bibliography" SelectedStyle="\APASixthEditionOfficeOnline.xsl" StyleName="APA" Version="6"/>
 </file>
 
 <file path=customXml/itemProps1.xml><?xml version="1.0" encoding="utf-8"?>
+<ds:datastoreItem xmlns:ds="http://schemas.openxmlformats.org/officeDocument/2006/customXml" ds:itemID="{8F24AAD2-B016-4CF6-8A58-711982955EAE}">
+  <ds:schemaRefs>
+    <ds:schemaRef ds:uri="http://schemas.microsoft.com/sharepoint/v3/contenttype/forms"/>
+  </ds:schemaRefs>
+</ds:datastoreItem>
+</file>
+
+<file path=customXml/itemProps2.xml><?xml version="1.0" encoding="utf-8"?>
+<ds:datastoreItem xmlns:ds="http://schemas.openxmlformats.org/officeDocument/2006/customXml" ds:itemID="{2D0AA3DD-39E7-4CD3-802B-D06C1932E82C}">
+  <ds:schemaRefs>
+    <ds:schemaRef ds:uri="http://schemas.microsoft.com/office/2006/metadata/properties"/>
+    <ds:schemaRef ds:uri="http://schemas.microsoft.com/office/infopath/2007/PartnerControls"/>
+    <ds:schemaRef ds:uri="687ae8e4-b11a-4693-a364-6a8f5e4c3a07"/>
+  </ds:schemaRefs>
+</ds:datastoreItem>
+</file>
+
+<file path=customXml/itemProps3.xml><?xml version="1.0" encoding="utf-8"?>
 <ds:datastoreItem xmlns:ds="http://schemas.openxmlformats.org/officeDocument/2006/customXml" ds:itemID="{75D650B6-28B1-42F0-BED9-6D44374C2B70}">
   <ds:schemaRefs>
     <ds:schemaRef ds:uri="http://schemas.microsoft.com/office/2006/metadata/contentType"/>
@@ -20950,20 +21611,10 @@
 </ds:datastoreItem>
 </file>
 
-<file path=customXml/itemProps2.xml><?xml version="1.0" encoding="utf-8"?>
-<ds:datastoreItem xmlns:ds="http://schemas.openxmlformats.org/officeDocument/2006/customXml" ds:itemID="{2D0AA3DD-39E7-4CD3-802B-D06C1932E82C}">
+<file path=customXml/itemProps4.xml><?xml version="1.0" encoding="utf-8"?>
+<ds:datastoreItem xmlns:ds="http://schemas.openxmlformats.org/officeDocument/2006/customXml" ds:itemID="{AD66C615-E7C3-4D7F-9C66-D769D4F4ABBC}">
   <ds:schemaRefs>
-    <ds:schemaRef ds:uri="http://schemas.microsoft.com/office/2006/metadata/properties"/>
-    <ds:schemaRef ds:uri="http://schemas.microsoft.com/office/infopath/2007/PartnerControls"/>
-    <ds:schemaRef ds:uri="687ae8e4-b11a-4693-a364-6a8f5e4c3a07"/>
-  </ds:schemaRefs>
-</ds:datastoreItem>
-</file>
-
-<file path=customXml/itemProps3.xml><?xml version="1.0" encoding="utf-8"?>
-<ds:datastoreItem xmlns:ds="http://schemas.openxmlformats.org/officeDocument/2006/customXml" ds:itemID="{8F24AAD2-B016-4CF6-8A58-711982955EAE}">
-  <ds:schemaRefs>
-    <ds:schemaRef ds:uri="http://schemas.microsoft.com/sharepoint/v3/contenttype/forms"/>
+    <ds:schemaRef ds:uri="http://schemas.openxmlformats.org/officeDocument/2006/bibliography"/>
   </ds:schemaRefs>
 </ds:datastoreItem>
 </file>
--- a/PW I/02 - Atividade Prática — Licenças, Direitos.docx
+++ b/PW I/02 - Atividade Prática — Licenças, Direitos.docx
@@ -62,63 +62,7 @@
         <w:rPr>
           <w:rFonts w:ascii="Arial" w:eastAsia="Arial" w:hAnsi="Arial" w:cs="Arial"/>
         </w:rPr>
-        <w:t xml:space="preserve"> Licenças </w:t>
-      </w:r>
-      <w:proofErr w:type="spellStart"/>
-      <w:r>
-        <w:rPr>
-          <w:rFonts w:ascii="Arial" w:eastAsia="Arial" w:hAnsi="Arial" w:cs="Arial"/>
-        </w:rPr>
-        <w:t>Creative</w:t>
-      </w:r>
-      <w:proofErr w:type="spellEnd"/>
-      <w:r>
-        <w:rPr>
-          <w:rFonts w:ascii="Arial" w:eastAsia="Arial" w:hAnsi="Arial" w:cs="Arial"/>
-        </w:rPr>
-        <w:t xml:space="preserve"> Commons, Royalty </w:t>
-      </w:r>
-      <w:proofErr w:type="spellStart"/>
-      <w:r>
-        <w:rPr>
-          <w:rFonts w:ascii="Arial" w:eastAsia="Arial" w:hAnsi="Arial" w:cs="Arial"/>
-        </w:rPr>
-        <w:t>Free</w:t>
-      </w:r>
-      <w:proofErr w:type="spellEnd"/>
-      <w:r>
-        <w:rPr>
-          <w:rFonts w:ascii="Arial" w:eastAsia="Arial" w:hAnsi="Arial" w:cs="Arial"/>
-        </w:rPr>
-        <w:t xml:space="preserve">, </w:t>
-      </w:r>
-      <w:proofErr w:type="spellStart"/>
-      <w:r>
-        <w:rPr>
-          <w:rFonts w:ascii="Arial" w:eastAsia="Arial" w:hAnsi="Arial" w:cs="Arial"/>
-        </w:rPr>
-        <w:t>Rights</w:t>
-      </w:r>
-      <w:proofErr w:type="spellEnd"/>
-      <w:r>
-        <w:rPr>
-          <w:rFonts w:ascii="Arial" w:eastAsia="Arial" w:hAnsi="Arial" w:cs="Arial"/>
-        </w:rPr>
-        <w:t xml:space="preserve"> </w:t>
-      </w:r>
-      <w:proofErr w:type="spellStart"/>
-      <w:r>
-        <w:rPr>
-          <w:rFonts w:ascii="Arial" w:eastAsia="Arial" w:hAnsi="Arial" w:cs="Arial"/>
-        </w:rPr>
-        <w:t>Managed</w:t>
-      </w:r>
-      <w:proofErr w:type="spellEnd"/>
-      <w:r>
-        <w:rPr>
-          <w:rFonts w:ascii="Arial" w:eastAsia="Arial" w:hAnsi="Arial" w:cs="Arial"/>
-        </w:rPr>
-        <w:t xml:space="preserve"> e Direitos Autorais</w:t>
+        <w:t xml:space="preserve"> Licenças Creative Commons, Royalty Free, Rights Managed e Direitos Autorais</w:t>
       </w:r>
       <w:r>
         <w:rPr>
@@ -224,21 +168,7 @@
         <w:rPr>
           <w:rFonts w:ascii="Arial" w:eastAsia="Arial" w:hAnsi="Arial" w:cs="Arial"/>
         </w:rPr>
-        <w:t xml:space="preserve">Identificar diferentes tipos de licenças </w:t>
-      </w:r>
-      <w:proofErr w:type="spellStart"/>
-      <w:r>
-        <w:rPr>
-          <w:rFonts w:ascii="Arial" w:eastAsia="Arial" w:hAnsi="Arial" w:cs="Arial"/>
-        </w:rPr>
-        <w:t>Creative</w:t>
-      </w:r>
-      <w:proofErr w:type="spellEnd"/>
-      <w:r>
-        <w:rPr>
-          <w:rFonts w:ascii="Arial" w:eastAsia="Arial" w:hAnsi="Arial" w:cs="Arial"/>
-        </w:rPr>
-        <w:t xml:space="preserve"> Commons;</w:t>
+        <w:t>Identificar diferentes tipos de licenças Creative Commons;</w:t>
       </w:r>
     </w:p>
     <w:p>
@@ -295,49 +225,7 @@
         <w:rPr>
           <w:rFonts w:ascii="Arial" w:eastAsia="Arial" w:hAnsi="Arial" w:cs="Arial"/>
         </w:rPr>
-        <w:t xml:space="preserve">Compreender o funcionamento das licenças Royalty </w:t>
-      </w:r>
-      <w:proofErr w:type="spellStart"/>
-      <w:r>
-        <w:rPr>
-          <w:rFonts w:ascii="Arial" w:eastAsia="Arial" w:hAnsi="Arial" w:cs="Arial"/>
-        </w:rPr>
-        <w:t>Free</w:t>
-      </w:r>
-      <w:proofErr w:type="spellEnd"/>
-      <w:r>
-        <w:rPr>
-          <w:rFonts w:ascii="Arial" w:eastAsia="Arial" w:hAnsi="Arial" w:cs="Arial"/>
-        </w:rPr>
-        <w:t xml:space="preserve"> e </w:t>
-      </w:r>
-      <w:proofErr w:type="spellStart"/>
-      <w:r>
-        <w:rPr>
-          <w:rFonts w:ascii="Arial" w:eastAsia="Arial" w:hAnsi="Arial" w:cs="Arial"/>
-        </w:rPr>
-        <w:t>Rights</w:t>
-      </w:r>
-      <w:proofErr w:type="spellEnd"/>
-      <w:r>
-        <w:rPr>
-          <w:rFonts w:ascii="Arial" w:eastAsia="Arial" w:hAnsi="Arial" w:cs="Arial"/>
-        </w:rPr>
-        <w:t xml:space="preserve"> </w:t>
-      </w:r>
-      <w:proofErr w:type="spellStart"/>
-      <w:r>
-        <w:rPr>
-          <w:rFonts w:ascii="Arial" w:eastAsia="Arial" w:hAnsi="Arial" w:cs="Arial"/>
-        </w:rPr>
-        <w:t>Managed</w:t>
-      </w:r>
-      <w:proofErr w:type="spellEnd"/>
-      <w:r>
-        <w:rPr>
-          <w:rFonts w:ascii="Arial" w:eastAsia="Arial" w:hAnsi="Arial" w:cs="Arial"/>
-        </w:rPr>
-        <w:t>;</w:t>
+        <w:t>Compreender o funcionamento das licenças Royalty Free e Rights Managed;</w:t>
       </w:r>
     </w:p>
     <w:p>
@@ -683,21 +571,7 @@
         <w:rPr>
           <w:rFonts w:ascii="Arial" w:eastAsia="Arial" w:hAnsi="Arial" w:cs="Arial"/>
         </w:rPr>
-        <w:t xml:space="preserve">Não, pois a imagem que for encontrada pode ter direitos autorais e isso pode prejudicar a equipe futuramente com problemas </w:t>
-      </w:r>
-      <w:proofErr w:type="spellStart"/>
-      <w:r>
-        <w:rPr>
-          <w:rFonts w:ascii="Arial" w:eastAsia="Arial" w:hAnsi="Arial" w:cs="Arial"/>
-        </w:rPr>
-        <w:t>juridicos</w:t>
-      </w:r>
-      <w:proofErr w:type="spellEnd"/>
-      <w:r>
-        <w:rPr>
-          <w:rFonts w:ascii="Arial" w:eastAsia="Arial" w:hAnsi="Arial" w:cs="Arial"/>
-        </w:rPr>
-        <w:t>.</w:t>
+        <w:t>Não, pois a imagem que for encontrada pode ter direitos autorais e isso pode prejudicar a equipe futuramente com problemas juridicos.</w:t>
       </w:r>
     </w:p>
     <w:p>
@@ -779,21 +653,7 @@
         <w:rPr>
           <w:rFonts w:ascii="Arial" w:eastAsia="Arial" w:hAnsi="Arial" w:cs="Arial"/>
         </w:rPr>
-        <w:t xml:space="preserve">3. Parte 1 — Investigando as licenças </w:t>
-      </w:r>
-      <w:proofErr w:type="spellStart"/>
-      <w:r>
-        <w:rPr>
-          <w:rFonts w:ascii="Arial" w:eastAsia="Arial" w:hAnsi="Arial" w:cs="Arial"/>
-        </w:rPr>
-        <w:t>Creative</w:t>
-      </w:r>
-      <w:proofErr w:type="spellEnd"/>
-      <w:r>
-        <w:rPr>
-          <w:rFonts w:ascii="Arial" w:eastAsia="Arial" w:hAnsi="Arial" w:cs="Arial"/>
-        </w:rPr>
-        <w:t xml:space="preserve"> Commons</w:t>
+        <w:t>3. Parte 1 — Investigando as licenças Creative Commons</w:t>
       </w:r>
     </w:p>
     <w:p>
@@ -3225,14 +3085,12 @@
                 <w:rFonts w:ascii="Arial" w:hAnsi="Arial" w:cs="Arial"/>
               </w:rPr>
             </w:pPr>
-            <w:proofErr w:type="spellStart"/>
             <w:r>
               <w:rPr>
                 <w:rFonts w:ascii="Arial" w:eastAsia="Arial" w:hAnsi="Arial" w:cs="Arial"/>
               </w:rPr>
               <w:t>Royality-free</w:t>
             </w:r>
-            <w:proofErr w:type="spellEnd"/>
           </w:p>
         </w:tc>
         <w:tc>
@@ -3316,77 +3174,7 @@
               <w:rPr>
                 <w:rFonts w:ascii="Arial" w:eastAsia="Arial" w:hAnsi="Arial" w:cs="Arial"/>
               </w:rPr>
-              <w:t xml:space="preserve">Gamers </w:t>
-            </w:r>
-            <w:proofErr w:type="spellStart"/>
-            <w:r>
-              <w:rPr>
-                <w:rFonts w:ascii="Arial" w:eastAsia="Arial" w:hAnsi="Arial" w:cs="Arial"/>
-              </w:rPr>
-              <w:t>Sitting</w:t>
-            </w:r>
-            <w:proofErr w:type="spellEnd"/>
-            <w:r>
-              <w:rPr>
-                <w:rFonts w:ascii="Arial" w:eastAsia="Arial" w:hAnsi="Arial" w:cs="Arial"/>
-              </w:rPr>
-              <w:t xml:space="preserve"> </w:t>
-            </w:r>
-            <w:proofErr w:type="spellStart"/>
-            <w:r>
-              <w:rPr>
-                <w:rFonts w:ascii="Arial" w:eastAsia="Arial" w:hAnsi="Arial" w:cs="Arial"/>
-              </w:rPr>
-              <w:t>Together</w:t>
-            </w:r>
-            <w:proofErr w:type="spellEnd"/>
-            <w:r>
-              <w:rPr>
-                <w:rFonts w:ascii="Arial" w:eastAsia="Arial" w:hAnsi="Arial" w:cs="Arial"/>
-              </w:rPr>
-              <w:t xml:space="preserve"> </w:t>
-            </w:r>
-            <w:proofErr w:type="spellStart"/>
-            <w:r>
-              <w:rPr>
-                <w:rFonts w:ascii="Arial" w:eastAsia="Arial" w:hAnsi="Arial" w:cs="Arial"/>
-              </w:rPr>
-              <w:t>on</w:t>
-            </w:r>
-            <w:proofErr w:type="spellEnd"/>
-            <w:r>
-              <w:rPr>
-                <w:rFonts w:ascii="Arial" w:eastAsia="Arial" w:hAnsi="Arial" w:cs="Arial"/>
-              </w:rPr>
-              <w:t xml:space="preserve"> a </w:t>
-            </w:r>
-            <w:proofErr w:type="spellStart"/>
-            <w:r>
-              <w:rPr>
-                <w:rFonts w:ascii="Arial" w:eastAsia="Arial" w:hAnsi="Arial" w:cs="Arial"/>
-              </w:rPr>
-              <w:t>Sofa</w:t>
-            </w:r>
-            <w:proofErr w:type="spellEnd"/>
-            <w:r>
-              <w:rPr>
-                <w:rFonts w:ascii="Arial" w:eastAsia="Arial" w:hAnsi="Arial" w:cs="Arial"/>
-              </w:rPr>
-              <w:t xml:space="preserve"> (Não é certeza </w:t>
-            </w:r>
-            <w:proofErr w:type="gramStart"/>
-            <w:r>
-              <w:rPr>
-                <w:rFonts w:ascii="Arial" w:eastAsia="Arial" w:hAnsi="Arial" w:cs="Arial"/>
-              </w:rPr>
-              <w:t>desse</w:t>
-            </w:r>
-            <w:proofErr w:type="gramEnd"/>
-            <w:r>
-              <w:rPr>
-                <w:rFonts w:ascii="Arial" w:eastAsia="Arial" w:hAnsi="Arial" w:cs="Arial"/>
-              </w:rPr>
-              <w:t xml:space="preserve"> ser o nome correto)</w:t>
+              <w:t>Gamers Sitting Together on a Sofa (Não é certeza desse ser o nome correto)</w:t>
             </w:r>
           </w:p>
           <w:p>
@@ -3402,6 +3190,12 @@
                 <w:rFonts w:ascii="Arial" w:eastAsia="Arial" w:hAnsi="Arial" w:cs="Arial"/>
               </w:rPr>
               <w:t>Vídeo:</w:t>
+            </w:r>
+            <w:r>
+              <w:rPr>
+                <w:rFonts w:ascii="Arial" w:eastAsia="Arial" w:hAnsi="Arial" w:cs="Arial"/>
+              </w:rPr>
+              <w:t>Leave Her Johnny</w:t>
             </w:r>
           </w:p>
           <w:p>
@@ -3479,59 +3273,7 @@
               <w:rPr>
                 <w:rFonts w:ascii="Arial" w:eastAsia="Arial" w:hAnsi="Arial" w:cs="Arial"/>
               </w:rPr>
-              <w:t xml:space="preserve">AXP </w:t>
-            </w:r>
-            <w:proofErr w:type="spellStart"/>
-            <w:r>
-              <w:rPr>
-                <w:rFonts w:ascii="Arial" w:eastAsia="Arial" w:hAnsi="Arial" w:cs="Arial"/>
-              </w:rPr>
-              <w:t>Photography</w:t>
-            </w:r>
-            <w:proofErr w:type="spellEnd"/>
-          </w:p>
-          <w:p>
-            <w:pPr>
-              <w:pStyle w:val="Compact"/>
-              <w:spacing w:line="360" w:lineRule="auto"/>
-              <w:rPr>
-                <w:rFonts w:ascii="Arial" w:eastAsia="Arial" w:hAnsi="Arial" w:cs="Arial"/>
-              </w:rPr>
-            </w:pPr>
-            <w:r>
-              <w:rPr>
-                <w:rFonts w:ascii="Arial" w:eastAsia="Arial" w:hAnsi="Arial" w:cs="Arial"/>
-              </w:rPr>
-              <w:t>Imagem 2:</w:t>
-            </w:r>
-            <w:r>
-              <w:rPr>
-                <w:rFonts w:ascii="Arial" w:eastAsia="Arial" w:hAnsi="Arial" w:cs="Arial"/>
-              </w:rPr>
-              <w:t xml:space="preserve">Alena </w:t>
-            </w:r>
-            <w:proofErr w:type="spellStart"/>
-            <w:r>
-              <w:rPr>
-                <w:rFonts w:ascii="Arial" w:eastAsia="Arial" w:hAnsi="Arial" w:cs="Arial"/>
-              </w:rPr>
-              <w:t>Darmel</w:t>
-            </w:r>
-            <w:proofErr w:type="spellEnd"/>
-          </w:p>
-          <w:p>
-            <w:pPr>
-              <w:pStyle w:val="Compact"/>
-              <w:spacing w:line="360" w:lineRule="auto"/>
-              <w:rPr>
-                <w:rFonts w:ascii="Arial" w:eastAsia="Arial" w:hAnsi="Arial" w:cs="Arial"/>
-              </w:rPr>
-            </w:pPr>
-            <w:r>
-              <w:rPr>
-                <w:rFonts w:ascii="Arial" w:eastAsia="Arial" w:hAnsi="Arial" w:cs="Arial"/>
-              </w:rPr>
-              <w:t>Vídeo:</w:t>
+              <w:t>AXP Photography</w:t>
             </w:r>
           </w:p>
           <w:p>
@@ -3546,13 +3288,43 @@
               <w:rPr>
                 <w:rFonts w:ascii="Arial" w:eastAsia="Arial" w:hAnsi="Arial" w:cs="Arial"/>
               </w:rPr>
-              <w:t>Música</w:t>
+              <w:t>Imagem 2:Alena Darmel</w:t>
+            </w:r>
+          </w:p>
+          <w:p>
+            <w:pPr>
+              <w:pStyle w:val="Compact"/>
+              <w:spacing w:line="360" w:lineRule="auto"/>
+              <w:rPr>
+                <w:rFonts w:ascii="Arial" w:eastAsia="Arial" w:hAnsi="Arial" w:cs="Arial"/>
+              </w:rPr>
+            </w:pPr>
+            <w:r>
+              <w:rPr>
+                <w:rFonts w:ascii="Arial" w:eastAsia="Arial" w:hAnsi="Arial" w:cs="Arial"/>
+              </w:rPr>
+              <w:t>Vídeo:</w:t>
             </w:r>
             <w:r>
               <w:rPr>
                 <w:rFonts w:ascii="Arial" w:eastAsia="Arial" w:hAnsi="Arial" w:cs="Arial"/>
               </w:rPr>
-              <w:t>:</w:t>
+              <w:t>UbisoftMusic</w:t>
+            </w:r>
+          </w:p>
+          <w:p>
+            <w:pPr>
+              <w:pStyle w:val="Compact"/>
+              <w:spacing w:line="360" w:lineRule="auto"/>
+              <w:rPr>
+                <w:rFonts w:ascii="Arial" w:eastAsia="Arial" w:hAnsi="Arial" w:cs="Arial"/>
+              </w:rPr>
+            </w:pPr>
+            <w:r>
+              <w:rPr>
+                <w:rFonts w:ascii="Arial" w:eastAsia="Arial" w:hAnsi="Arial" w:cs="Arial"/>
+              </w:rPr>
+              <w:t>Música:</w:t>
             </w:r>
           </w:p>
         </w:tc>
@@ -3602,14 +3374,50 @@
               <w:pStyle w:val="Compact"/>
               <w:spacing w:line="360" w:lineRule="auto"/>
               <w:rPr>
-                <w:rFonts w:ascii="Arial" w:hAnsi="Arial" w:cs="Arial"/>
+                <w:rFonts w:ascii="Arial" w:eastAsia="Arial" w:hAnsi="Arial" w:cs="Arial"/>
               </w:rPr>
             </w:pPr>
             <w:r>
               <w:rPr>
                 <w:rFonts w:ascii="Arial" w:eastAsia="Arial" w:hAnsi="Arial" w:cs="Arial"/>
               </w:rPr>
+              <w:t>Imagens:</w:t>
+            </w:r>
+            <w:r>
+              <w:rPr>
+                <w:rFonts w:ascii="Arial" w:eastAsia="Arial" w:hAnsi="Arial" w:cs="Arial"/>
+              </w:rPr>
               <w:t>Pexels.com</w:t>
+            </w:r>
+          </w:p>
+          <w:p>
+            <w:pPr>
+              <w:pStyle w:val="Compact"/>
+              <w:spacing w:line="360" w:lineRule="auto"/>
+              <w:rPr>
+                <w:rFonts w:ascii="Arial" w:eastAsia="Arial" w:hAnsi="Arial" w:cs="Arial"/>
+              </w:rPr>
+            </w:pPr>
+            <w:r>
+              <w:rPr>
+                <w:rFonts w:ascii="Arial" w:eastAsia="Arial" w:hAnsi="Arial" w:cs="Arial"/>
+              </w:rPr>
+              <w:t>Música:Pixabay.com</w:t>
+            </w:r>
+          </w:p>
+          <w:p>
+            <w:pPr>
+              <w:pStyle w:val="Compact"/>
+              <w:spacing w:line="360" w:lineRule="auto"/>
+              <w:rPr>
+                <w:rFonts w:ascii="Arial" w:hAnsi="Arial" w:cs="Arial"/>
+              </w:rPr>
+            </w:pPr>
+            <w:r>
+              <w:rPr>
+                <w:rFonts w:ascii="Arial" w:eastAsia="Arial" w:hAnsi="Arial" w:cs="Arial"/>
+              </w:rPr>
+              <w:t>Vídeo: Youtube.com</w:t>
             </w:r>
           </w:p>
         </w:tc>
@@ -3666,16 +3474,8 @@
               <w:rPr>
                 <w:rFonts w:ascii="Arial" w:eastAsia="Arial" w:hAnsi="Arial" w:cs="Arial"/>
               </w:rPr>
-              <w:t xml:space="preserve">Licença </w:t>
+              <w:t>Licença Pexels</w:t>
             </w:r>
-            <w:proofErr w:type="spellStart"/>
-            <w:r>
-              <w:rPr>
-                <w:rFonts w:ascii="Arial" w:eastAsia="Arial" w:hAnsi="Arial" w:cs="Arial"/>
-              </w:rPr>
-              <w:t>Pexels</w:t>
-            </w:r>
-            <w:proofErr w:type="spellEnd"/>
           </w:p>
         </w:tc>
         <w:tc>
@@ -3884,14 +3684,14 @@
               <w:rPr>
                 <w:rFonts w:ascii="Arial" w:hAnsi="Arial" w:cs="Arial"/>
               </w:rPr>
-              <w:t>https://www.google.com/goto?url=CAESXQHrOzAV3vCERmvPIqDKS_nlmJ3PkaI7mGRoNCy1vAPbwa4V-Y6cAoruhUf8KsxcIDsTbY9FhHfMp1o70uBnlA_t9YNHS6</w:t>
+              <w:t>https://www.google.com/goto?url=CAESXQHrOzAV3vCERmvPIqDKS_nlmJ3PkaI7mGRoNCy1vAPbwa4V-</w:t>
             </w:r>
             <w:r>
               <w:rPr>
                 <w:rFonts w:ascii="Arial" w:hAnsi="Arial" w:cs="Arial"/>
               </w:rPr>
               <w:lastRenderedPageBreak/>
-              <w:t>n-64oxSLB9obBzIObpFLo7mih49_LBAw</w:t>
+              <w:t>Y6cAoruhUf8KsxcIDsTbY9FhHfMp1o70uBnlA_t9YNHS6n-64oxSLB9obBzIObpFLo7mih49_LBAw</w:t>
             </w:r>
           </w:p>
         </w:tc>
@@ -3999,16 +3799,8 @@
               <w:rPr>
                 <w:rFonts w:ascii="Arial" w:hAnsi="Arial" w:cs="Arial"/>
               </w:rPr>
-              <w:t xml:space="preserve"> a Licença </w:t>
+              <w:t xml:space="preserve"> a Licença Pexels</w:t>
             </w:r>
-            <w:proofErr w:type="spellStart"/>
-            <w:r>
-              <w:rPr>
-                <w:rFonts w:ascii="Arial" w:hAnsi="Arial" w:cs="Arial"/>
-              </w:rPr>
-              <w:t>Pexels</w:t>
-            </w:r>
-            <w:proofErr w:type="spellEnd"/>
             <w:r>
               <w:rPr>
                 <w:rFonts w:ascii="Arial" w:hAnsi="Arial" w:cs="Arial"/>
@@ -4063,21 +3855,7 @@
         <w:rPr>
           <w:rFonts w:ascii="Arial" w:eastAsia="Arial" w:hAnsi="Arial" w:cs="Arial"/>
         </w:rPr>
-        <w:t xml:space="preserve">Repita a análise para os demais </w:t>
-      </w:r>
-      <w:proofErr w:type="spellStart"/>
-      <w:r>
-        <w:rPr>
-          <w:rFonts w:ascii="Arial" w:eastAsia="Arial" w:hAnsi="Arial" w:cs="Arial"/>
-        </w:rPr>
-        <w:t>conteúdos</w:t>
-      </w:r>
-      <w:proofErr w:type="spellEnd"/>
-      <w:r>
-        <w:rPr>
-          <w:rFonts w:ascii="Arial" w:eastAsia="Arial" w:hAnsi="Arial" w:cs="Arial"/>
-        </w:rPr>
-        <w:t>.</w:t>
+        <w:t>Repita a análise para os demais conteúdos.</w:t>
       </w:r>
     </w:p>
     <w:p>
@@ -4118,16 +3896,8 @@
         <w:rPr>
           <w:rFonts w:ascii="Arial" w:eastAsia="Arial" w:hAnsi="Arial" w:cs="Arial"/>
         </w:rPr>
-        <w:t xml:space="preserve">Parte 3 — Royalty </w:t>
-      </w:r>
-      <w:proofErr w:type="spellStart"/>
-      <w:r>
-        <w:rPr>
-          <w:rFonts w:ascii="Arial" w:eastAsia="Arial" w:hAnsi="Arial" w:cs="Arial"/>
-        </w:rPr>
-        <w:t>Free</w:t>
-      </w:r>
-      <w:proofErr w:type="spellEnd"/>
+        <w:t>Parte 3 — Royalty Free</w:t>
+      </w:r>
     </w:p>
     <w:p>
       <w:pPr>
@@ -4149,250 +3919,302 @@
           <w:b/>
           <w:bCs/>
         </w:rPr>
-        <w:t xml:space="preserve">Royalty </w:t>
-      </w:r>
-      <w:proofErr w:type="spellStart"/>
+        <w:t>Royalty Free</w:t>
+      </w:r>
+      <w:r>
+        <w:rPr>
+          <w:rFonts w:ascii="Arial" w:eastAsia="Arial" w:hAnsi="Arial" w:cs="Arial"/>
+        </w:rPr>
+        <w:t>.</w:t>
+      </w:r>
+    </w:p>
+    <w:p>
+      <w:pPr>
+        <w:pStyle w:val="Corpodetexto"/>
+        <w:spacing w:line="360" w:lineRule="auto"/>
+        <w:rPr>
+          <w:rFonts w:ascii="Arial" w:hAnsi="Arial" w:cs="Arial"/>
+        </w:rPr>
+      </w:pPr>
+      <w:r>
+        <w:rPr>
+          <w:rFonts w:ascii="Arial" w:eastAsia="Arial" w:hAnsi="Arial" w:cs="Arial"/>
+        </w:rPr>
+        <w:t>Depois responda:</w:t>
+      </w:r>
+    </w:p>
+    <w:p>
+      <w:pPr>
+        <w:pStyle w:val="Ttulo3"/>
+        <w:spacing w:line="360" w:lineRule="auto"/>
+        <w:rPr>
+          <w:rFonts w:ascii="Arial" w:hAnsi="Arial" w:cs="Arial"/>
+        </w:rPr>
+      </w:pPr>
+      <w:bookmarkStart w:id="15" w:name="X6acc38ec669999545349f542ae2afcd3600b34d"/>
+      <w:r>
+        <w:rPr>
+          <w:rFonts w:ascii="Arial" w:eastAsia="Arial" w:hAnsi="Arial" w:cs="Arial"/>
+        </w:rPr>
+        <w:t>1. Royalty Free significa que o conteúdo é sempre gratuito?</w:t>
+      </w:r>
+    </w:p>
+    <w:p>
+      <w:pPr>
+        <w:spacing w:line="360" w:lineRule="auto"/>
+        <w:rPr>
+          <w:rFonts w:ascii="Arial" w:hAnsi="Arial" w:cs="Arial"/>
+        </w:rPr>
+      </w:pPr>
+      <w:r>
+        <w:rPr>
+          <w:rFonts w:ascii="Arial" w:hAnsi="Arial" w:cs="Arial"/>
+        </w:rPr>
+        <w:t>significa que você paga apenas uma vez pelo direito de usar uma obra ou produto, sem precisar pagar taxas extras cada vez que o item for usado</w:t>
+      </w:r>
+    </w:p>
+    <w:p>
+      <w:pPr>
+        <w:spacing w:line="360" w:lineRule="auto"/>
+        <w:rPr>
+          <w:rFonts w:ascii="Arial" w:hAnsi="Arial" w:cs="Arial"/>
+        </w:rPr>
+      </w:pPr>
+      <w:r>
+        <w:rPr>
+          <w:rFonts w:ascii="Arial" w:eastAsia="Arial" w:hAnsi="Arial" w:cs="Arial"/>
+        </w:rPr>
+        <w:pict w14:anchorId="779A75FF">
+          <v:rect id="shape 24" o:spid="_x0000_i1041" style="width:0;height:1.5pt;visibility:visible;mso-wrap-distance-left:0;mso-wrap-distance-top:0;mso-wrap-distance-right:0;mso-wrap-distance-bottom:0" o:hralign="center" o:hrstd="t" o:hr="t"/>
+        </w:pict>
+      </w:r>
+      <w:bookmarkEnd w:id="15"/>
+    </w:p>
+    <w:p>
+      <w:pPr>
+        <w:pStyle w:val="Ttulo3"/>
+        <w:spacing w:line="360" w:lineRule="auto"/>
+        <w:rPr>
+          <w:rFonts w:ascii="Arial" w:hAnsi="Arial" w:cs="Arial"/>
+        </w:rPr>
+      </w:pPr>
+      <w:bookmarkStart w:id="16" w:name="Xd9928d5203868fdb7b8b3595d8c7e87a692c36a"/>
+      <w:r>
+        <w:rPr>
+          <w:rFonts w:ascii="Arial" w:eastAsia="Arial" w:hAnsi="Arial" w:cs="Arial"/>
+        </w:rPr>
+        <w:lastRenderedPageBreak/>
+        <w:t>2. Depois de adquirir uma licença Royalty Free, posso fazer qualquer uso do conteúdo?</w:t>
+      </w:r>
+    </w:p>
+    <w:p>
+      <w:pPr>
+        <w:spacing w:line="360" w:lineRule="auto"/>
+        <w:rPr>
+          <w:rFonts w:ascii="Arial" w:hAnsi="Arial" w:cs="Arial"/>
+        </w:rPr>
+      </w:pPr>
+      <w:r>
+        <w:rPr>
+          <w:rFonts w:ascii="Arial" w:eastAsia="Arial" w:hAnsi="Arial" w:cs="Arial"/>
+        </w:rPr>
+        <w:t xml:space="preserve">Não, você não pode fazer qualquer uso do conteúdo depois de pagar, pois isso depende </w:t>
+      </w:r>
+      <w:r>
+        <w:rPr>
+          <w:rFonts w:ascii="Arial" w:eastAsia="Arial" w:hAnsi="Arial" w:cs="Arial"/>
+        </w:rPr>
+        <w:t>das regras contratuais</w:t>
+      </w:r>
+    </w:p>
+    <w:p>
+      <w:pPr>
+        <w:spacing w:line="360" w:lineRule="auto"/>
+        <w:rPr>
+          <w:rFonts w:ascii="Arial" w:hAnsi="Arial" w:cs="Arial"/>
+        </w:rPr>
+      </w:pPr>
+      <w:r>
+        <w:rPr>
+          <w:rFonts w:ascii="Arial" w:eastAsia="Arial" w:hAnsi="Arial" w:cs="Arial"/>
+        </w:rPr>
+        <w:pict w14:anchorId="50C0784E">
+          <v:rect id="shape 26" o:spid="_x0000_i1042" style="width:0;height:1.5pt;visibility:visible;mso-wrap-distance-left:0;mso-wrap-distance-top:0;mso-wrap-distance-right:0;mso-wrap-distance-bottom:0" o:hralign="center" o:hrstd="t" o:hr="t"/>
+        </w:pict>
+      </w:r>
+      <w:bookmarkEnd w:id="16"/>
+    </w:p>
+    <w:p>
+      <w:pPr>
+        <w:pStyle w:val="Ttulo3"/>
+        <w:spacing w:line="360" w:lineRule="auto"/>
+        <w:rPr>
+          <w:rFonts w:ascii="Arial" w:hAnsi="Arial" w:cs="Arial"/>
+        </w:rPr>
+      </w:pPr>
+      <w:bookmarkStart w:id="17" w:name="X85cda6d267e2373edfcd437959522fc768c5dc5"/>
+      <w:r>
+        <w:rPr>
+          <w:rFonts w:ascii="Arial" w:eastAsia="Arial" w:hAnsi="Arial" w:cs="Arial"/>
+        </w:rPr>
+        <w:t>3. Por que é importante ler os termos da licença?</w:t>
+      </w:r>
+    </w:p>
+    <w:p>
+      <w:pPr>
+        <w:spacing w:line="360" w:lineRule="auto"/>
+        <w:rPr>
+          <w:rFonts w:ascii="Arial" w:hAnsi="Arial" w:cs="Arial"/>
+        </w:rPr>
+      </w:pPr>
+      <w:r>
+        <w:rPr>
+          <w:rFonts w:ascii="Arial" w:eastAsia="Arial" w:hAnsi="Arial" w:cs="Arial"/>
+        </w:rPr>
+        <w:t>Para evitar processos por quebra de direitos autorais e cobranças inesperadas.</w:t>
+      </w:r>
+    </w:p>
+    <w:p>
+      <w:pPr>
+        <w:spacing w:line="360" w:lineRule="auto"/>
+        <w:rPr>
+          <w:rFonts w:ascii="Arial" w:hAnsi="Arial" w:cs="Arial"/>
+        </w:rPr>
+      </w:pPr>
+      <w:r>
+        <w:rPr>
+          <w:rFonts w:ascii="Arial" w:eastAsia="Arial" w:hAnsi="Arial" w:cs="Arial"/>
+        </w:rPr>
+        <w:pict w14:anchorId="20665C0E">
+          <v:rect id="shape 28" o:spid="_x0000_i1043" style="width:0;height:1.5pt;visibility:visible;mso-wrap-distance-left:0;mso-wrap-distance-top:0;mso-wrap-distance-right:0;mso-wrap-distance-bottom:0" o:hralign="center" o:hrstd="t" o:hr="t"/>
+        </w:pict>
+      </w:r>
+      <w:bookmarkEnd w:id="17"/>
+    </w:p>
+    <w:p>
+      <w:pPr>
+        <w:pStyle w:val="Ttulo3"/>
+        <w:spacing w:line="360" w:lineRule="auto"/>
+        <w:rPr>
+          <w:rFonts w:ascii="Arial" w:hAnsi="Arial" w:cs="Arial"/>
+        </w:rPr>
+      </w:pPr>
+      <w:bookmarkStart w:id="18" w:name="situação-problema-1"/>
+      <w:r>
+        <w:rPr>
+          <w:rFonts w:ascii="Arial" w:eastAsia="Arial" w:hAnsi="Arial" w:cs="Arial"/>
+        </w:rPr>
+        <w:t>Situação-problema</w:t>
+      </w:r>
+    </w:p>
+    <w:p>
+      <w:pPr>
+        <w:pStyle w:val="FirstParagraph"/>
+        <w:spacing w:line="360" w:lineRule="auto"/>
+        <w:rPr>
+          <w:rFonts w:ascii="Arial" w:hAnsi="Arial" w:cs="Arial"/>
+        </w:rPr>
+      </w:pPr>
+      <w:r>
+        <w:rPr>
+          <w:rFonts w:ascii="Arial" w:eastAsia="Arial" w:hAnsi="Arial" w:cs="Arial"/>
+        </w:rPr>
+        <w:t>Sua equipe encontrou uma música chamada:</w:t>
+      </w:r>
+    </w:p>
+    <w:p>
+      <w:pPr>
+        <w:pStyle w:val="Textoembloco"/>
+        <w:spacing w:line="360" w:lineRule="auto"/>
+        <w:rPr>
+          <w:rFonts w:ascii="Arial" w:hAnsi="Arial" w:cs="Arial"/>
+        </w:rPr>
+      </w:pPr>
       <w:r>
         <w:rPr>
           <w:rFonts w:ascii="Arial" w:eastAsia="Arial" w:hAnsi="Arial" w:cs="Arial"/>
           <w:b/>
           <w:bCs/>
         </w:rPr>
-        <w:t>Free</w:t>
-      </w:r>
-      <w:proofErr w:type="spellEnd"/>
-      <w:r>
-        <w:rPr>
-          <w:rFonts w:ascii="Arial" w:eastAsia="Arial" w:hAnsi="Arial" w:cs="Arial"/>
-        </w:rPr>
-        <w:t>.</w:t>
+        <w:t>“Corporate Motivation” — Royalty Free</w:t>
+      </w:r>
+    </w:p>
+    <w:p>
+      <w:pPr>
+        <w:pStyle w:val="FirstParagraph"/>
+        <w:spacing w:line="360" w:lineRule="auto"/>
+        <w:rPr>
+          <w:rFonts w:ascii="Arial" w:hAnsi="Arial" w:cs="Arial"/>
+        </w:rPr>
+      </w:pPr>
+      <w:r>
+        <w:rPr>
+          <w:rFonts w:ascii="Arial" w:eastAsia="Arial" w:hAnsi="Arial" w:cs="Arial"/>
+        </w:rPr>
+        <w:t>A equipe pretende utilizá-la em um vídeo comercial de uma empresa.</w:t>
+      </w:r>
+      <w:bookmarkEnd w:id="18"/>
+    </w:p>
+    <w:p>
+      <w:pPr>
+        <w:pStyle w:val="Ttulo3"/>
+        <w:spacing w:line="360" w:lineRule="auto"/>
+        <w:rPr>
+          <w:rFonts w:ascii="Arial" w:hAnsi="Arial" w:cs="Arial"/>
+        </w:rPr>
+      </w:pPr>
+      <w:bookmarkStart w:id="19" w:name="vocês-podem-utilizar"/>
+      <w:r>
+        <w:rPr>
+          <w:rFonts w:ascii="Arial" w:eastAsia="Arial" w:hAnsi="Arial" w:cs="Arial"/>
+        </w:rPr>
+        <w:t>Vocês podem utilizar?</w:t>
+      </w:r>
+    </w:p>
+    <w:p>
+      <w:pPr>
+        <w:pStyle w:val="FirstParagraph"/>
+        <w:spacing w:line="360" w:lineRule="auto"/>
+        <w:rPr>
+          <w:rFonts w:ascii="Arial" w:hAnsi="Arial" w:cs="Arial"/>
+        </w:rPr>
+      </w:pPr>
+      <w:r>
+        <w:rPr>
+          <w:rFonts w:ascii="Arial" w:eastAsia="Arial" w:hAnsi="Arial" w:cs="Arial"/>
+        </w:rPr>
+        <w:t>(  ) Sim, automaticamente</w:t>
+      </w:r>
+      <w:r>
+        <w:rPr>
+          <w:rFonts w:ascii="Arial" w:eastAsia="Arial" w:hAnsi="Arial" w:cs="Arial"/>
+        </w:rPr>
+        <w:br/>
+        <w:t>(  ) Não, nunca</w:t>
+      </w:r>
+      <w:r>
+        <w:rPr>
+          <w:rFonts w:ascii="Arial" w:eastAsia="Arial" w:hAnsi="Arial" w:cs="Arial"/>
+        </w:rPr>
+        <w:br/>
+        <w:t xml:space="preserve">( </w:t>
+      </w:r>
+      <w:r>
+        <w:rPr>
+          <w:rFonts w:ascii="Arial" w:eastAsia="Arial" w:hAnsi="Arial" w:cs="Arial"/>
+        </w:rPr>
+        <w:t>X</w:t>
+      </w:r>
+      <w:r>
+        <w:rPr>
+          <w:rFonts w:ascii="Arial" w:eastAsia="Arial" w:hAnsi="Arial" w:cs="Arial"/>
+        </w:rPr>
+        <w:t xml:space="preserve"> ) Depende dos termos da licença</w:t>
       </w:r>
     </w:p>
     <w:p>
       <w:pPr>
         <w:pStyle w:val="Corpodetexto"/>
-        <w:spacing w:line="360" w:lineRule="auto"/>
-        <w:rPr>
-          <w:rFonts w:ascii="Arial" w:hAnsi="Arial" w:cs="Arial"/>
-        </w:rPr>
-      </w:pPr>
-      <w:r>
-        <w:rPr>
-          <w:rFonts w:ascii="Arial" w:eastAsia="Arial" w:hAnsi="Arial" w:cs="Arial"/>
-        </w:rPr>
-        <w:t>Depois responda:</w:t>
-      </w:r>
-    </w:p>
-    <w:p>
-      <w:pPr>
-        <w:pStyle w:val="Ttulo3"/>
-        <w:spacing w:line="360" w:lineRule="auto"/>
-        <w:rPr>
-          <w:rFonts w:ascii="Arial" w:hAnsi="Arial" w:cs="Arial"/>
-        </w:rPr>
-      </w:pPr>
-      <w:bookmarkStart w:id="15" w:name="X6acc38ec669999545349f542ae2afcd3600b34d"/>
-      <w:r>
-        <w:rPr>
-          <w:rFonts w:ascii="Arial" w:eastAsia="Arial" w:hAnsi="Arial" w:cs="Arial"/>
-        </w:rPr>
-        <w:t xml:space="preserve">1. Royalty </w:t>
-      </w:r>
-      <w:proofErr w:type="spellStart"/>
-      <w:r>
-        <w:rPr>
-          <w:rFonts w:ascii="Arial" w:eastAsia="Arial" w:hAnsi="Arial" w:cs="Arial"/>
-        </w:rPr>
-        <w:t>Free</w:t>
-      </w:r>
-      <w:proofErr w:type="spellEnd"/>
-      <w:r>
-        <w:rPr>
-          <w:rFonts w:ascii="Arial" w:eastAsia="Arial" w:hAnsi="Arial" w:cs="Arial"/>
-        </w:rPr>
-        <w:t xml:space="preserve"> significa que o conteúdo é sempre gratuito?</w:t>
-      </w:r>
-    </w:p>
-    <w:p>
-      <w:pPr>
-        <w:spacing w:line="360" w:lineRule="auto"/>
-        <w:rPr>
-          <w:rFonts w:ascii="Arial" w:hAnsi="Arial" w:cs="Arial"/>
-        </w:rPr>
-      </w:pPr>
-      <w:r>
-        <w:rPr>
-          <w:rFonts w:ascii="Arial" w:hAnsi="Arial" w:cs="Arial"/>
-        </w:rPr>
-        <w:t>significa que você paga apenas uma vez pelo direito de usar uma obra ou produto, sem precisar pagar taxas extras cada vez que o item for usado</w:t>
-      </w:r>
-    </w:p>
-    <w:p>
-      <w:pPr>
-        <w:spacing w:line="360" w:lineRule="auto"/>
-        <w:rPr>
-          <w:rFonts w:ascii="Arial" w:hAnsi="Arial" w:cs="Arial"/>
-        </w:rPr>
-      </w:pPr>
-      <w:r>
-        <w:rPr>
-          <w:rFonts w:ascii="Arial" w:eastAsia="Arial" w:hAnsi="Arial" w:cs="Arial"/>
-        </w:rPr>
-        <w:pict w14:anchorId="779A75FF">
-          <v:rect id="shape 24" o:spid="_x0000_i1042" style="width:0;height:1.5pt;visibility:visible;mso-wrap-distance-left:0;mso-wrap-distance-top:0;mso-wrap-distance-right:0;mso-wrap-distance-bottom:0" o:hralign="center" o:hrstd="t" o:hr="t"/>
-        </w:pict>
-      </w:r>
-      <w:bookmarkEnd w:id="15"/>
-    </w:p>
-    <w:p>
-      <w:pPr>
-        <w:pStyle w:val="Ttulo3"/>
-        <w:spacing w:line="360" w:lineRule="auto"/>
-        <w:rPr>
-          <w:rFonts w:ascii="Arial" w:hAnsi="Arial" w:cs="Arial"/>
-        </w:rPr>
-      </w:pPr>
-      <w:bookmarkStart w:id="16" w:name="Xd9928d5203868fdb7b8b3595d8c7e87a692c36a"/>
-      <w:r>
-        <w:rPr>
-          <w:rFonts w:ascii="Arial" w:eastAsia="Arial" w:hAnsi="Arial" w:cs="Arial"/>
-        </w:rPr>
-        <w:t xml:space="preserve">2. Depois de adquirir uma licença Royalty </w:t>
-      </w:r>
-      <w:proofErr w:type="spellStart"/>
-      <w:r>
-        <w:rPr>
-          <w:rFonts w:ascii="Arial" w:eastAsia="Arial" w:hAnsi="Arial" w:cs="Arial"/>
-        </w:rPr>
-        <w:t>Free</w:t>
-      </w:r>
-      <w:proofErr w:type="spellEnd"/>
-      <w:r>
-        <w:rPr>
-          <w:rFonts w:ascii="Arial" w:eastAsia="Arial" w:hAnsi="Arial" w:cs="Arial"/>
-        </w:rPr>
-        <w:t>, posso fazer qualquer uso do conteúdo?</w:t>
-      </w:r>
-    </w:p>
-    <w:p>
-      <w:pPr>
-        <w:spacing w:line="360" w:lineRule="auto"/>
-        <w:rPr>
-          <w:rFonts w:ascii="Arial" w:hAnsi="Arial" w:cs="Arial"/>
-        </w:rPr>
-      </w:pPr>
-      <w:r>
-        <w:rPr>
-          <w:rFonts w:ascii="Arial" w:eastAsia="Arial" w:hAnsi="Arial" w:cs="Arial"/>
-        </w:rPr>
-        <w:t xml:space="preserve">Não, você não pode fazer qualquer uso do conteúdo depois de pagar, pois isso depende </w:t>
-      </w:r>
-      <w:r>
-        <w:rPr>
-          <w:rFonts w:ascii="Arial" w:eastAsia="Arial" w:hAnsi="Arial" w:cs="Arial"/>
-        </w:rPr>
-        <w:t>das regras contratuais</w:t>
-      </w:r>
-    </w:p>
-    <w:p>
-      <w:pPr>
-        <w:spacing w:line="360" w:lineRule="auto"/>
-        <w:rPr>
-          <w:rFonts w:ascii="Arial" w:hAnsi="Arial" w:cs="Arial"/>
-        </w:rPr>
-      </w:pPr>
-      <w:r>
-        <w:rPr>
-          <w:rFonts w:ascii="Arial" w:eastAsia="Arial" w:hAnsi="Arial" w:cs="Arial"/>
-        </w:rPr>
-        <w:lastRenderedPageBreak/>
-        <w:pict w14:anchorId="50C0784E">
-          <v:rect id="shape 26" o:spid="_x0000_i1044" style="width:0;height:1.5pt;visibility:visible;mso-wrap-distance-left:0;mso-wrap-distance-top:0;mso-wrap-distance-right:0;mso-wrap-distance-bottom:0" o:hralign="center" o:hrstd="t" o:hr="t"/>
-        </w:pict>
-      </w:r>
-      <w:bookmarkEnd w:id="16"/>
-    </w:p>
-    <w:p>
-      <w:pPr>
-        <w:pStyle w:val="Ttulo3"/>
-        <w:spacing w:line="360" w:lineRule="auto"/>
-        <w:rPr>
-          <w:rFonts w:ascii="Arial" w:hAnsi="Arial" w:cs="Arial"/>
-        </w:rPr>
-      </w:pPr>
-      <w:bookmarkStart w:id="17" w:name="X85cda6d267e2373edfcd437959522fc768c5dc5"/>
-      <w:r>
-        <w:rPr>
-          <w:rFonts w:ascii="Arial" w:eastAsia="Arial" w:hAnsi="Arial" w:cs="Arial"/>
-        </w:rPr>
-        <w:t>3. Por que é importante ler os termos da licença?</w:t>
-      </w:r>
-    </w:p>
-    <w:p>
-      <w:pPr>
-        <w:spacing w:line="360" w:lineRule="auto"/>
-        <w:rPr>
-          <w:rFonts w:ascii="Arial" w:hAnsi="Arial" w:cs="Arial"/>
-        </w:rPr>
-      </w:pPr>
-      <w:r>
-        <w:rPr>
-          <w:rFonts w:ascii="Arial" w:eastAsia="Arial" w:hAnsi="Arial" w:cs="Arial"/>
-        </w:rPr>
-        <w:t>Para evitar processos por quebra de direitos autorais e cobranças inesperadas.</w:t>
-      </w:r>
-    </w:p>
-    <w:p>
-      <w:pPr>
-        <w:spacing w:line="360" w:lineRule="auto"/>
-        <w:rPr>
-          <w:rFonts w:ascii="Arial" w:hAnsi="Arial" w:cs="Arial"/>
-        </w:rPr>
-      </w:pPr>
-      <w:r>
-        <w:rPr>
-          <w:rFonts w:ascii="Arial" w:eastAsia="Arial" w:hAnsi="Arial" w:cs="Arial"/>
-        </w:rPr>
-        <w:pict w14:anchorId="20665C0E">
-          <v:rect id="shape 28" o:spid="_x0000_i1046" style="width:0;height:1.5pt;visibility:visible;mso-wrap-distance-left:0;mso-wrap-distance-top:0;mso-wrap-distance-right:0;mso-wrap-distance-bottom:0" o:hralign="center" o:hrstd="t" o:hr="t"/>
-        </w:pict>
-      </w:r>
-      <w:bookmarkEnd w:id="17"/>
-    </w:p>
-    <w:p>
-      <w:pPr>
-        <w:pStyle w:val="Ttulo3"/>
-        <w:spacing w:line="360" w:lineRule="auto"/>
-        <w:rPr>
-          <w:rFonts w:ascii="Arial" w:hAnsi="Arial" w:cs="Arial"/>
-        </w:rPr>
-      </w:pPr>
-      <w:bookmarkStart w:id="18" w:name="situação-problema-1"/>
-      <w:r>
-        <w:rPr>
-          <w:rFonts w:ascii="Arial" w:eastAsia="Arial" w:hAnsi="Arial" w:cs="Arial"/>
-        </w:rPr>
-        <w:t>Situação-problema</w:t>
-      </w:r>
-    </w:p>
-    <w:p>
-      <w:pPr>
-        <w:pStyle w:val="FirstParagraph"/>
-        <w:spacing w:line="360" w:lineRule="auto"/>
-        <w:rPr>
-          <w:rFonts w:ascii="Arial" w:hAnsi="Arial" w:cs="Arial"/>
-        </w:rPr>
-      </w:pPr>
-      <w:r>
-        <w:rPr>
-          <w:rFonts w:ascii="Arial" w:eastAsia="Arial" w:hAnsi="Arial" w:cs="Arial"/>
-        </w:rPr>
-        <w:t>Sua equipe encontrou uma música chamada:</w:t>
-      </w:r>
-    </w:p>
-    <w:p>
-      <w:pPr>
-        <w:pStyle w:val="Textoembloco"/>
         <w:spacing w:line="360" w:lineRule="auto"/>
         <w:rPr>
           <w:rFonts w:ascii="Arial" w:hAnsi="Arial" w:cs="Arial"/>
@@ -4404,36 +4226,132 @@
           <w:b/>
           <w:bCs/>
         </w:rPr>
-        <w:t xml:space="preserve">“Corporate </w:t>
-      </w:r>
-      <w:proofErr w:type="spellStart"/>
+        <w:t>Explique:</w:t>
+      </w:r>
+    </w:p>
+    <w:p>
+      <w:pPr>
+        <w:spacing w:line="360" w:lineRule="auto"/>
+        <w:rPr>
+          <w:rFonts w:ascii="Arial" w:hAnsi="Arial" w:cs="Arial"/>
+        </w:rPr>
+      </w:pPr>
+      <w:r>
+        <w:rPr>
+          <w:rFonts w:ascii="Arial" w:eastAsia="Arial" w:hAnsi="Arial" w:cs="Arial"/>
+        </w:rPr>
+        <w:t>Isso depende, pois você precisa ter certeza de que você pode fazer aquilo que deseja com o conteúdo</w:t>
+      </w:r>
+    </w:p>
+    <w:p>
+      <w:pPr>
+        <w:spacing w:line="360" w:lineRule="auto"/>
+        <w:rPr>
+          <w:rFonts w:ascii="Arial" w:hAnsi="Arial" w:cs="Arial"/>
+        </w:rPr>
+      </w:pPr>
+      <w:r>
+        <w:rPr>
+          <w:rFonts w:ascii="Arial" w:eastAsia="Arial" w:hAnsi="Arial" w:cs="Arial"/>
+        </w:rPr>
+        <w:pict w14:anchorId="4A4DFB61">
+          <v:rect id="shape 30" o:spid="_x0000_i1044" style="width:0;height:1.5pt;visibility:visible;mso-wrap-distance-left:0;mso-wrap-distance-top:0;mso-wrap-distance-right:0;mso-wrap-distance-bottom:0" o:hralign="center" o:hrstd="t" o:hr="t"/>
+        </w:pict>
+      </w:r>
+    </w:p>
+    <w:p>
+      <w:pPr>
+        <w:spacing w:line="360" w:lineRule="auto"/>
+        <w:rPr>
+          <w:rFonts w:ascii="Arial" w:hAnsi="Arial" w:cs="Arial"/>
+        </w:rPr>
+      </w:pPr>
+      <w:r>
+        <w:rPr>
+          <w:rFonts w:ascii="Arial" w:eastAsia="Arial" w:hAnsi="Arial" w:cs="Arial"/>
+        </w:rPr>
+        <w:pict w14:anchorId="2CB1A496">
+          <v:rect id="shape 31" o:spid="_x0000_i1045" style="width:0;height:1.5pt;visibility:visible;mso-wrap-distance-left:0;mso-wrap-distance-top:0;mso-wrap-distance-right:0;mso-wrap-distance-bottom:0" o:hralign="center" o:hrstd="t" o:hr="t"/>
+        </w:pict>
+      </w:r>
+      <w:bookmarkEnd w:id="14"/>
+      <w:bookmarkEnd w:id="19"/>
+    </w:p>
+    <w:p>
+      <w:pPr>
+        <w:pStyle w:val="Ttulo1"/>
+        <w:spacing w:line="360" w:lineRule="auto"/>
+        <w:rPr>
+          <w:rFonts w:ascii="Arial" w:hAnsi="Arial" w:cs="Arial"/>
+        </w:rPr>
+      </w:pPr>
+      <w:bookmarkStart w:id="20" w:name="parte-4-rights-managed"/>
+      <w:r>
+        <w:rPr>
+          <w:rFonts w:ascii="Arial" w:eastAsia="Arial" w:hAnsi="Arial" w:cs="Arial"/>
+        </w:rPr>
+        <w:t>7. Parte 4 — Rights Managed</w:t>
+      </w:r>
+    </w:p>
+    <w:p>
+      <w:pPr>
+        <w:pStyle w:val="FirstParagraph"/>
+        <w:spacing w:line="360" w:lineRule="auto"/>
+        <w:rPr>
+          <w:rFonts w:ascii="Arial" w:hAnsi="Arial" w:cs="Arial"/>
+        </w:rPr>
+      </w:pPr>
+      <w:r>
+        <w:rPr>
+          <w:rFonts w:ascii="Arial" w:eastAsia="Arial" w:hAnsi="Arial" w:cs="Arial"/>
+        </w:rPr>
+        <w:t xml:space="preserve">Pesquise o conceito de </w:t>
+      </w:r>
       <w:r>
         <w:rPr>
           <w:rFonts w:ascii="Arial" w:eastAsia="Arial" w:hAnsi="Arial" w:cs="Arial"/>
           <w:b/>
           <w:bCs/>
         </w:rPr>
-        <w:t>Motivation</w:t>
-      </w:r>
-      <w:proofErr w:type="spellEnd"/>
-      <w:r>
-        <w:rPr>
-          <w:rFonts w:ascii="Arial" w:eastAsia="Arial" w:hAnsi="Arial" w:cs="Arial"/>
-          <w:b/>
-          <w:bCs/>
-        </w:rPr>
-        <w:t xml:space="preserve">” — Royalty </w:t>
-      </w:r>
-      <w:proofErr w:type="spellStart"/>
-      <w:r>
-        <w:rPr>
-          <w:rFonts w:ascii="Arial" w:eastAsia="Arial" w:hAnsi="Arial" w:cs="Arial"/>
-          <w:b/>
-          <w:bCs/>
-        </w:rPr>
-        <w:t>Free</w:t>
-      </w:r>
-      <w:proofErr w:type="spellEnd"/>
+        <w:t>Rights Managed</w:t>
+      </w:r>
+      <w:r>
+        <w:rPr>
+          <w:rFonts w:ascii="Arial" w:eastAsia="Arial" w:hAnsi="Arial" w:cs="Arial"/>
+        </w:rPr>
+        <w:t>.</w:t>
+      </w:r>
+    </w:p>
+    <w:p>
+      <w:pPr>
+        <w:pStyle w:val="Corpodetexto"/>
+        <w:spacing w:line="360" w:lineRule="auto"/>
+        <w:rPr>
+          <w:rFonts w:ascii="Arial" w:hAnsi="Arial" w:cs="Arial"/>
+        </w:rPr>
+      </w:pPr>
+      <w:r>
+        <w:rPr>
+          <w:rFonts w:ascii="Arial" w:eastAsia="Arial" w:hAnsi="Arial" w:cs="Arial"/>
+        </w:rPr>
+        <w:t>Imagine a seguinte situação:</w:t>
+      </w:r>
+    </w:p>
+    <w:p>
+      <w:pPr>
+        <w:pStyle w:val="Textoembloco"/>
+        <w:spacing w:line="360" w:lineRule="auto"/>
+        <w:rPr>
+          <w:rFonts w:ascii="Arial" w:hAnsi="Arial" w:cs="Arial"/>
+        </w:rPr>
+      </w:pPr>
+      <w:r>
+        <w:rPr>
+          <w:rFonts w:ascii="Arial" w:eastAsia="Arial" w:hAnsi="Arial" w:cs="Arial"/>
+        </w:rPr>
+        <w:lastRenderedPageBreak/>
+        <w:t>Uma empresa deseja utilizar uma fotografia profissional em uma campanha publicitária durante 30 dias, somente no Brasil e somente em um site.</w:t>
+      </w:r>
     </w:p>
     <w:p>
       <w:pPr>
@@ -4447,9 +4365,8 @@
         <w:rPr>
           <w:rFonts w:ascii="Arial" w:eastAsia="Arial" w:hAnsi="Arial" w:cs="Arial"/>
         </w:rPr>
-        <w:t>A equipe pretende utilizá-la em um vídeo comercial de uma empresa.</w:t>
-      </w:r>
-      <w:bookmarkEnd w:id="18"/>
+        <w:t>Responda:</w:t>
+      </w:r>
     </w:p>
     <w:p>
       <w:pPr>
@@ -4459,303 +4376,12 @@
           <w:rFonts w:ascii="Arial" w:hAnsi="Arial" w:cs="Arial"/>
         </w:rPr>
       </w:pPr>
-      <w:bookmarkStart w:id="19" w:name="vocês-podem-utilizar"/>
-      <w:r>
-        <w:rPr>
-          <w:rFonts w:ascii="Arial" w:eastAsia="Arial" w:hAnsi="Arial" w:cs="Arial"/>
-        </w:rPr>
-        <w:t>Vocês podem utilizar?</w:t>
-      </w:r>
-    </w:p>
-    <w:p>
-      <w:pPr>
-        <w:pStyle w:val="FirstParagraph"/>
-        <w:spacing w:line="360" w:lineRule="auto"/>
-        <w:rPr>
-          <w:rFonts w:ascii="Arial" w:hAnsi="Arial" w:cs="Arial"/>
-        </w:rPr>
-      </w:pPr>
-      <w:proofErr w:type="gramStart"/>
-      <w:r>
-        <w:rPr>
-          <w:rFonts w:ascii="Arial" w:eastAsia="Arial" w:hAnsi="Arial" w:cs="Arial"/>
-        </w:rPr>
-        <w:t>(  )</w:t>
-      </w:r>
-      <w:proofErr w:type="gramEnd"/>
-      <w:r>
-        <w:rPr>
-          <w:rFonts w:ascii="Arial" w:eastAsia="Arial" w:hAnsi="Arial" w:cs="Arial"/>
-        </w:rPr>
-        <w:t xml:space="preserve"> Sim, automaticamente</w:t>
-      </w:r>
-      <w:r>
-        <w:rPr>
-          <w:rFonts w:ascii="Arial" w:eastAsia="Arial" w:hAnsi="Arial" w:cs="Arial"/>
-        </w:rPr>
-        <w:br/>
-        <w:t>(  ) Não, nunca</w:t>
-      </w:r>
-      <w:r>
-        <w:rPr>
-          <w:rFonts w:ascii="Arial" w:eastAsia="Arial" w:hAnsi="Arial" w:cs="Arial"/>
-        </w:rPr>
-        <w:br/>
-        <w:t xml:space="preserve">( </w:t>
-      </w:r>
-      <w:r>
-        <w:rPr>
-          <w:rFonts w:ascii="Arial" w:eastAsia="Arial" w:hAnsi="Arial" w:cs="Arial"/>
-        </w:rPr>
-        <w:t>X</w:t>
-      </w:r>
-      <w:r>
-        <w:rPr>
-          <w:rFonts w:ascii="Arial" w:eastAsia="Arial" w:hAnsi="Arial" w:cs="Arial"/>
-        </w:rPr>
-        <w:t xml:space="preserve"> ) Depende dos termos da licença</w:t>
-      </w:r>
-    </w:p>
-    <w:p>
-      <w:pPr>
-        <w:pStyle w:val="Corpodetexto"/>
-        <w:spacing w:line="360" w:lineRule="auto"/>
-        <w:rPr>
-          <w:rFonts w:ascii="Arial" w:hAnsi="Arial" w:cs="Arial"/>
-        </w:rPr>
-      </w:pPr>
-      <w:r>
-        <w:rPr>
-          <w:rFonts w:ascii="Arial" w:eastAsia="Arial" w:hAnsi="Arial" w:cs="Arial"/>
-          <w:b/>
-          <w:bCs/>
-        </w:rPr>
-        <w:t>Explique:</w:t>
-      </w:r>
-    </w:p>
-    <w:p>
-      <w:pPr>
-        <w:spacing w:line="360" w:lineRule="auto"/>
-        <w:rPr>
-          <w:rFonts w:ascii="Arial" w:hAnsi="Arial" w:cs="Arial"/>
-        </w:rPr>
-      </w:pPr>
-      <w:r>
-        <w:rPr>
-          <w:rFonts w:ascii="Arial" w:eastAsia="Arial" w:hAnsi="Arial" w:cs="Arial"/>
-        </w:rPr>
-        <w:t>Isso depende, pois você precisa ter certeza de que você pode fazer aquilo que deseja com o conteúdo</w:t>
-      </w:r>
-    </w:p>
-    <w:p>
-      <w:pPr>
-        <w:spacing w:line="360" w:lineRule="auto"/>
-        <w:rPr>
-          <w:rFonts w:ascii="Arial" w:hAnsi="Arial" w:cs="Arial"/>
-        </w:rPr>
-      </w:pPr>
-      <w:r>
-        <w:rPr>
-          <w:rFonts w:ascii="Arial" w:eastAsia="Arial" w:hAnsi="Arial" w:cs="Arial"/>
-        </w:rPr>
-        <w:pict w14:anchorId="4A4DFB61">
-          <v:rect id="shape 30" o:spid="_x0000_i1048" style="width:0;height:1.5pt;visibility:visible;mso-wrap-distance-left:0;mso-wrap-distance-top:0;mso-wrap-distance-right:0;mso-wrap-distance-bottom:0" o:hralign="center" o:hrstd="t" o:hr="t"/>
-        </w:pict>
-      </w:r>
-    </w:p>
-    <w:p>
-      <w:pPr>
-        <w:spacing w:line="360" w:lineRule="auto"/>
-        <w:rPr>
-          <w:rFonts w:ascii="Arial" w:hAnsi="Arial" w:cs="Arial"/>
-        </w:rPr>
-      </w:pPr>
-      <w:r>
-        <w:rPr>
-          <w:rFonts w:ascii="Arial" w:eastAsia="Arial" w:hAnsi="Arial" w:cs="Arial"/>
-        </w:rPr>
-        <w:pict w14:anchorId="2CB1A496">
-          <v:rect id="shape 31" o:spid="_x0000_i1049" style="width:0;height:1.5pt;visibility:visible;mso-wrap-distance-left:0;mso-wrap-distance-top:0;mso-wrap-distance-right:0;mso-wrap-distance-bottom:0" o:hralign="center" o:hrstd="t" o:hr="t"/>
-        </w:pict>
-      </w:r>
-      <w:bookmarkEnd w:id="14"/>
-      <w:bookmarkEnd w:id="19"/>
-    </w:p>
-    <w:p>
-      <w:pPr>
-        <w:pStyle w:val="Ttulo1"/>
-        <w:spacing w:line="360" w:lineRule="auto"/>
-        <w:rPr>
-          <w:rFonts w:ascii="Arial" w:hAnsi="Arial" w:cs="Arial"/>
-        </w:rPr>
-      </w:pPr>
-      <w:bookmarkStart w:id="20" w:name="parte-4-rights-managed"/>
-      <w:r>
-        <w:rPr>
-          <w:rFonts w:ascii="Arial" w:eastAsia="Arial" w:hAnsi="Arial" w:cs="Arial"/>
-        </w:rPr>
-        <w:t xml:space="preserve">7. Parte 4 — </w:t>
-      </w:r>
-      <w:proofErr w:type="spellStart"/>
-      <w:r>
-        <w:rPr>
-          <w:rFonts w:ascii="Arial" w:eastAsia="Arial" w:hAnsi="Arial" w:cs="Arial"/>
-        </w:rPr>
-        <w:t>Rights</w:t>
-      </w:r>
-      <w:proofErr w:type="spellEnd"/>
-      <w:r>
-        <w:rPr>
-          <w:rFonts w:ascii="Arial" w:eastAsia="Arial" w:hAnsi="Arial" w:cs="Arial"/>
-        </w:rPr>
-        <w:t xml:space="preserve"> </w:t>
-      </w:r>
-      <w:proofErr w:type="spellStart"/>
-      <w:r>
-        <w:rPr>
-          <w:rFonts w:ascii="Arial" w:eastAsia="Arial" w:hAnsi="Arial" w:cs="Arial"/>
-        </w:rPr>
-        <w:t>Managed</w:t>
-      </w:r>
-      <w:proofErr w:type="spellEnd"/>
-    </w:p>
-    <w:p>
-      <w:pPr>
-        <w:pStyle w:val="FirstParagraph"/>
-        <w:spacing w:line="360" w:lineRule="auto"/>
-        <w:rPr>
-          <w:rFonts w:ascii="Arial" w:hAnsi="Arial" w:cs="Arial"/>
-        </w:rPr>
-      </w:pPr>
-      <w:r>
-        <w:rPr>
-          <w:rFonts w:ascii="Arial" w:eastAsia="Arial" w:hAnsi="Arial" w:cs="Arial"/>
-        </w:rPr>
-        <w:t xml:space="preserve">Pesquise o conceito de </w:t>
-      </w:r>
-      <w:proofErr w:type="spellStart"/>
-      <w:r>
-        <w:rPr>
-          <w:rFonts w:ascii="Arial" w:eastAsia="Arial" w:hAnsi="Arial" w:cs="Arial"/>
-          <w:b/>
-          <w:bCs/>
-        </w:rPr>
-        <w:t>Rights</w:t>
-      </w:r>
-      <w:proofErr w:type="spellEnd"/>
-      <w:r>
-        <w:rPr>
-          <w:rFonts w:ascii="Arial" w:eastAsia="Arial" w:hAnsi="Arial" w:cs="Arial"/>
-          <w:b/>
-          <w:bCs/>
-        </w:rPr>
-        <w:t xml:space="preserve"> </w:t>
-      </w:r>
-      <w:proofErr w:type="spellStart"/>
-      <w:r>
-        <w:rPr>
-          <w:rFonts w:ascii="Arial" w:eastAsia="Arial" w:hAnsi="Arial" w:cs="Arial"/>
-          <w:b/>
-          <w:bCs/>
-        </w:rPr>
-        <w:t>Managed</w:t>
-      </w:r>
-      <w:proofErr w:type="spellEnd"/>
-      <w:r>
-        <w:rPr>
-          <w:rFonts w:ascii="Arial" w:eastAsia="Arial" w:hAnsi="Arial" w:cs="Arial"/>
-        </w:rPr>
-        <w:t>.</w:t>
-      </w:r>
-    </w:p>
-    <w:p>
-      <w:pPr>
-        <w:pStyle w:val="Corpodetexto"/>
-        <w:spacing w:line="360" w:lineRule="auto"/>
-        <w:rPr>
-          <w:rFonts w:ascii="Arial" w:hAnsi="Arial" w:cs="Arial"/>
-        </w:rPr>
-      </w:pPr>
-      <w:r>
-        <w:rPr>
-          <w:rFonts w:ascii="Arial" w:eastAsia="Arial" w:hAnsi="Arial" w:cs="Arial"/>
-        </w:rPr>
-        <w:t>Imagine a seguinte situação:</w:t>
-      </w:r>
-    </w:p>
-    <w:p>
-      <w:pPr>
-        <w:pStyle w:val="Textoembloco"/>
-        <w:spacing w:line="360" w:lineRule="auto"/>
-        <w:rPr>
-          <w:rFonts w:ascii="Arial" w:hAnsi="Arial" w:cs="Arial"/>
-        </w:rPr>
-      </w:pPr>
-      <w:r>
-        <w:rPr>
-          <w:rFonts w:ascii="Arial" w:eastAsia="Arial" w:hAnsi="Arial" w:cs="Arial"/>
-        </w:rPr>
-        <w:t>Uma empresa deseja utilizar uma fotografia profissional em uma campanha publicitária durante 30 dias, somente no Brasil e somente em um site.</w:t>
-      </w:r>
-    </w:p>
-    <w:p>
-      <w:pPr>
-        <w:pStyle w:val="FirstParagraph"/>
-        <w:spacing w:line="360" w:lineRule="auto"/>
-        <w:rPr>
-          <w:rFonts w:ascii="Arial" w:hAnsi="Arial" w:cs="Arial"/>
-        </w:rPr>
-      </w:pPr>
-      <w:r>
-        <w:rPr>
-          <w:rFonts w:ascii="Arial" w:eastAsia="Arial" w:hAnsi="Arial" w:cs="Arial"/>
-        </w:rPr>
-        <w:t>Responda:</w:t>
-      </w:r>
-    </w:p>
-    <w:p>
-      <w:pPr>
-        <w:pStyle w:val="Ttulo3"/>
-        <w:spacing w:line="360" w:lineRule="auto"/>
-        <w:rPr>
-          <w:rFonts w:ascii="Arial" w:hAnsi="Arial" w:cs="Arial"/>
-        </w:rPr>
-      </w:pPr>
       <w:bookmarkStart w:id="21" w:name="X0f0fc6877fefc04747404bf891e3c421ce32c5d"/>
       <w:r>
         <w:rPr>
           <w:rFonts w:ascii="Arial" w:eastAsia="Arial" w:hAnsi="Arial" w:cs="Arial"/>
         </w:rPr>
-        <w:lastRenderedPageBreak/>
-        <w:t xml:space="preserve">1. Por que uma licença </w:t>
-      </w:r>
-      <w:proofErr w:type="spellStart"/>
-      <w:r>
-        <w:rPr>
-          <w:rFonts w:ascii="Arial" w:eastAsia="Arial" w:hAnsi="Arial" w:cs="Arial"/>
-        </w:rPr>
-        <w:t>Rights</w:t>
-      </w:r>
-      <w:proofErr w:type="spellEnd"/>
-      <w:r>
-        <w:rPr>
-          <w:rFonts w:ascii="Arial" w:eastAsia="Arial" w:hAnsi="Arial" w:cs="Arial"/>
-        </w:rPr>
-        <w:t xml:space="preserve"> </w:t>
-      </w:r>
-      <w:proofErr w:type="spellStart"/>
-      <w:r>
-        <w:rPr>
-          <w:rFonts w:ascii="Arial" w:eastAsia="Arial" w:hAnsi="Arial" w:cs="Arial"/>
-        </w:rPr>
-        <w:t>Managed</w:t>
-      </w:r>
-      <w:proofErr w:type="spellEnd"/>
-      <w:r>
-        <w:rPr>
-          <w:rFonts w:ascii="Arial" w:eastAsia="Arial" w:hAnsi="Arial" w:cs="Arial"/>
-        </w:rPr>
-        <w:t xml:space="preserve"> pode ser adequada para essa situação?</w:t>
+        <w:t>1. Por que uma licença Rights Managed pode ser adequada para essa situação?</w:t>
       </w:r>
     </w:p>
     <w:p>
@@ -4787,20 +4413,14 @@
         <w:rPr>
           <w:rFonts w:ascii="Arial" w:eastAsia="Arial" w:hAnsi="Arial" w:cs="Arial"/>
         </w:rPr>
-        <w:t xml:space="preserve"> utilizada, de acordo com as necessidades da </w:t>
-      </w:r>
-      <w:r>
-        <w:rPr>
-          <w:rFonts w:ascii="Arial" w:eastAsia="Arial" w:hAnsi="Arial" w:cs="Arial"/>
-        </w:rPr>
-        <w:t xml:space="preserve">empresa. </w:t>
+        <w:t xml:space="preserve"> utilizada, de acordo com as necessidades da empresa. </w:t>
       </w:r>
       <w:r>
         <w:rPr>
           <w:rFonts w:ascii="Arial" w:eastAsia="Arial" w:hAnsi="Arial" w:cs="Arial"/>
         </w:rPr>
         <w:pict w14:anchorId="4CF52D92">
-          <v:rect id="shape 33" o:spid="_x0000_i1051" style="width:0;height:1.5pt;visibility:visible;mso-wrap-distance-left:0;mso-wrap-distance-top:0;mso-wrap-distance-right:0;mso-wrap-distance-bottom:0" o:hralign="center" o:hrstd="t" o:hr="t"/>
+          <v:rect id="shape 33" o:spid="_x0000_i1046" style="width:0;height:1.5pt;visibility:visible;mso-wrap-distance-left:0;mso-wrap-distance-top:0;mso-wrap-distance-right:0;mso-wrap-distance-bottom:0" o:hralign="center" o:hrstd="t" o:hr="t"/>
         </w:pict>
       </w:r>
       <w:bookmarkEnd w:id="21"/>
@@ -4977,7 +4597,7 @@
           <w:rFonts w:ascii="Arial" w:eastAsia="Arial" w:hAnsi="Arial" w:cs="Arial"/>
         </w:rPr>
         <w:pict w14:anchorId="74E21812">
-          <v:rect id="shape 34" o:spid="_x0000_i1052" style="width:0;height:1.5pt;visibility:visible;mso-wrap-distance-left:0;mso-wrap-distance-top:0;mso-wrap-distance-right:0;mso-wrap-distance-bottom:0" o:hralign="center" o:hrstd="t" o:hr="t"/>
+          <v:rect id="shape 34" o:spid="_x0000_i1047" style="width:0;height:1.5pt;visibility:visible;mso-wrap-distance-left:0;mso-wrap-distance-top:0;mso-wrap-distance-right:0;mso-wrap-distance-bottom:0" o:hralign="center" o:hrstd="t" o:hr="t"/>
         </w:pict>
       </w:r>
       <w:bookmarkEnd w:id="20"/>
@@ -5071,7 +4691,7 @@
           <w:rFonts w:ascii="Arial" w:eastAsia="Arial" w:hAnsi="Arial" w:cs="Arial"/>
         </w:rPr>
         <w:pict w14:anchorId="5D496F8F">
-          <v:rect id="shape 36" o:spid="_x0000_i1054" style="width:0;height:1.5pt;visibility:visible;mso-wrap-distance-left:0;mso-wrap-distance-top:0;mso-wrap-distance-right:0;mso-wrap-distance-bottom:0" o:hralign="center" o:hrstd="t" o:hr="t"/>
+          <v:rect id="shape 36" o:spid="_x0000_i1048" style="width:0;height:1.5pt;visibility:visible;mso-wrap-distance-left:0;mso-wrap-distance-top:0;mso-wrap-distance-right:0;mso-wrap-distance-bottom:0" o:hralign="center" o:hrstd="t" o:hr="t"/>
         </w:pict>
       </w:r>
       <w:bookmarkEnd w:id="24"/>
@@ -5123,8 +4743,9 @@
         <w:rPr>
           <w:rFonts w:ascii="Arial" w:eastAsia="Arial" w:hAnsi="Arial" w:cs="Arial"/>
         </w:rPr>
+        <w:lastRenderedPageBreak/>
         <w:pict w14:anchorId="574200D5">
-          <v:rect id="shape 38" o:spid="_x0000_i1056" style="width:0;height:1.5pt;visibility:visible;mso-wrap-distance-left:0;mso-wrap-distance-top:0;mso-wrap-distance-right:0;mso-wrap-distance-bottom:0" o:hralign="center" o:hrstd="t" o:hr="t"/>
+          <v:rect id="shape 38" o:spid="_x0000_i1049" style="width:0;height:1.5pt;visibility:visible;mso-wrap-distance-left:0;mso-wrap-distance-top:0;mso-wrap-distance-right:0;mso-wrap-distance-bottom:0" o:hralign="center" o:hrstd="t" o:hr="t"/>
         </w:pict>
       </w:r>
     </w:p>
@@ -5217,7 +4838,6 @@
               <w:rPr>
                 <w:rFonts w:ascii="Arial" w:eastAsia="Arial" w:hAnsi="Arial" w:cs="Arial"/>
               </w:rPr>
-              <w:lastRenderedPageBreak/>
               <w:t>Reconhecimento da autoria</w:t>
             </w:r>
           </w:p>
@@ -5433,7 +5053,7 @@
           <w:rFonts w:ascii="Arial" w:eastAsia="Arial" w:hAnsi="Arial" w:cs="Arial"/>
         </w:rPr>
         <w:pict w14:anchorId="1A26DB79">
-          <v:rect id="shape 39" o:spid="_x0000_i1057" style="width:0;height:1.5pt;visibility:visible;mso-wrap-distance-left:0;mso-wrap-distance-top:0;mso-wrap-distance-right:0;mso-wrap-distance-bottom:0" o:hralign="center" o:hrstd="t" o:hr="t"/>
+          <v:rect id="shape 39" o:spid="_x0000_i1050" style="width:0;height:1.5pt;visibility:visible;mso-wrap-distance-left:0;mso-wrap-distance-top:0;mso-wrap-distance-right:0;mso-wrap-distance-bottom:0" o:hralign="center" o:hrstd="t" o:hr="t"/>
         </w:pict>
       </w:r>
       <w:bookmarkEnd w:id="23"/>
@@ -5645,13 +5265,7 @@
         <w:rPr>
           <w:rFonts w:ascii="Arial" w:hAnsi="Arial" w:cs="Arial"/>
         </w:rPr>
-        <w:t>O direito patrimonial</w:t>
-      </w:r>
-      <w:r>
-        <w:rPr>
-          <w:rFonts w:ascii="Arial" w:hAnsi="Arial" w:cs="Arial"/>
-        </w:rPr>
-        <w:t>.</w:t>
+        <w:t>O direito patrimonial.</w:t>
       </w:r>
     </w:p>
     <w:p>
@@ -5682,6 +5296,7 @@
         <w:rPr>
           <w:rFonts w:ascii="Arial" w:hAnsi="Arial" w:cs="Arial"/>
         </w:rPr>
+        <w:lastRenderedPageBreak/>
         <w:t xml:space="preserve">Os </w:t>
       </w:r>
       <w:r>
@@ -5703,37 +5318,22 @@
         <w:rPr>
           <w:rFonts w:ascii="Arial" w:hAnsi="Arial" w:cs="Arial"/>
         </w:rPr>
-        <w:t xml:space="preserve">, se deve indicar o nome do autor e a validade e abrangência da </w:t>
-      </w:r>
-      <w:proofErr w:type="spellStart"/>
-      <w:r>
-        <w:rPr>
-          <w:rFonts w:ascii="Arial" w:hAnsi="Arial" w:cs="Arial"/>
-        </w:rPr>
-        <w:t>liçenca</w:t>
-      </w:r>
-      <w:proofErr w:type="spellEnd"/>
-      <w:r>
-        <w:rPr>
-          <w:rFonts w:ascii="Arial" w:hAnsi="Arial" w:cs="Arial"/>
-        </w:rPr>
-        <w:t>.</w:t>
-      </w:r>
-    </w:p>
-    <w:p>
-      <w:pPr>
-        <w:spacing w:line="360" w:lineRule="auto"/>
-        <w:rPr>
-          <w:rFonts w:ascii="Arial" w:hAnsi="Arial" w:cs="Arial"/>
-        </w:rPr>
-      </w:pPr>
-      <w:r>
-        <w:rPr>
-          <w:rFonts w:ascii="Arial" w:eastAsia="Arial" w:hAnsi="Arial" w:cs="Arial"/>
-        </w:rPr>
-        <w:lastRenderedPageBreak/>
+        <w:t>, se deve indicar o nome do autor e a validade e abrangência da liçenca.</w:t>
+      </w:r>
+    </w:p>
+    <w:p>
+      <w:pPr>
+        <w:spacing w:line="360" w:lineRule="auto"/>
+        <w:rPr>
+          <w:rFonts w:ascii="Arial" w:hAnsi="Arial" w:cs="Arial"/>
+        </w:rPr>
+      </w:pPr>
+      <w:r>
+        <w:rPr>
+          <w:rFonts w:ascii="Arial" w:eastAsia="Arial" w:hAnsi="Arial" w:cs="Arial"/>
+        </w:rPr>
         <w:pict w14:anchorId="4EC94910">
-          <v:rect id="shape 44" o:spid="_x0000_i1062" style="width:0;height:1.5pt;visibility:visible;mso-wrap-distance-left:0;mso-wrap-distance-top:0;mso-wrap-distance-right:0;mso-wrap-distance-bottom:0" o:hralign="center" o:hrstd="t" o:hr="t"/>
+          <v:rect id="shape 44" o:spid="_x0000_i1051" style="width:0;height:1.5pt;visibility:visible;mso-wrap-distance-left:0;mso-wrap-distance-top:0;mso-wrap-distance-right:0;mso-wrap-distance-bottom:0" o:hralign="center" o:hrstd="t" o:hr="t"/>
         </w:pict>
       </w:r>
     </w:p>
@@ -5749,7 +5349,7 @@
           <w:rFonts w:ascii="Arial" w:eastAsia="Arial" w:hAnsi="Arial" w:cs="Arial"/>
         </w:rPr>
         <w:pict w14:anchorId="1B04B897">
-          <v:rect id="shape 45" o:spid="_x0000_i1063" style="width:0;height:1.5pt;visibility:visible;mso-wrap-distance-left:0;mso-wrap-distance-top:0;mso-wrap-distance-right:0;mso-wrap-distance-bottom:0" o:hralign="center" o:hrstd="t" o:hr="t"/>
+          <v:rect id="shape 45" o:spid="_x0000_i1052" style="width:0;height:1.5pt;visibility:visible;mso-wrap-distance-left:0;mso-wrap-distance-top:0;mso-wrap-distance-right:0;mso-wrap-distance-bottom:0" o:hralign="center" o:hrstd="t" o:hr="t"/>
         </w:pict>
       </w:r>
       <w:bookmarkEnd w:id="26"/>
@@ -5829,14 +5429,12 @@
           <w:rFonts w:ascii="Arial" w:hAnsi="Arial" w:cs="Arial"/>
         </w:rPr>
       </w:pPr>
-      <w:proofErr w:type="gramStart"/>
       <w:r>
         <w:rPr>
           <w:rFonts w:ascii="Arial" w:eastAsia="Arial" w:hAnsi="Arial" w:cs="Arial"/>
         </w:rPr>
         <w:t>🍔 Restaurante</w:t>
       </w:r>
-      <w:proofErr w:type="gramEnd"/>
     </w:p>
     <w:p>
       <w:pPr>
@@ -6069,16 +5667,79 @@
         <w:pStyle w:val="Corpodetexto"/>
         <w:spacing w:line="360" w:lineRule="auto"/>
         <w:rPr>
-          <w:rFonts w:ascii="Arial" w:hAnsi="Arial" w:cs="Arial"/>
-        </w:rPr>
-      </w:pPr>
-      <w:r>
-        <w:rPr>
           <w:rFonts w:ascii="Arial" w:eastAsia="Arial" w:hAnsi="Arial" w:cs="Arial"/>
           <w:b/>
           <w:bCs/>
         </w:rPr>
+      </w:pPr>
+      <w:r>
+        <w:rPr>
+          <w:rFonts w:ascii="Arial" w:eastAsia="Arial" w:hAnsi="Arial" w:cs="Arial"/>
+          <w:b/>
+          <w:bCs/>
+        </w:rPr>
         <w:t>Nome do recurso:</w:t>
+      </w:r>
+    </w:p>
+    <w:p>
+      <w:pPr>
+        <w:pStyle w:val="Compact"/>
+        <w:spacing w:line="360" w:lineRule="auto"/>
+        <w:rPr>
+          <w:rFonts w:ascii="Arial" w:eastAsia="Arial" w:hAnsi="Arial" w:cs="Arial"/>
+        </w:rPr>
+      </w:pPr>
+      <w:r>
+        <w:rPr>
+          <w:rFonts w:ascii="Arial" w:eastAsia="Arial" w:hAnsi="Arial" w:cs="Arial"/>
+        </w:rPr>
+        <w:t>Imagem 1:Não foi encontrado</w:t>
+      </w:r>
+    </w:p>
+    <w:p>
+      <w:pPr>
+        <w:pStyle w:val="Compact"/>
+        <w:spacing w:line="360" w:lineRule="auto"/>
+        <w:rPr>
+          <w:rFonts w:ascii="Arial" w:eastAsia="Arial" w:hAnsi="Arial" w:cs="Arial"/>
+        </w:rPr>
+      </w:pPr>
+      <w:r>
+        <w:rPr>
+          <w:rFonts w:ascii="Arial" w:eastAsia="Arial" w:hAnsi="Arial" w:cs="Arial"/>
+        </w:rPr>
+        <w:t>Imagem 2:Gamers Sitting Together on a Sofa (Não é certeza desse ser o nome correto)</w:t>
+      </w:r>
+    </w:p>
+    <w:p>
+      <w:pPr>
+        <w:pStyle w:val="Compact"/>
+        <w:spacing w:line="360" w:lineRule="auto"/>
+        <w:rPr>
+          <w:rFonts w:ascii="Arial" w:eastAsia="Arial" w:hAnsi="Arial" w:cs="Arial"/>
+        </w:rPr>
+      </w:pPr>
+      <w:r>
+        <w:rPr>
+          <w:rFonts w:ascii="Arial" w:eastAsia="Arial" w:hAnsi="Arial" w:cs="Arial"/>
+        </w:rPr>
+        <w:t>Vídeo:Leave Her Johnny</w:t>
+      </w:r>
+    </w:p>
+    <w:p>
+      <w:pPr>
+        <w:pStyle w:val="Corpodetexto"/>
+        <w:spacing w:line="360" w:lineRule="auto"/>
+        <w:rPr>
+          <w:rFonts w:ascii="Arial" w:hAnsi="Arial" w:cs="Arial"/>
+        </w:rPr>
+      </w:pPr>
+      <w:r>
+        <w:rPr>
+          <w:rFonts w:ascii="Arial" w:eastAsia="Arial" w:hAnsi="Arial" w:cs="Arial"/>
+        </w:rPr>
+        <w:lastRenderedPageBreak/>
+        <w:t>Música:</w:t>
       </w:r>
       <w:r>
         <w:rPr>
@@ -6093,16 +5754,78 @@
         <w:pStyle w:val="Corpodetexto"/>
         <w:spacing w:line="360" w:lineRule="auto"/>
         <w:rPr>
-          <w:rFonts w:ascii="Arial" w:hAnsi="Arial" w:cs="Arial"/>
-        </w:rPr>
-      </w:pPr>
-      <w:r>
-        <w:rPr>
           <w:rFonts w:ascii="Arial" w:eastAsia="Arial" w:hAnsi="Arial" w:cs="Arial"/>
           <w:b/>
           <w:bCs/>
         </w:rPr>
+      </w:pPr>
+      <w:r>
+        <w:rPr>
+          <w:rFonts w:ascii="Arial" w:eastAsia="Arial" w:hAnsi="Arial" w:cs="Arial"/>
+          <w:b/>
+          <w:bCs/>
+        </w:rPr>
         <w:t>Autor:</w:t>
+      </w:r>
+    </w:p>
+    <w:p>
+      <w:pPr>
+        <w:pStyle w:val="Compact"/>
+        <w:spacing w:line="360" w:lineRule="auto"/>
+        <w:rPr>
+          <w:rFonts w:ascii="Arial" w:eastAsia="Arial" w:hAnsi="Arial" w:cs="Arial"/>
+        </w:rPr>
+      </w:pPr>
+      <w:r>
+        <w:rPr>
+          <w:rFonts w:ascii="Arial" w:eastAsia="Arial" w:hAnsi="Arial" w:cs="Arial"/>
+        </w:rPr>
+        <w:t>Imagem 1:AXP Photography</w:t>
+      </w:r>
+    </w:p>
+    <w:p>
+      <w:pPr>
+        <w:pStyle w:val="Compact"/>
+        <w:spacing w:line="360" w:lineRule="auto"/>
+        <w:rPr>
+          <w:rFonts w:ascii="Arial" w:eastAsia="Arial" w:hAnsi="Arial" w:cs="Arial"/>
+        </w:rPr>
+      </w:pPr>
+      <w:r>
+        <w:rPr>
+          <w:rFonts w:ascii="Arial" w:eastAsia="Arial" w:hAnsi="Arial" w:cs="Arial"/>
+        </w:rPr>
+        <w:t>Imagem 2:Alena Darmel</w:t>
+      </w:r>
+    </w:p>
+    <w:p>
+      <w:pPr>
+        <w:pStyle w:val="Compact"/>
+        <w:spacing w:line="360" w:lineRule="auto"/>
+        <w:rPr>
+          <w:rFonts w:ascii="Arial" w:eastAsia="Arial" w:hAnsi="Arial" w:cs="Arial"/>
+        </w:rPr>
+      </w:pPr>
+      <w:r>
+        <w:rPr>
+          <w:rFonts w:ascii="Arial" w:eastAsia="Arial" w:hAnsi="Arial" w:cs="Arial"/>
+        </w:rPr>
+        <w:t>Vídeo:UbisoftMusic</w:t>
+      </w:r>
+    </w:p>
+    <w:p>
+      <w:pPr>
+        <w:pStyle w:val="Corpodetexto"/>
+        <w:spacing w:line="360" w:lineRule="auto"/>
+        <w:rPr>
+          <w:rFonts w:ascii="Arial" w:hAnsi="Arial" w:cs="Arial"/>
+        </w:rPr>
+      </w:pPr>
+      <w:r>
+        <w:rPr>
+          <w:rFonts w:ascii="Arial" w:eastAsia="Arial" w:hAnsi="Arial" w:cs="Arial"/>
+        </w:rPr>
+        <w:t>Música:</w:t>
       </w:r>
       <w:r>
         <w:rPr>
@@ -6117,16 +5840,76 @@
         <w:pStyle w:val="Corpodetexto"/>
         <w:spacing w:line="360" w:lineRule="auto"/>
         <w:rPr>
-          <w:rFonts w:ascii="Arial" w:hAnsi="Arial" w:cs="Arial"/>
-        </w:rPr>
-      </w:pPr>
-      <w:r>
-        <w:rPr>
           <w:rFonts w:ascii="Arial" w:eastAsia="Arial" w:hAnsi="Arial" w:cs="Arial"/>
           <w:b/>
           <w:bCs/>
         </w:rPr>
+      </w:pPr>
+      <w:r>
+        <w:rPr>
+          <w:rFonts w:ascii="Arial" w:eastAsia="Arial" w:hAnsi="Arial" w:cs="Arial"/>
+          <w:b/>
+          <w:bCs/>
+        </w:rPr>
         <w:t>Licença:</w:t>
+      </w:r>
+    </w:p>
+    <w:p>
+      <w:pPr>
+        <w:pStyle w:val="Compact"/>
+        <w:spacing w:line="360" w:lineRule="auto"/>
+        <w:cnfStyle w:val="100000000000" w:firstRow="1" w:lastRow="0" w:firstColumn="0" w:lastColumn="0" w:oddVBand="0" w:evenVBand="0" w:oddHBand="0" w:evenHBand="0" w:firstRowFirstColumn="0" w:firstRowLastColumn="0" w:lastRowFirstColumn="0" w:lastRowLastColumn="0"/>
+        <w:rPr>
+          <w:rFonts w:ascii="Arial" w:eastAsia="Arial" w:hAnsi="Arial" w:cs="Arial"/>
+        </w:rPr>
+      </w:pPr>
+      <w:r>
+        <w:rPr>
+          <w:rFonts w:ascii="Arial" w:eastAsia="Arial" w:hAnsi="Arial" w:cs="Arial"/>
+        </w:rPr>
+        <w:t>Link da licença:</w:t>
+      </w:r>
+    </w:p>
+    <w:p>
+      <w:pPr>
+        <w:pStyle w:val="Corpodetexto"/>
+        <w:spacing w:line="360" w:lineRule="auto"/>
+        <w:rPr>
+          <w:rFonts w:ascii="Arial" w:hAnsi="Arial" w:cs="Arial"/>
+        </w:rPr>
+      </w:pPr>
+      <w:hyperlink r:id="rId11" w:history="1">
+        <w:r>
+          <w:rPr>
+            <w:rStyle w:val="Hyperlink"/>
+            <w:rFonts w:ascii="Arial" w:hAnsi="Arial" w:cs="Arial"/>
+          </w:rPr>
+          <w:t>https://www.google.com/goto?url=CAESXQHrOzAV3vCERmvPIqDKS_nlmJ3PkaI7mGRoNCy1vAPbwa4V-Y6cAoruhUf8KsxcIDsTbY9FhHfMp1o70uBnlA_t9YNHS6n-64oxSLB9obBzIObpFLo7mih49_LBAw</w:t>
+        </w:r>
+      </w:hyperlink>
+    </w:p>
+    <w:p>
+      <w:pPr>
+        <w:pStyle w:val="Corpodetexto"/>
+        <w:spacing w:line="360" w:lineRule="auto"/>
+        <w:rPr>
+          <w:rFonts w:ascii="Arial" w:hAnsi="Arial" w:cs="Arial"/>
+        </w:rPr>
+      </w:pPr>
+    </w:p>
+    <w:p>
+      <w:pPr>
+        <w:pStyle w:val="Corpodetexto"/>
+        <w:spacing w:line="360" w:lineRule="auto"/>
+        <w:rPr>
+          <w:rFonts w:ascii="Arial" w:hAnsi="Arial" w:cs="Arial"/>
+        </w:rPr>
+      </w:pPr>
+      <w:r>
+        <w:rPr>
+          <w:rFonts w:ascii="Arial" w:eastAsia="Arial" w:hAnsi="Arial" w:cs="Arial"/>
+        </w:rPr>
+        <w:t>https://pixabay.com/service/license-summary/</w:t>
       </w:r>
       <w:r>
         <w:rPr>
@@ -6141,17 +5924,35 @@
         <w:pStyle w:val="Corpodetexto"/>
         <w:spacing w:line="360" w:lineRule="auto"/>
         <w:rPr>
-          <w:rFonts w:ascii="Arial" w:hAnsi="Arial" w:cs="Arial"/>
-        </w:rPr>
-      </w:pPr>
-      <w:r>
-        <w:rPr>
           <w:rFonts w:ascii="Arial" w:eastAsia="Arial" w:hAnsi="Arial" w:cs="Arial"/>
           <w:b/>
           <w:bCs/>
         </w:rPr>
-        <w:lastRenderedPageBreak/>
+      </w:pPr>
+      <w:r>
+        <w:rPr>
+          <w:rFonts w:ascii="Arial" w:eastAsia="Arial" w:hAnsi="Arial" w:cs="Arial"/>
+          <w:b/>
+          <w:bCs/>
+        </w:rPr>
         <w:t>Uso comercial permitido?</w:t>
+      </w:r>
+    </w:p>
+    <w:p>
+      <w:pPr>
+        <w:pStyle w:val="Corpodetexto"/>
+        <w:spacing w:line="360" w:lineRule="auto"/>
+        <w:rPr>
+          <w:rFonts w:ascii="Arial" w:hAnsi="Arial" w:cs="Arial"/>
+        </w:rPr>
+      </w:pPr>
+      <w:r>
+        <w:rPr>
+          <w:rFonts w:ascii="Arial" w:eastAsia="Arial" w:hAnsi="Arial" w:cs="Arial"/>
+          <w:b/>
+          <w:bCs/>
+        </w:rPr>
+        <w:t>Sim, permite</w:t>
       </w:r>
       <w:r>
         <w:rPr>
@@ -6166,16 +5967,35 @@
         <w:pStyle w:val="Corpodetexto"/>
         <w:spacing w:line="360" w:lineRule="auto"/>
         <w:rPr>
-          <w:rFonts w:ascii="Arial" w:hAnsi="Arial" w:cs="Arial"/>
-        </w:rPr>
-      </w:pPr>
-      <w:r>
-        <w:rPr>
           <w:rFonts w:ascii="Arial" w:eastAsia="Arial" w:hAnsi="Arial" w:cs="Arial"/>
           <w:b/>
           <w:bCs/>
         </w:rPr>
+      </w:pPr>
+      <w:r>
+        <w:rPr>
+          <w:rFonts w:ascii="Arial" w:eastAsia="Arial" w:hAnsi="Arial" w:cs="Arial"/>
+          <w:b/>
+          <w:bCs/>
+        </w:rPr>
         <w:t>Modificação permitida?</w:t>
+      </w:r>
+    </w:p>
+    <w:p>
+      <w:pPr>
+        <w:pStyle w:val="Corpodetexto"/>
+        <w:spacing w:line="360" w:lineRule="auto"/>
+        <w:rPr>
+          <w:rFonts w:ascii="Arial" w:hAnsi="Arial" w:cs="Arial"/>
+        </w:rPr>
+      </w:pPr>
+      <w:r>
+        <w:rPr>
+          <w:rFonts w:ascii="Arial" w:eastAsia="Arial" w:hAnsi="Arial" w:cs="Arial"/>
+          <w:b/>
+          <w:bCs/>
+        </w:rPr>
+        <w:t>Sim, permite</w:t>
       </w:r>
       <w:r>
         <w:rPr>
@@ -6190,16 +6010,35 @@
         <w:pStyle w:val="Corpodetexto"/>
         <w:spacing w:line="360" w:lineRule="auto"/>
         <w:rPr>
-          <w:rFonts w:ascii="Arial" w:hAnsi="Arial" w:cs="Arial"/>
-        </w:rPr>
-      </w:pPr>
-      <w:r>
-        <w:rPr>
           <w:rFonts w:ascii="Arial" w:eastAsia="Arial" w:hAnsi="Arial" w:cs="Arial"/>
           <w:b/>
           <w:bCs/>
         </w:rPr>
+      </w:pPr>
+      <w:r>
+        <w:rPr>
+          <w:rFonts w:ascii="Arial" w:eastAsia="Arial" w:hAnsi="Arial" w:cs="Arial"/>
+          <w:b/>
+          <w:bCs/>
+        </w:rPr>
         <w:t>Crédito necessário?</w:t>
+      </w:r>
+    </w:p>
+    <w:p>
+      <w:pPr>
+        <w:pStyle w:val="Corpodetexto"/>
+        <w:spacing w:line="360" w:lineRule="auto"/>
+        <w:rPr>
+          <w:rFonts w:ascii="Arial" w:hAnsi="Arial" w:cs="Arial"/>
+        </w:rPr>
+      </w:pPr>
+      <w:r>
+        <w:rPr>
+          <w:rFonts w:ascii="Arial" w:eastAsia="Arial" w:hAnsi="Arial" w:cs="Arial"/>
+          <w:b/>
+          <w:bCs/>
+        </w:rPr>
+        <w:t>Não, não é necessário</w:t>
       </w:r>
       <w:r>
         <w:rPr>
@@ -6214,16 +6053,64 @@
         <w:pStyle w:val="Corpodetexto"/>
         <w:spacing w:line="360" w:lineRule="auto"/>
         <w:rPr>
-          <w:rFonts w:ascii="Arial" w:hAnsi="Arial" w:cs="Arial"/>
-        </w:rPr>
-      </w:pPr>
-      <w:r>
-        <w:rPr>
           <w:rFonts w:ascii="Arial" w:eastAsia="Arial" w:hAnsi="Arial" w:cs="Arial"/>
           <w:b/>
           <w:bCs/>
         </w:rPr>
+      </w:pPr>
+      <w:r>
+        <w:rPr>
+          <w:rFonts w:ascii="Arial" w:eastAsia="Arial" w:hAnsi="Arial" w:cs="Arial"/>
+          <w:b/>
+          <w:bCs/>
+        </w:rPr>
         <w:t>Fonte:</w:t>
+      </w:r>
+    </w:p>
+    <w:p>
+      <w:pPr>
+        <w:pStyle w:val="Compact"/>
+        <w:spacing w:line="360" w:lineRule="auto"/>
+        <w:rPr>
+          <w:rFonts w:ascii="Arial" w:eastAsia="Arial" w:hAnsi="Arial" w:cs="Arial"/>
+        </w:rPr>
+      </w:pPr>
+      <w:r>
+        <w:rPr>
+          <w:rFonts w:ascii="Arial" w:eastAsia="Arial" w:hAnsi="Arial" w:cs="Arial"/>
+        </w:rPr>
+        <w:t>Imagens:Pexels.com</w:t>
+      </w:r>
+    </w:p>
+    <w:p>
+      <w:pPr>
+        <w:pStyle w:val="Compact"/>
+        <w:spacing w:line="360" w:lineRule="auto"/>
+        <w:rPr>
+          <w:rFonts w:ascii="Arial" w:eastAsia="Arial" w:hAnsi="Arial" w:cs="Arial"/>
+        </w:rPr>
+      </w:pPr>
+      <w:r>
+        <w:rPr>
+          <w:rFonts w:ascii="Arial" w:eastAsia="Arial" w:hAnsi="Arial" w:cs="Arial"/>
+        </w:rPr>
+        <w:t>Música:Pixabay.com</w:t>
+      </w:r>
+    </w:p>
+    <w:p>
+      <w:pPr>
+        <w:pStyle w:val="Corpodetexto"/>
+        <w:spacing w:line="360" w:lineRule="auto"/>
+        <w:rPr>
+          <w:rFonts w:ascii="Arial" w:hAnsi="Arial" w:cs="Arial"/>
+        </w:rPr>
+      </w:pPr>
+      <w:r>
+        <w:rPr>
+          <w:rFonts w:ascii="Arial" w:eastAsia="Arial" w:hAnsi="Arial" w:cs="Arial"/>
+        </w:rPr>
+        <w:lastRenderedPageBreak/>
+        <w:t>Vídeo: Youtube.com</w:t>
       </w:r>
       <w:r>
         <w:rPr>
@@ -6245,7 +6132,7 @@
           <w:rFonts w:ascii="Arial" w:eastAsia="Arial" w:hAnsi="Arial" w:cs="Arial"/>
         </w:rPr>
         <w:pict w14:anchorId="1F2A412A">
-          <v:rect id="shape 46" o:spid="_x0000_i1064" style="width:0;height:1.5pt;visibility:visible;mso-wrap-distance-left:0;mso-wrap-distance-top:0;mso-wrap-distance-right:0;mso-wrap-distance-bottom:0" o:hralign="center" o:hrstd="t" o:hr="t"/>
+          <v:rect id="shape 46" o:spid="_x0000_i1053" style="width:0;height:1.5pt;visibility:visible;mso-wrap-distance-left:0;mso-wrap-distance-top:0;mso-wrap-distance-right:0;mso-wrap-distance-bottom:0" o:hralign="center" o:hrstd="t" o:hr="t"/>
         </w:pict>
       </w:r>
       <w:bookmarkEnd w:id="28"/>
@@ -6587,6 +6474,110 @@
           <w:rStyle w:val="VerbatimChar"/>
           <w:rFonts w:ascii="Arial" w:eastAsia="Arial" w:hAnsi="Arial" w:cs="Arial"/>
         </w:rPr>
+        <w:t>│   └── Licença</w:t>
+      </w:r>
+      <w:r>
+        <w:rPr>
+          <w:rFonts w:ascii="Arial" w:eastAsia="Arial" w:hAnsi="Arial" w:cs="Arial"/>
+        </w:rPr>
+        <w:br/>
+      </w:r>
+      <w:r>
+        <w:rPr>
+          <w:rStyle w:val="VerbatimChar"/>
+          <w:rFonts w:ascii="Arial" w:eastAsia="Arial" w:hAnsi="Arial" w:cs="Arial"/>
+        </w:rPr>
+        <w:t>│</w:t>
+      </w:r>
+      <w:r>
+        <w:rPr>
+          <w:rFonts w:ascii="Arial" w:eastAsia="Arial" w:hAnsi="Arial" w:cs="Arial"/>
+        </w:rPr>
+        <w:br/>
+      </w:r>
+      <w:r>
+        <w:rPr>
+          <w:rStyle w:val="VerbatimChar"/>
+          <w:rFonts w:ascii="Arial" w:eastAsia="Arial" w:hAnsi="Arial" w:cs="Arial"/>
+        </w:rPr>
+        <w:t>├── Vídeo</w:t>
+      </w:r>
+      <w:r>
+        <w:rPr>
+          <w:rFonts w:ascii="Arial" w:eastAsia="Arial" w:hAnsi="Arial" w:cs="Arial"/>
+        </w:rPr>
+        <w:br/>
+      </w:r>
+      <w:r>
+        <w:rPr>
+          <w:rStyle w:val="VerbatimChar"/>
+          <w:rFonts w:ascii="Arial" w:eastAsia="Arial" w:hAnsi="Arial" w:cs="Arial"/>
+        </w:rPr>
+        <w:t>│   ├── Autor</w:t>
+      </w:r>
+      <w:r>
+        <w:rPr>
+          <w:rFonts w:ascii="Arial" w:eastAsia="Arial" w:hAnsi="Arial" w:cs="Arial"/>
+        </w:rPr>
+        <w:br/>
+      </w:r>
+      <w:r>
+        <w:rPr>
+          <w:rStyle w:val="VerbatimChar"/>
+          <w:rFonts w:ascii="Arial" w:eastAsia="Arial" w:hAnsi="Arial" w:cs="Arial"/>
+        </w:rPr>
+        <w:t>│   └── Licença</w:t>
+      </w:r>
+      <w:r>
+        <w:rPr>
+          <w:rFonts w:ascii="Arial" w:eastAsia="Arial" w:hAnsi="Arial" w:cs="Arial"/>
+        </w:rPr>
+        <w:br/>
+      </w:r>
+      <w:r>
+        <w:rPr>
+          <w:rStyle w:val="VerbatimChar"/>
+          <w:rFonts w:ascii="Arial" w:eastAsia="Arial" w:hAnsi="Arial" w:cs="Arial"/>
+        </w:rPr>
+        <w:t>│</w:t>
+      </w:r>
+      <w:r>
+        <w:rPr>
+          <w:rFonts w:ascii="Arial" w:eastAsia="Arial" w:hAnsi="Arial" w:cs="Arial"/>
+        </w:rPr>
+        <w:br/>
+      </w:r>
+      <w:r>
+        <w:rPr>
+          <w:rStyle w:val="VerbatimChar"/>
+          <w:rFonts w:ascii="Arial" w:eastAsia="Arial" w:hAnsi="Arial" w:cs="Arial"/>
+        </w:rPr>
+        <w:t>├── Música</w:t>
+      </w:r>
+      <w:r>
+        <w:rPr>
+          <w:rFonts w:ascii="Arial" w:eastAsia="Arial" w:hAnsi="Arial" w:cs="Arial"/>
+        </w:rPr>
+        <w:br/>
+      </w:r>
+      <w:r>
+        <w:rPr>
+          <w:rStyle w:val="VerbatimChar"/>
+          <w:rFonts w:ascii="Arial" w:eastAsia="Arial" w:hAnsi="Arial" w:cs="Arial"/>
+        </w:rPr>
+        <w:t>│   ├── Autor</w:t>
+      </w:r>
+      <w:r>
+        <w:rPr>
+          <w:rFonts w:ascii="Arial" w:eastAsia="Arial" w:hAnsi="Arial" w:cs="Arial"/>
+        </w:rPr>
+        <w:br/>
+      </w:r>
+      <w:r>
+        <w:rPr>
+          <w:rStyle w:val="VerbatimChar"/>
+          <w:rFonts w:ascii="Arial" w:eastAsia="Arial" w:hAnsi="Arial" w:cs="Arial"/>
+        </w:rPr>
         <w:lastRenderedPageBreak/>
         <w:t>│   └── Licença</w:t>
       </w:r>
@@ -6614,110 +6605,6 @@
           <w:rStyle w:val="VerbatimChar"/>
           <w:rFonts w:ascii="Arial" w:eastAsia="Arial" w:hAnsi="Arial" w:cs="Arial"/>
         </w:rPr>
-        <w:t>├── Vídeo</w:t>
-      </w:r>
-      <w:r>
-        <w:rPr>
-          <w:rFonts w:ascii="Arial" w:eastAsia="Arial" w:hAnsi="Arial" w:cs="Arial"/>
-        </w:rPr>
-        <w:br/>
-      </w:r>
-      <w:r>
-        <w:rPr>
-          <w:rStyle w:val="VerbatimChar"/>
-          <w:rFonts w:ascii="Arial" w:eastAsia="Arial" w:hAnsi="Arial" w:cs="Arial"/>
-        </w:rPr>
-        <w:t>│   ├── Autor</w:t>
-      </w:r>
-      <w:r>
-        <w:rPr>
-          <w:rFonts w:ascii="Arial" w:eastAsia="Arial" w:hAnsi="Arial" w:cs="Arial"/>
-        </w:rPr>
-        <w:br/>
-      </w:r>
-      <w:r>
-        <w:rPr>
-          <w:rStyle w:val="VerbatimChar"/>
-          <w:rFonts w:ascii="Arial" w:eastAsia="Arial" w:hAnsi="Arial" w:cs="Arial"/>
-        </w:rPr>
-        <w:t>│   └── Licença</w:t>
-      </w:r>
-      <w:r>
-        <w:rPr>
-          <w:rFonts w:ascii="Arial" w:eastAsia="Arial" w:hAnsi="Arial" w:cs="Arial"/>
-        </w:rPr>
-        <w:br/>
-      </w:r>
-      <w:r>
-        <w:rPr>
-          <w:rStyle w:val="VerbatimChar"/>
-          <w:rFonts w:ascii="Arial" w:eastAsia="Arial" w:hAnsi="Arial" w:cs="Arial"/>
-        </w:rPr>
-        <w:t>│</w:t>
-      </w:r>
-      <w:r>
-        <w:rPr>
-          <w:rFonts w:ascii="Arial" w:eastAsia="Arial" w:hAnsi="Arial" w:cs="Arial"/>
-        </w:rPr>
-        <w:br/>
-      </w:r>
-      <w:r>
-        <w:rPr>
-          <w:rStyle w:val="VerbatimChar"/>
-          <w:rFonts w:ascii="Arial" w:eastAsia="Arial" w:hAnsi="Arial" w:cs="Arial"/>
-        </w:rPr>
-        <w:t>├── Música</w:t>
-      </w:r>
-      <w:r>
-        <w:rPr>
-          <w:rFonts w:ascii="Arial" w:eastAsia="Arial" w:hAnsi="Arial" w:cs="Arial"/>
-        </w:rPr>
-        <w:br/>
-      </w:r>
-      <w:r>
-        <w:rPr>
-          <w:rStyle w:val="VerbatimChar"/>
-          <w:rFonts w:ascii="Arial" w:eastAsia="Arial" w:hAnsi="Arial" w:cs="Arial"/>
-        </w:rPr>
-        <w:t>│   ├── Autor</w:t>
-      </w:r>
-      <w:r>
-        <w:rPr>
-          <w:rFonts w:ascii="Arial" w:eastAsia="Arial" w:hAnsi="Arial" w:cs="Arial"/>
-        </w:rPr>
-        <w:br/>
-      </w:r>
-      <w:r>
-        <w:rPr>
-          <w:rStyle w:val="VerbatimChar"/>
-          <w:rFonts w:ascii="Arial" w:eastAsia="Arial" w:hAnsi="Arial" w:cs="Arial"/>
-        </w:rPr>
-        <w:t>│   └── Licença</w:t>
-      </w:r>
-      <w:r>
-        <w:rPr>
-          <w:rFonts w:ascii="Arial" w:eastAsia="Arial" w:hAnsi="Arial" w:cs="Arial"/>
-        </w:rPr>
-        <w:br/>
-      </w:r>
-      <w:r>
-        <w:rPr>
-          <w:rStyle w:val="VerbatimChar"/>
-          <w:rFonts w:ascii="Arial" w:eastAsia="Arial" w:hAnsi="Arial" w:cs="Arial"/>
-        </w:rPr>
-        <w:t>│</w:t>
-      </w:r>
-      <w:r>
-        <w:rPr>
-          <w:rFonts w:ascii="Arial" w:eastAsia="Arial" w:hAnsi="Arial" w:cs="Arial"/>
-        </w:rPr>
-        <w:br/>
-      </w:r>
-      <w:r>
-        <w:rPr>
-          <w:rStyle w:val="VerbatimChar"/>
-          <w:rFonts w:ascii="Arial" w:eastAsia="Arial" w:hAnsi="Arial" w:cs="Arial"/>
-        </w:rPr>
         <w:t>└── Referências</w:t>
       </w:r>
     </w:p>
@@ -6733,7 +6620,7 @@
           <w:rFonts w:ascii="Arial" w:eastAsia="Arial" w:hAnsi="Arial" w:cs="Arial"/>
         </w:rPr>
         <w:pict w14:anchorId="3312A699">
-          <v:rect id="shape 47" o:spid="_x0000_i1065" style="width:0;height:1.5pt;visibility:visible;mso-wrap-distance-left:0;mso-wrap-distance-top:0;mso-wrap-distance-right:0;mso-wrap-distance-bottom:0" o:hralign="center" o:hrstd="t" o:hr="t"/>
+          <v:rect id="shape 47" o:spid="_x0000_i1054" style="width:0;height:1.5pt;visibility:visible;mso-wrap-distance-left:0;mso-wrap-distance-top:0;mso-wrap-distance-right:0;mso-wrap-distance-bottom:0" o:hralign="center" o:hrstd="t" o:hr="t"/>
         </w:pict>
       </w:r>
       <w:bookmarkEnd w:id="30"/>
@@ -6891,21 +6778,7 @@
         <w:rPr>
           <w:rFonts w:ascii="Arial" w:eastAsia="Arial" w:hAnsi="Arial" w:cs="Arial"/>
         </w:rPr>
-        <w:t xml:space="preserve">motivo pelo qual sua equipe decidiu não </w:t>
-      </w:r>
-      <w:proofErr w:type="gramStart"/>
-      <w:r>
-        <w:rPr>
-          <w:rFonts w:ascii="Arial" w:eastAsia="Arial" w:hAnsi="Arial" w:cs="Arial"/>
-        </w:rPr>
-        <w:t>utilizá-lo</w:t>
-      </w:r>
-      <w:proofErr w:type="gramEnd"/>
-      <w:r>
-        <w:rPr>
-          <w:rFonts w:ascii="Arial" w:eastAsia="Arial" w:hAnsi="Arial" w:cs="Arial"/>
-        </w:rPr>
-        <w:t>.</w:t>
+        <w:t>motivo pelo qual sua equipe decidiu não utilizá-lo.</w:t>
       </w:r>
     </w:p>
     <w:p>
@@ -6937,25 +6810,7 @@
           <w:b/>
           <w:bCs/>
         </w:rPr>
-        <w:t xml:space="preserve">“Por que encontramos o conteúdo, mas decidimos não </w:t>
-      </w:r>
-      <w:proofErr w:type="gramStart"/>
-      <w:r>
-        <w:rPr>
-          <w:rFonts w:ascii="Arial" w:eastAsia="Arial" w:hAnsi="Arial" w:cs="Arial"/>
-          <w:b/>
-          <w:bCs/>
-        </w:rPr>
-        <w:t>utilizá-lo</w:t>
-      </w:r>
-      <w:proofErr w:type="gramEnd"/>
-      <w:r>
-        <w:rPr>
-          <w:rFonts w:ascii="Arial" w:eastAsia="Arial" w:hAnsi="Arial" w:cs="Arial"/>
-          <w:b/>
-          <w:bCs/>
-        </w:rPr>
-        <w:t>?”</w:t>
+        <w:t>“Por que encontramos o conteúdo, mas decidimos não utilizá-lo?”</w:t>
       </w:r>
     </w:p>
     <w:p>
@@ -6970,7 +6825,7 @@
           <w:rFonts w:ascii="Arial" w:eastAsia="Arial" w:hAnsi="Arial" w:cs="Arial"/>
         </w:rPr>
         <w:pict w14:anchorId="6D8E1A37">
-          <v:rect id="shape 48" o:spid="_x0000_i1066" style="width:0;height:1.5pt;visibility:visible;mso-wrap-distance-left:0;mso-wrap-distance-top:0;mso-wrap-distance-right:0;mso-wrap-distance-bottom:0" o:hralign="center" o:hrstd="t" o:hr="t"/>
+          <v:rect id="shape 48" o:spid="_x0000_i1055" style="width:0;height:1.5pt;visibility:visible;mso-wrap-distance-left:0;mso-wrap-distance-top:0;mso-wrap-distance-right:0;mso-wrap-distance-bottom:0" o:hralign="center" o:hrstd="t" o:hr="t"/>
         </w:pict>
       </w:r>
     </w:p>
@@ -6986,7 +6841,7 @@
           <w:rFonts w:ascii="Arial" w:eastAsia="Arial" w:hAnsi="Arial" w:cs="Arial"/>
         </w:rPr>
         <w:pict w14:anchorId="7F9099A0">
-          <v:rect id="shape 49" o:spid="_x0000_i1067" style="width:0;height:1.5pt;visibility:visible;mso-wrap-distance-left:0;mso-wrap-distance-top:0;mso-wrap-distance-right:0;mso-wrap-distance-bottom:0" o:hralign="center" o:hrstd="t" o:hr="t"/>
+          <v:rect id="shape 49" o:spid="_x0000_i1056" style="width:0;height:1.5pt;visibility:visible;mso-wrap-distance-left:0;mso-wrap-distance-top:0;mso-wrap-distance-right:0;mso-wrap-distance-bottom:0" o:hralign="center" o:hrstd="t" o:hr="t"/>
         </w:pict>
       </w:r>
     </w:p>
@@ -7002,7 +6857,7 @@
           <w:rFonts w:ascii="Arial" w:eastAsia="Arial" w:hAnsi="Arial" w:cs="Arial"/>
         </w:rPr>
         <w:pict w14:anchorId="696293D2">
-          <v:rect id="shape 50" o:spid="_x0000_i1068" style="width:0;height:1.5pt;visibility:visible;mso-wrap-distance-left:0;mso-wrap-distance-top:0;mso-wrap-distance-right:0;mso-wrap-distance-bottom:0" o:hralign="center" o:hrstd="t" o:hr="t"/>
+          <v:rect id="shape 50" o:spid="_x0000_i1057" style="width:0;height:1.5pt;visibility:visible;mso-wrap-distance-left:0;mso-wrap-distance-top:0;mso-wrap-distance-right:0;mso-wrap-distance-bottom:0" o:hralign="center" o:hrstd="t" o:hr="t"/>
         </w:pict>
       </w:r>
     </w:p>
@@ -7018,7 +6873,7 @@
           <w:rFonts w:ascii="Arial" w:eastAsia="Arial" w:hAnsi="Arial" w:cs="Arial"/>
         </w:rPr>
         <w:pict w14:anchorId="05CDD382">
-          <v:rect id="shape 51" o:spid="_x0000_i1069" style="width:0;height:1.5pt;visibility:visible;mso-wrap-distance-left:0;mso-wrap-distance-top:0;mso-wrap-distance-right:0;mso-wrap-distance-bottom:0" o:hralign="center" o:hrstd="t" o:hr="t"/>
+          <v:rect id="shape 51" o:spid="_x0000_i1058" style="width:0;height:1.5pt;visibility:visible;mso-wrap-distance-left:0;mso-wrap-distance-top:0;mso-wrap-distance-right:0;mso-wrap-distance-bottom:0" o:hralign="center" o:hrstd="t" o:hr="t"/>
         </w:pict>
       </w:r>
       <w:bookmarkEnd w:id="32"/>
@@ -7036,7 +6891,6 @@
         <w:rPr>
           <w:rFonts w:ascii="Arial" w:eastAsia="Arial" w:hAnsi="Arial" w:cs="Arial"/>
         </w:rPr>
-        <w:lastRenderedPageBreak/>
         <w:t>13. Apresentação</w:t>
       </w:r>
     </w:p>
@@ -7194,8 +7048,9 @@
         <w:rPr>
           <w:rFonts w:ascii="Arial" w:eastAsia="Arial" w:hAnsi="Arial" w:cs="Arial"/>
         </w:rPr>
+        <w:lastRenderedPageBreak/>
         <w:pict w14:anchorId="4437CB23">
-          <v:rect id="shape 52" o:spid="_x0000_i1070" style="width:0;height:1.5pt;visibility:visible;mso-wrap-distance-left:0;mso-wrap-distance-top:0;mso-wrap-distance-right:0;mso-wrap-distance-bottom:0" o:hralign="center" o:hrstd="t" o:hr="t"/>
+          <v:rect id="shape 52" o:spid="_x0000_i1059" style="width:0;height:1.5pt;visibility:visible;mso-wrap-distance-left:0;mso-wrap-distance-top:0;mso-wrap-distance-right:0;mso-wrap-distance-bottom:0" o:hralign="center" o:hrstd="t" o:hr="t"/>
         </w:pict>
       </w:r>
       <w:bookmarkEnd w:id="33"/>
@@ -7247,21 +7102,7 @@
         <w:rPr>
           <w:rFonts w:ascii="Arial" w:eastAsia="Arial" w:hAnsi="Arial" w:cs="Arial"/>
         </w:rPr>
-        <w:t xml:space="preserve">Pesquisamos as licenças </w:t>
-      </w:r>
-      <w:proofErr w:type="spellStart"/>
-      <w:r>
-        <w:rPr>
-          <w:rFonts w:ascii="Arial" w:eastAsia="Arial" w:hAnsi="Arial" w:cs="Arial"/>
-        </w:rPr>
-        <w:t>Creative</w:t>
-      </w:r>
-      <w:proofErr w:type="spellEnd"/>
-      <w:r>
-        <w:rPr>
-          <w:rFonts w:ascii="Arial" w:eastAsia="Arial" w:hAnsi="Arial" w:cs="Arial"/>
-        </w:rPr>
-        <w:t xml:space="preserve"> Commons;</w:t>
+        <w:t>Pesquisamos as licenças Creative Commons;</w:t>
       </w:r>
     </w:p>
     <w:p>
@@ -7451,21 +7292,7 @@
         <w:rPr>
           <w:rFonts w:ascii="Arial" w:eastAsia="Arial" w:hAnsi="Arial" w:cs="Arial"/>
         </w:rPr>
-        <w:t xml:space="preserve">Entendemos Royalty </w:t>
-      </w:r>
-      <w:proofErr w:type="spellStart"/>
-      <w:r>
-        <w:rPr>
-          <w:rFonts w:ascii="Arial" w:eastAsia="Arial" w:hAnsi="Arial" w:cs="Arial"/>
-        </w:rPr>
-        <w:t>Free</w:t>
-      </w:r>
-      <w:proofErr w:type="spellEnd"/>
-      <w:r>
-        <w:rPr>
-          <w:rFonts w:ascii="Arial" w:eastAsia="Arial" w:hAnsi="Arial" w:cs="Arial"/>
-        </w:rPr>
-        <w:t>;</w:t>
+        <w:t>Entendemos Royalty Free;</w:t>
       </w:r>
     </w:p>
     <w:p>
@@ -7484,35 +7311,7 @@
         <w:rPr>
           <w:rFonts w:ascii="Arial" w:eastAsia="Arial" w:hAnsi="Arial" w:cs="Arial"/>
         </w:rPr>
-        <w:t xml:space="preserve">Entendemos </w:t>
-      </w:r>
-      <w:proofErr w:type="spellStart"/>
-      <w:r>
-        <w:rPr>
-          <w:rFonts w:ascii="Arial" w:eastAsia="Arial" w:hAnsi="Arial" w:cs="Arial"/>
-        </w:rPr>
-        <w:t>Rights</w:t>
-      </w:r>
-      <w:proofErr w:type="spellEnd"/>
-      <w:r>
-        <w:rPr>
-          <w:rFonts w:ascii="Arial" w:eastAsia="Arial" w:hAnsi="Arial" w:cs="Arial"/>
-        </w:rPr>
-        <w:t xml:space="preserve"> </w:t>
-      </w:r>
-      <w:proofErr w:type="spellStart"/>
-      <w:r>
-        <w:rPr>
-          <w:rFonts w:ascii="Arial" w:eastAsia="Arial" w:hAnsi="Arial" w:cs="Arial"/>
-        </w:rPr>
-        <w:t>Managed</w:t>
-      </w:r>
-      <w:proofErr w:type="spellEnd"/>
-      <w:r>
-        <w:rPr>
-          <w:rFonts w:ascii="Arial" w:eastAsia="Arial" w:hAnsi="Arial" w:cs="Arial"/>
-        </w:rPr>
-        <w:t>;</w:t>
+        <w:t>Entendemos Rights Managed;</w:t>
       </w:r>
     </w:p>
     <w:p>
@@ -7621,9 +7420,8 @@
         <w:rPr>
           <w:rFonts w:ascii="Arial" w:eastAsia="Arial" w:hAnsi="Arial" w:cs="Arial"/>
         </w:rPr>
-        <w:lastRenderedPageBreak/>
         <w:pict w14:anchorId="2B78DE4D">
-          <v:rect id="shape 53" o:spid="_x0000_i1071" style="width:0;height:1.5pt;visibility:visible;mso-wrap-distance-left:0;mso-wrap-distance-top:0;mso-wrap-distance-right:0;mso-wrap-distance-bottom:0" o:hralign="center" o:hrstd="t" o:hr="t"/>
+          <v:rect id="shape 53" o:spid="_x0000_i1060" style="width:0;height:1.5pt;visibility:visible;mso-wrap-distance-left:0;mso-wrap-distance-top:0;mso-wrap-distance-right:0;mso-wrap-distance-bottom:0" o:hralign="center" o:hrstd="t" o:hr="t"/>
         </w:pict>
       </w:r>
       <w:bookmarkEnd w:id="34"/>
@@ -7804,21 +7602,7 @@
               <w:rPr>
                 <w:rFonts w:ascii="Arial" w:eastAsia="Arial" w:hAnsi="Arial" w:cs="Arial"/>
               </w:rPr>
-              <w:t xml:space="preserve">Pesquisa de </w:t>
-            </w:r>
-            <w:proofErr w:type="spellStart"/>
-            <w:r>
-              <w:rPr>
-                <w:rFonts w:ascii="Arial" w:eastAsia="Arial" w:hAnsi="Arial" w:cs="Arial"/>
-              </w:rPr>
-              <w:t>conteúdos</w:t>
-            </w:r>
-            <w:proofErr w:type="spellEnd"/>
-            <w:r>
-              <w:rPr>
-                <w:rFonts w:ascii="Arial" w:eastAsia="Arial" w:hAnsi="Arial" w:cs="Arial"/>
-              </w:rPr>
-              <w:t xml:space="preserve"> reais</w:t>
+              <w:t>Pesquisa de conteúdos reais</w:t>
             </w:r>
           </w:p>
         </w:tc>
@@ -7904,6 +7688,7 @@
               <w:rPr>
                 <w:rFonts w:ascii="Arial" w:eastAsia="Arial" w:hAnsi="Arial" w:cs="Arial"/>
               </w:rPr>
+              <w:lastRenderedPageBreak/>
               <w:t>Página HTML/projeto final</w:t>
             </w:r>
           </w:p>
@@ -8033,7 +7818,7 @@
           <w:rFonts w:ascii="Arial" w:eastAsia="Arial" w:hAnsi="Arial" w:cs="Arial"/>
         </w:rPr>
         <w:pict w14:anchorId="56F4E89E">
-          <v:rect id="shape 54" o:spid="_x0000_i1072" style="width:0;height:1.5pt;visibility:visible;mso-wrap-distance-left:0;mso-wrap-distance-top:0;mso-wrap-distance-right:0;mso-wrap-distance-bottom:0" o:hralign="center" o:hrstd="t" o:hr="t"/>
+          <v:rect id="shape 54" o:spid="_x0000_i1061" style="width:0;height:1.5pt;visibility:visible;mso-wrap-distance-left:0;mso-wrap-distance-top:0;mso-wrap-distance-right:0;mso-wrap-distance-bottom:0" o:hralign="center" o:hrstd="t" o:hr="t"/>
         </w:pict>
       </w:r>
     </w:p>
@@ -8097,7 +7882,7 @@
           <w:rFonts w:ascii="Arial" w:eastAsia="Arial" w:hAnsi="Arial" w:cs="Arial"/>
         </w:rPr>
         <w:pict w14:anchorId="0C8CDB87">
-          <v:rect id="shape 55" o:spid="_x0000_i1073" style="width:0;height:1.5pt;visibility:visible;mso-wrap-distance-left:0;mso-wrap-distance-top:0;mso-wrap-distance-right:0;mso-wrap-distance-bottom:0" o:hralign="center" o:hrstd="t" o:hr="t"/>
+          <v:rect id="shape 55" o:spid="_x0000_i1062" style="width:0;height:1.5pt;visibility:visible;mso-wrap-distance-left:0;mso-wrap-distance-top:0;mso-wrap-distance-right:0;mso-wrap-distance-bottom:0" o:hralign="center" o:hrstd="t" o:hr="t"/>
         </w:pict>
       </w:r>
     </w:p>
@@ -8113,7 +7898,7 @@
           <w:rFonts w:ascii="Arial" w:eastAsia="Arial" w:hAnsi="Arial" w:cs="Arial"/>
         </w:rPr>
         <w:pict w14:anchorId="12CE93A0">
-          <v:rect id="shape 56" o:spid="_x0000_i1074" style="width:0;height:1.5pt;visibility:visible;mso-wrap-distance-left:0;mso-wrap-distance-top:0;mso-wrap-distance-right:0;mso-wrap-distance-bottom:0" o:hralign="center" o:hrstd="t" o:hr="t"/>
+          <v:rect id="shape 56" o:spid="_x0000_i1063" style="width:0;height:1.5pt;visibility:visible;mso-wrap-distance-left:0;mso-wrap-distance-top:0;mso-wrap-distance-right:0;mso-wrap-distance-bottom:0" o:hralign="center" o:hrstd="t" o:hr="t"/>
         </w:pict>
       </w:r>
     </w:p>
@@ -8129,7 +7914,7 @@
           <w:rFonts w:ascii="Arial" w:eastAsia="Arial" w:hAnsi="Arial" w:cs="Arial"/>
         </w:rPr>
         <w:pict w14:anchorId="1A0222D7">
-          <v:rect id="shape 57" o:spid="_x0000_i1075" style="width:0;height:1.5pt;visibility:visible;mso-wrap-distance-left:0;mso-wrap-distance-top:0;mso-wrap-distance-right:0;mso-wrap-distance-bottom:0" o:hralign="center" o:hrstd="t" o:hr="t"/>
+          <v:rect id="shape 57" o:spid="_x0000_i1064" style="width:0;height:1.5pt;visibility:visible;mso-wrap-distance-left:0;mso-wrap-distance-top:0;mso-wrap-distance-right:0;mso-wrap-distance-bottom:0" o:hralign="center" o:hrstd="t" o:hr="t"/>
         </w:pict>
       </w:r>
     </w:p>
@@ -8145,7 +7930,7 @@
           <w:rFonts w:ascii="Arial" w:eastAsia="Arial" w:hAnsi="Arial" w:cs="Arial"/>
         </w:rPr>
         <w:pict w14:anchorId="5EFF510B">
-          <v:rect id="shape 58" o:spid="_x0000_i1076" style="width:0;height:1.5pt;visibility:visible;mso-wrap-distance-left:0;mso-wrap-distance-top:0;mso-wrap-distance-right:0;mso-wrap-distance-bottom:0" o:hralign="center" o:hrstd="t" o:hr="t"/>
+          <v:rect id="shape 58" o:spid="_x0000_i1065" style="width:0;height:1.5pt;visibility:visible;mso-wrap-distance-left:0;mso-wrap-distance-top:0;mso-wrap-distance-right:0;mso-wrap-distance-bottom:0" o:hralign="center" o:hrstd="t" o:hr="t"/>
         </w:pict>
       </w:r>
       <w:bookmarkEnd w:id="35"/>
@@ -9068,6 +8853,7 @@
   <w:style w:type="paragraph" w:default="1" w:styleId="Normal">
     <w:name w:val="Normal"/>
     <w:qFormat/>
+    <w:rsid w:val="000E754A"/>
   </w:style>
   <w:style w:type="paragraph" w:styleId="Ttulo1">
     <w:name w:val="heading 1"/>
@@ -21228,6 +21014,18 @@
     <w:basedOn w:val="Fontepargpadro"/>
     <w:link w:val="Corpodetexto"/>
     <w:rsid w:val="00F364C7"/>
+  </w:style>
+  <w:style w:type="character" w:styleId="MenoPendente">
+    <w:name w:val="Unresolved Mention"/>
+    <w:basedOn w:val="Fontepargpadro"/>
+    <w:uiPriority w:val="99"/>
+    <w:semiHidden/>
+    <w:unhideWhenUsed/>
+    <w:rsid w:val="00E80227"/>
+    <w:rPr>
+      <w:color w:val="605E5C"/>
+      <w:shd w:val="clear" w:color="auto" w:fill="E1DFDD"/>
+    </w:rPr>
   </w:style>
 </w:styles>
 </file>
@@ -21429,6 +21227,14 @@
 </file>
 
 <file path=customXml/item1.xml><?xml version="1.0" encoding="utf-8"?>
+<p:properties xmlns:p="http://schemas.microsoft.com/office/2006/metadata/properties" xmlns:xsi="http://www.w3.org/2001/XMLSchema-instance" xmlns:pc="http://schemas.microsoft.com/office/infopath/2007/PartnerControls">
+  <documentManagement>
+    <ReferenceId xmlns="687ae8e4-b11a-4693-a364-6a8f5e4c3a07" xsi:nil="true"/>
+  </documentManagement>
+</p:properties>
+</file>
+
+<file path=customXml/item2.xml><?xml version="1.0" encoding="utf-8"?>
 <?mso-contentType ?>
 <FormTemplates xmlns="http://schemas.microsoft.com/sharepoint/v3/contenttype/forms">
   <Display>DocumentLibraryForm</Display>
@@ -21437,15 +21243,11 @@
 </FormTemplates>
 </file>
 
-<file path=customXml/item2.xml><?xml version="1.0" encoding="utf-8"?>
-<p:properties xmlns:p="http://schemas.microsoft.com/office/2006/metadata/properties" xmlns:xsi="http://www.w3.org/2001/XMLSchema-instance" xmlns:pc="http://schemas.microsoft.com/office/infopath/2007/PartnerControls">
-  <documentManagement>
-    <ReferenceId xmlns="687ae8e4-b11a-4693-a364-6a8f5e4c3a07" xsi:nil="true"/>
-  </documentManagement>
-</p:properties>
+<file path=customXml/item3.xml><?xml version="1.0" encoding="utf-8"?>
+<b:Sources xmlns:b="http://schemas.openxmlformats.org/officeDocument/2006/bibliography" xmlns="http://schemas.openxmlformats.org/officeDocument/2006/bibliography" SelectedStyle="\APASixthEditionOfficeOnline.xsl" StyleName="APA" Version="6"/>
 </file>
 
-<file path=customXml/item3.xml><?xml version="1.0" encoding="utf-8"?>
+<file path=customXml/item4.xml><?xml version="1.0" encoding="utf-8"?>
 <ct:contentTypeSchema xmlns:ct="http://schemas.microsoft.com/office/2006/metadata/contentType" xmlns:ma="http://schemas.microsoft.com/office/2006/metadata/properties/metaAttributes" ct:_="" ma:_="" ma:contentTypeName="Documento" ma:contentTypeID="0x01010038735FCA7DCFFA458810561EE3FDC9DD" ma:contentTypeVersion="1" ma:contentTypeDescription="Crie um novo documento." ma:contentTypeScope="" ma:versionID="5f219a6c08ce159985a72c82da21b342">
   <xsd:schema xmlns:xsd="http://www.w3.org/2001/XMLSchema" xmlns:xs="http://www.w3.org/2001/XMLSchema" xmlns:p="http://schemas.microsoft.com/office/2006/metadata/properties" xmlns:ns2="687ae8e4-b11a-4693-a364-6a8f5e4c3a07" targetNamespace="http://schemas.microsoft.com/office/2006/metadata/properties" ma:root="true" ma:fieldsID="36b96138e688126292d8a016db4c424c" ns2:_="">
     <xsd:import namespace="687ae8e4-b11a-4693-a364-6a8f5e4c3a07"/>
@@ -21571,19 +21373,7 @@
 </ct:contentTypeSchema>
 </file>
 
-<file path=customXml/item4.xml><?xml version="1.0" encoding="utf-8"?>
-<b:Sources xmlns:b="http://schemas.openxmlformats.org/officeDocument/2006/bibliography" xmlns="http://schemas.openxmlformats.org/officeDocument/2006/bibliography" SelectedStyle="\APASixthEditionOfficeOnline.xsl" StyleName="APA" Version="6"/>
-</file>
-
 <file path=customXml/itemProps1.xml><?xml version="1.0" encoding="utf-8"?>
-<ds:datastoreItem xmlns:ds="http://schemas.openxmlformats.org/officeDocument/2006/customXml" ds:itemID="{8F24AAD2-B016-4CF6-8A58-711982955EAE}">
-  <ds:schemaRefs>
-    <ds:schemaRef ds:uri="http://schemas.microsoft.com/sharepoint/v3/contenttype/forms"/>
-  </ds:schemaRefs>
-</ds:datastoreItem>
-</file>
-
-<file path=customXml/itemProps2.xml><?xml version="1.0" encoding="utf-8"?>
 <ds:datastoreItem xmlns:ds="http://schemas.openxmlformats.org/officeDocument/2006/customXml" ds:itemID="{2D0AA3DD-39E7-4CD3-802B-D06C1932E82C}">
   <ds:schemaRefs>
     <ds:schemaRef ds:uri="http://schemas.microsoft.com/office/2006/metadata/properties"/>
@@ -21593,7 +21383,23 @@
 </ds:datastoreItem>
 </file>
 
+<file path=customXml/itemProps2.xml><?xml version="1.0" encoding="utf-8"?>
+<ds:datastoreItem xmlns:ds="http://schemas.openxmlformats.org/officeDocument/2006/customXml" ds:itemID="{8F24AAD2-B016-4CF6-8A58-711982955EAE}">
+  <ds:schemaRefs>
+    <ds:schemaRef ds:uri="http://schemas.microsoft.com/sharepoint/v3/contenttype/forms"/>
+  </ds:schemaRefs>
+</ds:datastoreItem>
+</file>
+
 <file path=customXml/itemProps3.xml><?xml version="1.0" encoding="utf-8"?>
+<ds:datastoreItem xmlns:ds="http://schemas.openxmlformats.org/officeDocument/2006/customXml" ds:itemID="{AD66C615-E7C3-4D7F-9C66-D769D4F4ABBC}">
+  <ds:schemaRefs>
+    <ds:schemaRef ds:uri="http://schemas.openxmlformats.org/officeDocument/2006/bibliography"/>
+  </ds:schemaRefs>
+</ds:datastoreItem>
+</file>
+
+<file path=customXml/itemProps4.xml><?xml version="1.0" encoding="utf-8"?>
 <ds:datastoreItem xmlns:ds="http://schemas.openxmlformats.org/officeDocument/2006/customXml" ds:itemID="{75D650B6-28B1-42F0-BED9-6D44374C2B70}">
   <ds:schemaRefs>
     <ds:schemaRef ds:uri="http://schemas.microsoft.com/office/2006/metadata/contentType"/>
@@ -21609,12 +21415,4 @@
     <ds:schemaRef ds:uri="http://schemas.microsoft.com/internal/obd"/>
   </ds:schemaRefs>
 </ds:datastoreItem>
-</file>
-
-<file path=customXml/itemProps4.xml><?xml version="1.0" encoding="utf-8"?>
-<ds:datastoreItem xmlns:ds="http://schemas.openxmlformats.org/officeDocument/2006/customXml" ds:itemID="{AD66C615-E7C3-4D7F-9C66-D769D4F4ABBC}">
-  <ds:schemaRefs>
-    <ds:schemaRef ds:uri="http://schemas.openxmlformats.org/officeDocument/2006/bibliography"/>
-  </ds:schemaRefs>
-</ds:datastoreItem>
 </file>